--- a/shinmok1/pack/2509/H1MOGO25-09_34_SET.docx
+++ b/shinmok1/pack/2509/H1MOGO25-09_34_SET.docx
@@ -58,7 +58,7 @@
           <w:sz w:val="16"/>
           <w:u w:val="none"/>
         </w:rPr>
-        <w:t>(   )반 (   )번 이름(            )  CHECK ___/35  전용 ___/44.0점</w:t>
+        <w:t>(   )반 (   )번 이름(            )  CHECK ___/35  전용 ___/30.0점</w:t>
       </w:r>
     </w:p>
     <w:p>
@@ -1449,7 +1449,7 @@
           <w:sz w:val="18"/>
           <w:u w:val="none"/>
         </w:rPr>
-        <w:t>PART 2 · 전용문제  (선택형 13 · 서답형 1 · 44.0점)</w:t>
+        <w:t>PART 2 · 전용문제  (선택형 8 · 서답형 2 · 30.0점)</w:t>
       </w:r>
     </w:p>
     <w:p>
@@ -1474,25 +1474,25 @@
           <w:sz w:val="17"/>
           <w:u w:val="none"/>
         </w:rPr>
-        <w:t xml:space="preserve"> 윗글의 내용과 일치하지 </w:t>
-      </w:r>
-      <w:r>
-        <w:rPr>
-          <w:rFonts w:ascii="맑은 고딕" w:hAnsi="맑은 고딕" w:eastAsia="맑은 고딕"/>
-          <w:b/>
-          <w:sz w:val="17"/>
-          <w:u w:val="none"/>
-        </w:rPr>
-        <w:t>않는</w:t>
+        <w:t xml:space="preserve"> 다음 글에 대한 &lt;보기&gt;의 설명 중 </w:t>
       </w:r>
       <w:r>
         <w:rPr>
           <w:rFonts w:ascii="맑은 고딕" w:hAnsi="맑은 고딕" w:eastAsia="맑은 고딕"/>
           <w:b w:val="0"/>
           <w:sz w:val="17"/>
-          <w:u w:val="none"/>
-        </w:rPr>
-        <w:t xml:space="preserve"> 것은? [2.7점]</w:t>
+          <w:u w:val="single"/>
+        </w:rPr>
+        <w:t>틀린</w:t>
+      </w:r>
+      <w:r>
+        <w:rPr>
+          <w:rFonts w:ascii="맑은 고딕" w:hAnsi="맑은 고딕" w:eastAsia="맑은 고딕"/>
+          <w:b w:val="0"/>
+          <w:sz w:val="17"/>
+          <w:u w:val="none"/>
+        </w:rPr>
+        <w:t xml:space="preserve"> 것만을 있는 대로 고른 것은? [3.3점]</w:t>
       </w:r>
     </w:p>
     <w:p>
@@ -1515,7 +1515,197 @@
           <w:sz w:val="17"/>
           <w:u w:val="none"/>
         </w:rPr>
-        <w:t>According to the journalist Richard Heinberg, replacing fossil fuels with renewable energy is among the largest change projects humanity has ever attempted. It means far more than solar panels and wind turbines: transport, farming, and industry must all be rebuilt. And none of it can be built without fossil fuels. Concrete and steel call for quantities of energy that only fossil sources can deliver, and the rare minerals inside solar panels have to be dug out of the ground by fossil-powered machines. The faster we race toward renewables, therefore, the faster we burn fossil energy to get there — a cost that is both expensive and damaging to emission targets, and one that transition proposals, fixed on energy supply, seldom bother to count.</w:t>
+        <w:t>Richard Heinberg, an American journalist, argues that in building the renewable energy infrastructure to stop global warming, we are actually involved in one of the greatest change projects in human history. In addition to solar panels and wind turbines, we have to build an alternative transport infrastructure, farming procedures and industrial processes. This transformation cannot happen without fossil fuels. For instance, production of concrete structures and steel elements require amounts of energy that is only possible to produce with fossil energy. Production of solar panels requires scarce and expensive minerals ⓐ</w:t>
+      </w:r>
+      <w:r>
+        <w:rPr>
+          <w:rFonts w:ascii="맑은 고딕" w:hAnsi="맑은 고딕" w:eastAsia="맑은 고딕"/>
+          <w:b w:val="0"/>
+          <w:sz w:val="17"/>
+          <w:u w:val="single"/>
+        </w:rPr>
+        <w:t>which must be excavated</w:t>
+      </w:r>
+      <w:r>
+        <w:rPr>
+          <w:rFonts w:ascii="맑은 고딕" w:hAnsi="맑은 고딕" w:eastAsia="맑은 고딕"/>
+          <w:b w:val="0"/>
+          <w:sz w:val="17"/>
+          <w:u w:val="none"/>
+        </w:rPr>
+        <w:t>, again requiring the use of fossil fuels. (A) ________, the harder we push towards a renewable energy system, the faster we have to use fossil energy for the construction process. This is not only expensive, but also an ⓑ</w:t>
+      </w:r>
+      <w:r>
+        <w:rPr>
+          <w:rFonts w:ascii="맑은 고딕" w:hAnsi="맑은 고딕" w:eastAsia="맑은 고딕"/>
+          <w:b w:val="0"/>
+          <w:sz w:val="17"/>
+          <w:u w:val="single"/>
+        </w:rPr>
+        <w:t>undermining</w:t>
+      </w:r>
+      <w:r>
+        <w:rPr>
+          <w:rFonts w:ascii="맑은 고딕" w:hAnsi="맑은 고딕" w:eastAsia="맑은 고딕"/>
+          <w:b w:val="0"/>
+          <w:sz w:val="17"/>
+          <w:u w:val="none"/>
+        </w:rPr>
+        <w:t xml:space="preserve"> factor for our efforts to cut global emissions. Heinberg remarks that the cost of building this new energy infrastructure is seldom counted in transition proposals, which tend to focus just on energy supply requirements.</w:t>
+      </w:r>
+    </w:p>
+    <w:p>
+      <w:pPr>
+        <w:spacing w:before="0" w:after="0" w:line="288" w:lineRule="auto"/>
+        <w:ind w:left="40"/>
+        <w:snapToGrid w:val="0"/>
+        <w:pBdr>
+          <w:top w:val="single" w:sz="4" w:space="2" w:color="9B6BD0"/>
+          <w:left w:val="single" w:sz="4" w:space="2" w:color="9B6BD0"/>
+          <w:bottom w:val="single" w:sz="4" w:space="2" w:color="9B6BD0"/>
+          <w:right w:val="single" w:sz="4" w:space="2" w:color="9B6BD0"/>
+        </w:pBdr>
+        <w:shd w:val="clear" w:color="auto" w:fill="FAF5FF"/>
+      </w:pPr>
+      <w:r>
+        <w:rPr>
+          <w:rFonts w:ascii="맑은 고딕" w:hAnsi="맑은 고딕" w:eastAsia="맑은 고딕"/>
+          <w:b/>
+          <w:sz w:val="17"/>
+          <w:u w:val="none"/>
+        </w:rPr>
+        <w:t>&lt;보 기&gt;</w:t>
+      </w:r>
+    </w:p>
+    <w:p>
+      <w:pPr>
+        <w:spacing w:before="0" w:after="0" w:line="288" w:lineRule="auto"/>
+        <w:ind w:left="40"/>
+        <w:snapToGrid w:val="0"/>
+        <w:pBdr>
+          <w:top w:val="single" w:sz="4" w:space="2" w:color="9B6BD0"/>
+          <w:left w:val="single" w:sz="4" w:space="2" w:color="9B6BD0"/>
+          <w:bottom w:val="single" w:sz="4" w:space="2" w:color="9B6BD0"/>
+          <w:right w:val="single" w:sz="4" w:space="2" w:color="9B6BD0"/>
+        </w:pBdr>
+        <w:shd w:val="clear" w:color="auto" w:fill="FAF5FF"/>
+      </w:pPr>
+      <w:r>
+        <w:rPr>
+          <w:rFonts w:ascii="맑은 고딕" w:hAnsi="맑은 고딕" w:eastAsia="맑은 고딕"/>
+          <w:b w:val="0"/>
+          <w:sz w:val="17"/>
+          <w:u w:val="none"/>
+        </w:rPr>
+        <w:t>(a) Heinberg argues that building renewable energy infrastructure is one of the greatest change projects in human history.</w:t>
+      </w:r>
+    </w:p>
+    <w:p>
+      <w:pPr>
+        <w:spacing w:before="0" w:after="0" w:line="288" w:lineRule="auto"/>
+        <w:ind w:left="40"/>
+        <w:snapToGrid w:val="0"/>
+        <w:pBdr>
+          <w:top w:val="single" w:sz="4" w:space="2" w:color="9B6BD0"/>
+          <w:left w:val="single" w:sz="4" w:space="2" w:color="9B6BD0"/>
+          <w:bottom w:val="single" w:sz="4" w:space="2" w:color="9B6BD0"/>
+          <w:right w:val="single" w:sz="4" w:space="2" w:color="9B6BD0"/>
+        </w:pBdr>
+        <w:shd w:val="clear" w:color="auto" w:fill="FAF5FF"/>
+      </w:pPr>
+      <w:r>
+        <w:rPr>
+          <w:rFonts w:ascii="맑은 고딕" w:hAnsi="맑은 고딕" w:eastAsia="맑은 고딕"/>
+          <w:b w:val="0"/>
+          <w:sz w:val="17"/>
+          <w:u w:val="none"/>
+        </w:rPr>
+        <w:t>(b) ‘Nevertheless’ is an appropriate expression for (A).</w:t>
+      </w:r>
+    </w:p>
+    <w:p>
+      <w:pPr>
+        <w:spacing w:before="0" w:after="0" w:line="288" w:lineRule="auto"/>
+        <w:ind w:left="40"/>
+        <w:snapToGrid w:val="0"/>
+        <w:pBdr>
+          <w:top w:val="single" w:sz="4" w:space="2" w:color="9B6BD0"/>
+          <w:left w:val="single" w:sz="4" w:space="2" w:color="9B6BD0"/>
+          <w:bottom w:val="single" w:sz="4" w:space="2" w:color="9B6BD0"/>
+          <w:right w:val="single" w:sz="4" w:space="2" w:color="9B6BD0"/>
+        </w:pBdr>
+        <w:shd w:val="clear" w:color="auto" w:fill="FAF5FF"/>
+      </w:pPr>
+      <w:r>
+        <w:rPr>
+          <w:rFonts w:ascii="맑은 고딕" w:hAnsi="맑은 고딕" w:eastAsia="맑은 고딕"/>
+          <w:b w:val="0"/>
+          <w:sz w:val="17"/>
+          <w:u w:val="none"/>
+        </w:rPr>
+        <w:t>(c) In ⓐ, ‘which’ can be replaced by ‘that’.</w:t>
+      </w:r>
+    </w:p>
+    <w:p>
+      <w:pPr>
+        <w:spacing w:before="0" w:after="0" w:line="288" w:lineRule="auto"/>
+        <w:ind w:left="40"/>
+        <w:snapToGrid w:val="0"/>
+        <w:pBdr>
+          <w:top w:val="single" w:sz="4" w:space="2" w:color="9B6BD0"/>
+          <w:left w:val="single" w:sz="4" w:space="2" w:color="9B6BD0"/>
+          <w:bottom w:val="single" w:sz="4" w:space="2" w:color="9B6BD0"/>
+          <w:right w:val="single" w:sz="4" w:space="2" w:color="9B6BD0"/>
+        </w:pBdr>
+        <w:shd w:val="clear" w:color="auto" w:fill="FAF5FF"/>
+      </w:pPr>
+      <w:r>
+        <w:rPr>
+          <w:rFonts w:ascii="맑은 고딕" w:hAnsi="맑은 고딕" w:eastAsia="맑은 고딕"/>
+          <w:b w:val="0"/>
+          <w:sz w:val="17"/>
+          <w:u w:val="none"/>
+        </w:rPr>
+        <w:t>(d) In the context, ⓑ ‘undermining’ can be replaced by ‘supporting’.</w:t>
+      </w:r>
+    </w:p>
+    <w:p>
+      <w:pPr>
+        <w:spacing w:before="0" w:after="60" w:line="288" w:lineRule="auto"/>
+        <w:ind w:left="40"/>
+        <w:snapToGrid w:val="0"/>
+        <w:pBdr>
+          <w:top w:val="single" w:sz="4" w:space="2" w:color="9B6BD0"/>
+          <w:left w:val="single" w:sz="4" w:space="2" w:color="9B6BD0"/>
+          <w:bottom w:val="single" w:sz="4" w:space="2" w:color="9B6BD0"/>
+          <w:right w:val="single" w:sz="4" w:space="2" w:color="9B6BD0"/>
+        </w:pBdr>
+        <w:shd w:val="clear" w:color="auto" w:fill="FAF5FF"/>
+      </w:pPr>
+      <w:r>
+        <w:rPr>
+          <w:rFonts w:ascii="맑은 고딕" w:hAnsi="맑은 고딕" w:eastAsia="맑은 고딕"/>
+          <w:b w:val="0"/>
+          <w:sz w:val="17"/>
+          <w:u w:val="none"/>
+        </w:rPr>
+        <w:t>(e) According to Heinberg, transition proposals usually include the cost of building new infrastructure.</w:t>
+      </w:r>
+    </w:p>
+    <w:p>
+      <w:pPr>
+        <w:spacing w:before="0" w:after="20" w:line="276" w:lineRule="auto"/>
+        <w:ind w:left="80"/>
+        <w:snapToGrid w:val="0"/>
+      </w:pPr>
+      <w:r>
+        <w:rPr>
+          <w:rFonts w:ascii="맑은 고딕" w:hAnsi="맑은 고딕" w:eastAsia="맑은 고딕"/>
+          <w:b w:val="0"/>
+          <w:sz w:val="17"/>
+          <w:u w:val="none"/>
+        </w:rPr>
+        <w:t>① (a), (c)    ② (b), (d), (e)    ③ (b), (e)    ④ (c), (d)    ⑤ (a), (d), (e)</w:t>
       </w:r>
     </w:p>
     <w:p>
@@ -1540,25 +1730,25 @@
           <w:sz w:val="17"/>
           <w:u w:val="none"/>
         </w:rPr>
-        <w:t xml:space="preserve"> 윗글의 내용과 일치하지 </w:t>
-      </w:r>
-      <w:r>
-        <w:rPr>
-          <w:rFonts w:ascii="맑은 고딕" w:hAnsi="맑은 고딕" w:eastAsia="맑은 고딕"/>
-          <w:b/>
-          <w:sz w:val="17"/>
-          <w:u w:val="none"/>
-        </w:rPr>
-        <w:t>않는</w:t>
+        <w:t xml:space="preserve"> 다음 글의 밑줄 친 ⓐ ~ ⓕ 중, 어법상 </w:t>
       </w:r>
       <w:r>
         <w:rPr>
           <w:rFonts w:ascii="맑은 고딕" w:hAnsi="맑은 고딕" w:eastAsia="맑은 고딕"/>
           <w:b w:val="0"/>
           <w:sz w:val="17"/>
-          <w:u w:val="none"/>
-        </w:rPr>
-        <w:t xml:space="preserve"> 것은? [2.6점]</w:t>
+          <w:u w:val="single"/>
+        </w:rPr>
+        <w:t>틀린</w:t>
+      </w:r>
+      <w:r>
+        <w:rPr>
+          <w:rFonts w:ascii="맑은 고딕" w:hAnsi="맑은 고딕" w:eastAsia="맑은 고딕"/>
+          <w:b w:val="0"/>
+          <w:sz w:val="17"/>
+          <w:u w:val="none"/>
+        </w:rPr>
+        <w:t xml:space="preserve"> 것을 모두 고른 것은? [3.1점]</w:t>
       </w:r>
     </w:p>
     <w:p>
@@ -1581,7 +1771,131 @@
           <w:sz w:val="17"/>
           <w:u w:val="none"/>
         </w:rPr>
-        <w:t>Heinberg's point is not that renewable energy is a bad idea but that its construction has a price nobody adds up. Building the new system requires new transport networks, new farming methods, and new industrial processes, and every one of them rests on fossil fuels for now: the energy that makes concrete and steel, and the mining that yields the minerals for solar panels, both come from fossil sources. Pushing harder toward a renewable future therefore means, in the short run, burning fossil energy faster. That undermines the very emissions goals the project is meant to serve, yet transition plans, concerned only with how much energy the new system will supply, rarely mention it.</w:t>
+        <w:t>Richard Heinberg, an American journalist, argues that in building the renewable energy infrastructure to stop global warming, we are actually ⓐ</w:t>
+      </w:r>
+      <w:r>
+        <w:rPr>
+          <w:rFonts w:ascii="맑은 고딕" w:hAnsi="맑은 고딕" w:eastAsia="맑은 고딕"/>
+          <w:b w:val="0"/>
+          <w:sz w:val="17"/>
+          <w:u w:val="single"/>
+        </w:rPr>
+        <w:t>involving</w:t>
+      </w:r>
+      <w:r>
+        <w:rPr>
+          <w:rFonts w:ascii="맑은 고딕" w:hAnsi="맑은 고딕" w:eastAsia="맑은 고딕"/>
+          <w:b w:val="0"/>
+          <w:sz w:val="17"/>
+          <w:u w:val="none"/>
+        </w:rPr>
+        <w:t xml:space="preserve"> in one of the greatest change projects in human history. In addition ⓑ</w:t>
+      </w:r>
+      <w:r>
+        <w:rPr>
+          <w:rFonts w:ascii="맑은 고딕" w:hAnsi="맑은 고딕" w:eastAsia="맑은 고딕"/>
+          <w:b w:val="0"/>
+          <w:sz w:val="17"/>
+          <w:u w:val="single"/>
+        </w:rPr>
+        <w:t>to</w:t>
+      </w:r>
+      <w:r>
+        <w:rPr>
+          <w:rFonts w:ascii="맑은 고딕" w:hAnsi="맑은 고딕" w:eastAsia="맑은 고딕"/>
+          <w:b w:val="0"/>
+          <w:sz w:val="17"/>
+          <w:u w:val="none"/>
+        </w:rPr>
+        <w:t xml:space="preserve"> solar panels and wind turbines, we have to build an alternative transport infrastructure, farming procedures and industrial processes. This transformation cannot happen ⓒ</w:t>
+      </w:r>
+      <w:r>
+        <w:rPr>
+          <w:rFonts w:ascii="맑은 고딕" w:hAnsi="맑은 고딕" w:eastAsia="맑은 고딕"/>
+          <w:b w:val="0"/>
+          <w:sz w:val="17"/>
+          <w:u w:val="single"/>
+        </w:rPr>
+        <w:t>without</w:t>
+      </w:r>
+      <w:r>
+        <w:rPr>
+          <w:rFonts w:ascii="맑은 고딕" w:hAnsi="맑은 고딕" w:eastAsia="맑은 고딕"/>
+          <w:b w:val="0"/>
+          <w:sz w:val="17"/>
+          <w:u w:val="none"/>
+        </w:rPr>
+        <w:t xml:space="preserve"> fossil fuels. For instance, production of concrete structures and steel elements require amounts of energy that is only possible to produce with fossil energy. Production of solar panels requires scarce and expensive minerals which ⓓ</w:t>
+      </w:r>
+      <w:r>
+        <w:rPr>
+          <w:rFonts w:ascii="맑은 고딕" w:hAnsi="맑은 고딕" w:eastAsia="맑은 고딕"/>
+          <w:b w:val="0"/>
+          <w:sz w:val="17"/>
+          <w:u w:val="single"/>
+        </w:rPr>
+        <w:t>must excavate</w:t>
+      </w:r>
+      <w:r>
+        <w:rPr>
+          <w:rFonts w:ascii="맑은 고딕" w:hAnsi="맑은 고딕" w:eastAsia="맑은 고딕"/>
+          <w:b w:val="0"/>
+          <w:sz w:val="17"/>
+          <w:u w:val="none"/>
+        </w:rPr>
+        <w:t>, again ⓔ</w:t>
+      </w:r>
+      <w:r>
+        <w:rPr>
+          <w:rFonts w:ascii="맑은 고딕" w:hAnsi="맑은 고딕" w:eastAsia="맑은 고딕"/>
+          <w:b w:val="0"/>
+          <w:sz w:val="17"/>
+          <w:u w:val="single"/>
+        </w:rPr>
+        <w:t>requiring</w:t>
+      </w:r>
+      <w:r>
+        <w:rPr>
+          <w:rFonts w:ascii="맑은 고딕" w:hAnsi="맑은 고딕" w:eastAsia="맑은 고딕"/>
+          <w:b w:val="0"/>
+          <w:sz w:val="17"/>
+          <w:u w:val="none"/>
+        </w:rPr>
+        <w:t xml:space="preserve"> the use of fossil fuels. Thus, the harder we push towards a renewable energy system, ⓕ</w:t>
+      </w:r>
+      <w:r>
+        <w:rPr>
+          <w:rFonts w:ascii="맑은 고딕" w:hAnsi="맑은 고딕" w:eastAsia="맑은 고딕"/>
+          <w:b w:val="0"/>
+          <w:sz w:val="17"/>
+          <w:u w:val="single"/>
+        </w:rPr>
+        <w:t>the fastest</w:t>
+      </w:r>
+      <w:r>
+        <w:rPr>
+          <w:rFonts w:ascii="맑은 고딕" w:hAnsi="맑은 고딕" w:eastAsia="맑은 고딕"/>
+          <w:b w:val="0"/>
+          <w:sz w:val="17"/>
+          <w:u w:val="none"/>
+        </w:rPr>
+        <w:t xml:space="preserve"> we have to use fossil energy for the construction process. This is not only expensive, but also an undermining factor for our efforts to cut global emissions. Heinberg remarks that the cost of building this new energy infrastructure is seldom counted in transition proposals, which tend to focus just on energy supply requirements.</w:t>
+      </w:r>
+    </w:p>
+    <w:p>
+      <w:pPr>
+        <w:spacing w:before="0" w:after="20" w:line="276" w:lineRule="auto"/>
+        <w:ind w:left="80"/>
+        <w:snapToGrid w:val="0"/>
+      </w:pPr>
+      <w:r>
+        <w:rPr>
+          <w:rFonts w:ascii="맑은 고딕" w:hAnsi="맑은 고딕" w:eastAsia="맑은 고딕"/>
+          <w:b w:val="0"/>
+          <w:sz w:val="17"/>
+          <w:u w:val="none"/>
+        </w:rPr>
+        <w:t>① ⓐ, ⓓ    ② ⓑ, ⓒ, ⓔ    ③ ⓐ, ⓓ, ⓕ    ④ ⓓ, ⓔ, ⓕ    ⑤ ⓐ, ⓒ</w:t>
       </w:r>
     </w:p>
     <w:p>
@@ -1606,25 +1920,7 @@
           <w:sz w:val="17"/>
           <w:u w:val="none"/>
         </w:rPr>
-        <w:t xml:space="preserve"> 윗글의 밑줄 친 ①~⑤ 중, 문맥상 낱말의 쓰임이 적절하지 </w:t>
-      </w:r>
-      <w:r>
-        <w:rPr>
-          <w:rFonts w:ascii="맑은 고딕" w:hAnsi="맑은 고딕" w:eastAsia="맑은 고딕"/>
-          <w:b/>
-          <w:sz w:val="17"/>
-          <w:u w:val="none"/>
-        </w:rPr>
-        <w:t>않은</w:t>
-      </w:r>
-      <w:r>
-        <w:rPr>
-          <w:rFonts w:ascii="맑은 고딕" w:hAnsi="맑은 고딕" w:eastAsia="맑은 고딕"/>
-          <w:b w:val="0"/>
-          <w:sz w:val="17"/>
-          <w:u w:val="none"/>
-        </w:rPr>
-        <w:t xml:space="preserve"> 것은? [2.8점]</w:t>
+        <w:t xml:space="preserve"> 다음 글의 (A), (B), (C)의 각 괄호 안에서 문맥과 어법에 맞는 표현으로 가장 적절한 것은? [3.0점]</w:t>
       </w:r>
     </w:p>
     <w:p>
@@ -1647,7 +1943,87 @@
           <w:sz w:val="17"/>
           <w:u w:val="none"/>
         </w:rPr>
-        <w:t>Heinberg argues that building renewable energy infrastructure is one of history's largest change projects, calling for an ①alternative transport system as well as new farming and industry. It cannot be done without fossil fuels. Concrete and steel demand energy that only fossil sources can provide, and solar panels need ②scarce minerals that must be ③excavated with fossil-powered machinery. The harder we push toward renewables, the faster we consume fossil energy for construction. This is not only expensive but also a ④supporting factor for our efforts to cut global emissions — a cost that transition proposals, focused on supply, ⑤seldom count.</w:t>
+        <w:t>Richard Heinberg, an American journalist, argues that in building the renewable energy infrastructure to stop global warming, we are actually involved in one of the greatest change projects in human history. In addition to solar panels and wind turbines, we have to build an alternative transport infrastructure, farming procedures and industrial processes. This transformation cannot happen without fossil fuels. For instance, production of concrete structures and steel elements require amounts of energy that is only possible to produce with fossil energy. Production of solar panels requires (A) [scarce / plentiful] and expensive minerals which must be excavated, again requiring the use of fossil fuels. Thus, the harder we push towards a renewable energy system, the faster we have to use fossil energy for the construction process. This is not only (C) [expensive / expensively], but also an undermining factor for our efforts to cut global emissions. Heinberg remarks that the cost of building this new energy infrastructure is (B) [seldom / always] counted in transition proposals, which tend to focus just on energy supply requirements.</w:t>
+      </w:r>
+    </w:p>
+    <w:p>
+      <w:pPr>
+        <w:spacing w:before="0" w:after="0" w:line="269" w:lineRule="auto"/>
+        <w:ind w:left="180" w:hanging="180"/>
+        <w:snapToGrid w:val="0"/>
+      </w:pPr>
+      <w:r>
+        <w:rPr>
+          <w:rFonts w:ascii="맑은 고딕" w:hAnsi="맑은 고딕" w:eastAsia="맑은 고딕"/>
+          <w:b w:val="0"/>
+          <w:sz w:val="17"/>
+          <w:u w:val="none"/>
+        </w:rPr>
+        <w:t>① (A) plentiful  (B) seldom  (C) expensive</w:t>
+      </w:r>
+    </w:p>
+    <w:p>
+      <w:pPr>
+        <w:spacing w:before="0" w:after="0" w:line="269" w:lineRule="auto"/>
+        <w:ind w:left="180" w:hanging="180"/>
+        <w:snapToGrid w:val="0"/>
+      </w:pPr>
+      <w:r>
+        <w:rPr>
+          <w:rFonts w:ascii="맑은 고딕" w:hAnsi="맑은 고딕" w:eastAsia="맑은 고딕"/>
+          <w:b w:val="0"/>
+          <w:sz w:val="17"/>
+          <w:u w:val="none"/>
+        </w:rPr>
+        <w:t>② (A) scarce  (B) always  (C) expensive</w:t>
+      </w:r>
+    </w:p>
+    <w:p>
+      <w:pPr>
+        <w:spacing w:before="0" w:after="0" w:line="269" w:lineRule="auto"/>
+        <w:ind w:left="180" w:hanging="180"/>
+        <w:snapToGrid w:val="0"/>
+      </w:pPr>
+      <w:r>
+        <w:rPr>
+          <w:rFonts w:ascii="맑은 고딕" w:hAnsi="맑은 고딕" w:eastAsia="맑은 고딕"/>
+          <w:b w:val="0"/>
+          <w:sz w:val="17"/>
+          <w:u w:val="none"/>
+        </w:rPr>
+        <w:t>③ (A) plentiful  (B) always  (C) expensively</w:t>
+      </w:r>
+    </w:p>
+    <w:p>
+      <w:pPr>
+        <w:spacing w:before="0" w:after="0" w:line="269" w:lineRule="auto"/>
+        <w:ind w:left="180" w:hanging="180"/>
+        <w:snapToGrid w:val="0"/>
+      </w:pPr>
+      <w:r>
+        <w:rPr>
+          <w:rFonts w:ascii="맑은 고딕" w:hAnsi="맑은 고딕" w:eastAsia="맑은 고딕"/>
+          <w:b w:val="0"/>
+          <w:sz w:val="17"/>
+          <w:u w:val="none"/>
+        </w:rPr>
+        <w:t>④ (A) scarce  (B) seldom  (C) expensively</w:t>
+      </w:r>
+    </w:p>
+    <w:p>
+      <w:pPr>
+        <w:spacing w:before="0" w:after="0" w:line="269" w:lineRule="auto"/>
+        <w:ind w:left="180" w:hanging="180"/>
+        <w:snapToGrid w:val="0"/>
+      </w:pPr>
+      <w:r>
+        <w:rPr>
+          <w:rFonts w:ascii="맑은 고딕" w:hAnsi="맑은 고딕" w:eastAsia="맑은 고딕"/>
+          <w:b w:val="0"/>
+          <w:sz w:val="17"/>
+          <w:u w:val="none"/>
+        </w:rPr>
+        <w:t>⑤ (A) scarce  (B) seldom  (C) expensive</w:t>
       </w:r>
     </w:p>
     <w:p>
@@ -1672,25 +2048,25 @@
           <w:sz w:val="17"/>
           <w:u w:val="none"/>
         </w:rPr>
-        <w:t xml:space="preserve"> 윗글의 밑줄 친 ①~⑤ 중, 어법상 </w:t>
-      </w:r>
-      <w:r>
-        <w:rPr>
-          <w:rFonts w:ascii="맑은 고딕" w:hAnsi="맑은 고딕" w:eastAsia="맑은 고딕"/>
-          <w:b/>
-          <w:sz w:val="17"/>
-          <w:u w:val="none"/>
-        </w:rPr>
-        <w:t>틀린</w:t>
+        <w:t xml:space="preserve"> According to the passage, which of the following is </w:t>
       </w:r>
       <w:r>
         <w:rPr>
           <w:rFonts w:ascii="맑은 고딕" w:hAnsi="맑은 고딕" w:eastAsia="맑은 고딕"/>
           <w:b w:val="0"/>
           <w:sz w:val="17"/>
-          <w:u w:val="none"/>
-        </w:rPr>
-        <w:t xml:space="preserve"> 것은? [2.8점]</w:t>
+          <w:u w:val="single"/>
+        </w:rPr>
+        <w:t>NOT</w:t>
+      </w:r>
+      <w:r>
+        <w:rPr>
+          <w:rFonts w:ascii="맑은 고딕" w:hAnsi="맑은 고딕" w:eastAsia="맑은 고딕"/>
+          <w:b w:val="0"/>
+          <w:sz w:val="17"/>
+          <w:u w:val="none"/>
+        </w:rPr>
+        <w:t xml:space="preserve"> true? [2.8점]</w:t>
       </w:r>
     </w:p>
     <w:p>
@@ -1713,7 +2089,87 @@
           <w:sz w:val="17"/>
           <w:u w:val="none"/>
         </w:rPr>
-        <w:t>Richard Heinberg, an American journalist, ①argues that in ②building the renewable energy infrastructure to stop global warming, we are ③actually ④involving in one of the greatest change projects in human history. In addition to solar panels and wind turbines, we have to build an alternative transport infrastructure, farming procedures and industrial processes. This transformation cannot happen ⑤without fossil fuels.</w:t>
+        <w:t>Richard Heinberg, an American journalist, argues that in building the renewable energy infrastructure to stop global warming, we are actually involved in one of the greatest change projects in human history. In addition to solar panels and wind turbines, we have to build an alternative transport infrastructure, farming procedures and industrial processes. This transformation cannot happen without fossil fuels. For instance, production of concrete structures and steel elements require amounts of energy that is only possible to produce with fossil energy. Production of solar panels requires scarce and expensive minerals which must be excavated, again requiring the use of fossil fuels. Thus, the harder we push towards a renewable energy system, the faster we have to use fossil energy for the construction process. This is not only expensive, but also an undermining factor for our efforts to cut global emissions. Heinberg remarks that the cost of building this new energy infrastructure is seldom counted in transition proposals, which tend to focus just on energy supply requirements.</w:t>
+      </w:r>
+    </w:p>
+    <w:p>
+      <w:pPr>
+        <w:spacing w:before="0" w:after="0" w:line="269" w:lineRule="auto"/>
+        <w:ind w:left="180" w:hanging="180"/>
+        <w:snapToGrid w:val="0"/>
+      </w:pPr>
+      <w:r>
+        <w:rPr>
+          <w:rFonts w:ascii="맑은 고딕" w:hAnsi="맑은 고딕" w:eastAsia="맑은 고딕"/>
+          <w:b w:val="0"/>
+          <w:sz w:val="17"/>
+          <w:u w:val="none"/>
+        </w:rPr>
+        <w:t>① Steel production can easily be powered without fossil fuels.</w:t>
+      </w:r>
+    </w:p>
+    <w:p>
+      <w:pPr>
+        <w:spacing w:before="0" w:after="0" w:line="269" w:lineRule="auto"/>
+        <w:ind w:left="180" w:hanging="180"/>
+        <w:snapToGrid w:val="0"/>
+      </w:pPr>
+      <w:r>
+        <w:rPr>
+          <w:rFonts w:ascii="맑은 고딕" w:hAnsi="맑은 고딕" w:eastAsia="맑은 고딕"/>
+          <w:b w:val="0"/>
+          <w:sz w:val="17"/>
+          <w:u w:val="none"/>
+        </w:rPr>
+        <w:t>② Heinberg is an American journalist.</w:t>
+      </w:r>
+    </w:p>
+    <w:p>
+      <w:pPr>
+        <w:spacing w:before="0" w:after="0" w:line="269" w:lineRule="auto"/>
+        <w:ind w:left="180" w:hanging="180"/>
+        <w:snapToGrid w:val="0"/>
+      </w:pPr>
+      <w:r>
+        <w:rPr>
+          <w:rFonts w:ascii="맑은 고딕" w:hAnsi="맑은 고딕" w:eastAsia="맑은 고딕"/>
+          <w:b w:val="0"/>
+          <w:sz w:val="17"/>
+          <w:u w:val="none"/>
+        </w:rPr>
+        <w:t>③ We need to build more than solar panels and wind turbines.</w:t>
+      </w:r>
+    </w:p>
+    <w:p>
+      <w:pPr>
+        <w:spacing w:before="0" w:after="0" w:line="269" w:lineRule="auto"/>
+        <w:ind w:left="180" w:hanging="180"/>
+        <w:snapToGrid w:val="0"/>
+      </w:pPr>
+      <w:r>
+        <w:rPr>
+          <w:rFonts w:ascii="맑은 고딕" w:hAnsi="맑은 고딕" w:eastAsia="맑은 고딕"/>
+          <w:b w:val="0"/>
+          <w:sz w:val="17"/>
+          <w:u w:val="none"/>
+        </w:rPr>
+        <w:t>④ Making solar panels requires minerals that must be dug out of the ground.</w:t>
+      </w:r>
+    </w:p>
+    <w:p>
+      <w:pPr>
+        <w:spacing w:before="0" w:after="0" w:line="269" w:lineRule="auto"/>
+        <w:ind w:left="180" w:hanging="180"/>
+        <w:snapToGrid w:val="0"/>
+      </w:pPr>
+      <w:r>
+        <w:rPr>
+          <w:rFonts w:ascii="맑은 고딕" w:hAnsi="맑은 고딕" w:eastAsia="맑은 고딕"/>
+          <w:b w:val="0"/>
+          <w:sz w:val="17"/>
+          <w:u w:val="none"/>
+        </w:rPr>
+        <w:t>⑤ Transition proposals tend to focus on energy supply requirements.</w:t>
       </w:r>
     </w:p>
     <w:p>
@@ -1738,43 +2194,7 @@
           <w:sz w:val="17"/>
           <w:u w:val="none"/>
         </w:rPr>
-        <w:t xml:space="preserve"> 윗글의 빈칸 (A)~(D) 중 </w:t>
-      </w:r>
-      <w:r>
-        <w:rPr>
-          <w:rFonts w:ascii="맑은 고딕" w:hAnsi="맑은 고딕" w:eastAsia="맑은 고딕"/>
-          <w:b/>
-          <w:sz w:val="17"/>
-          <w:u w:val="none"/>
-        </w:rPr>
-        <w:t>어느 곳에도</w:t>
-      </w:r>
-      <w:r>
-        <w:rPr>
-          <w:rFonts w:ascii="맑은 고딕" w:hAnsi="맑은 고딕" w:eastAsia="맑은 고딕"/>
-          <w:b w:val="0"/>
-          <w:sz w:val="17"/>
-          <w:u w:val="none"/>
-        </w:rPr>
-        <w:t xml:space="preserve"> 들어갈 수 </w:t>
-      </w:r>
-      <w:r>
-        <w:rPr>
-          <w:rFonts w:ascii="맑은 고딕" w:hAnsi="맑은 고딕" w:eastAsia="맑은 고딕"/>
-          <w:b/>
-          <w:sz w:val="17"/>
-          <w:u w:val="none"/>
-        </w:rPr>
-        <w:t>없는</w:t>
-      </w:r>
-      <w:r>
-        <w:rPr>
-          <w:rFonts w:ascii="맑은 고딕" w:hAnsi="맑은 고딕" w:eastAsia="맑은 고딕"/>
-          <w:b w:val="0"/>
-          <w:sz w:val="17"/>
-          <w:u w:val="none"/>
-        </w:rPr>
-        <w:t xml:space="preserve"> 것은? [2.9점]</w:t>
+        <w:t xml:space="preserve"> [A]와 [B]를 읽고 이해한 것으로 가장 적절한 것은? [3.2점]</w:t>
       </w:r>
     </w:p>
     <w:p>
@@ -1797,7 +2217,110 @@
           <w:sz w:val="17"/>
           <w:u w:val="none"/>
         </w:rPr>
-        <w:t>Building a renewable energy system is one of the largest change projects in history. (A)__________ solar panels and wind turbines, it demands new transport, farming, and industrial systems. (B)__________, none of this can be built without fossil fuels: concrete and steel need energy that only fossil fuels can supply, and the minerals in solar panels must be dug out of the ground with fossil-powered machines. (C)__________, the harder we push toward renewables, the faster we burn fossil energy to build them. (D)__________, transition plans rarely count this cost, focusing only on how much energy the new system will supply.</w:t>
+        <w:t>[A] Thus, the harder we push towards a renewable energy system, the faster we have to use fossil energy for the construction process. This is not only expensive, but also an undermining factor for our efforts to cut global emissions. Heinberg remarks that the cost of building this new energy infrastructure is seldom counted in transition proposals, which tend to focus just on energy supply requirements.</w:t>
+      </w:r>
+    </w:p>
+    <w:p>
+      <w:pPr>
+        <w:spacing w:before="0" w:after="60" w:line="288" w:lineRule="auto"/>
+        <w:ind w:left="40"/>
+        <w:snapToGrid w:val="0"/>
+        <w:pBdr>
+          <w:top w:val="single" w:sz="4" w:space="2" w:color="6B7FB8"/>
+          <w:left w:val="single" w:sz="4" w:space="2" w:color="6B7FB8"/>
+          <w:bottom w:val="single" w:sz="4" w:space="2" w:color="6B7FB8"/>
+          <w:right w:val="single" w:sz="4" w:space="2" w:color="6B7FB8"/>
+        </w:pBdr>
+        <w:shd w:val="clear" w:color="auto" w:fill="EEF2FF"/>
+      </w:pPr>
+      <w:r>
+        <w:rPr>
+          <w:rFonts w:ascii="맑은 고딕" w:hAnsi="맑은 고딕" w:eastAsia="맑은 고딕"/>
+          <w:b w:val="0"/>
+          <w:sz w:val="17"/>
+          <w:u w:val="none"/>
+        </w:rPr>
+        <w:t>[B] Electric cars produce no exhaust while they are driven. Building one, however, requires a large battery made from metals that are mined and processed with a great deal of energy. A fair comparison of cars must therefore count the emissions created before a car ever reaches the road.</w:t>
+      </w:r>
+    </w:p>
+    <w:p>
+      <w:pPr>
+        <w:spacing w:before="0" w:after="0" w:line="269" w:lineRule="auto"/>
+        <w:ind w:left="180" w:hanging="180"/>
+        <w:snapToGrid w:val="0"/>
+      </w:pPr>
+      <w:r>
+        <w:rPr>
+          <w:rFonts w:ascii="맑은 고딕" w:hAnsi="맑은 고딕" w:eastAsia="맑은 고딕"/>
+          <w:b w:val="0"/>
+          <w:sz w:val="17"/>
+          <w:u w:val="none"/>
+        </w:rPr>
+        <w:t>① [A] argues that we should stop building renewable energy systems.</w:t>
+      </w:r>
+    </w:p>
+    <w:p>
+      <w:pPr>
+        <w:spacing w:before="0" w:after="0" w:line="269" w:lineRule="auto"/>
+        <w:ind w:left="180" w:hanging="180"/>
+        <w:snapToGrid w:val="0"/>
+      </w:pPr>
+      <w:r>
+        <w:rPr>
+          <w:rFonts w:ascii="맑은 고딕" w:hAnsi="맑은 고딕" w:eastAsia="맑은 고딕"/>
+          <w:b w:val="0"/>
+          <w:sz w:val="17"/>
+          <w:u w:val="none"/>
+        </w:rPr>
+        <w:t>② [B] claims that electric cars produce more exhaust than other cars while driving.</w:t>
+      </w:r>
+    </w:p>
+    <w:p>
+      <w:pPr>
+        <w:spacing w:before="0" w:after="0" w:line="269" w:lineRule="auto"/>
+        <w:ind w:left="180" w:hanging="180"/>
+        <w:snapToGrid w:val="0"/>
+      </w:pPr>
+      <w:r>
+        <w:rPr>
+          <w:rFonts w:ascii="맑은 고딕" w:hAnsi="맑은 고딕" w:eastAsia="맑은 고딕"/>
+          <w:b w:val="0"/>
+          <w:sz w:val="17"/>
+          <w:u w:val="none"/>
+        </w:rPr>
+        <w:t>③ Both texts suggest that green technology needs no fossil energy at all.</w:t>
+      </w:r>
+    </w:p>
+    <w:p>
+      <w:pPr>
+        <w:spacing w:before="0" w:after="0" w:line="269" w:lineRule="auto"/>
+        <w:ind w:left="180" w:hanging="180"/>
+        <w:snapToGrid w:val="0"/>
+      </w:pPr>
+      <w:r>
+        <w:rPr>
+          <w:rFonts w:ascii="맑은 고딕" w:hAnsi="맑은 고딕" w:eastAsia="맑은 고딕"/>
+          <w:b w:val="0"/>
+          <w:sz w:val="17"/>
+          <w:u w:val="none"/>
+        </w:rPr>
+        <w:t>④ Both texts point out that the hidden costs of building green technology should be considered.</w:t>
+      </w:r>
+    </w:p>
+    <w:p>
+      <w:pPr>
+        <w:spacing w:before="0" w:after="0" w:line="269" w:lineRule="auto"/>
+        <w:ind w:left="180" w:hanging="180"/>
+        <w:snapToGrid w:val="0"/>
+      </w:pPr>
+      <w:r>
+        <w:rPr>
+          <w:rFonts w:ascii="맑은 고딕" w:hAnsi="맑은 고딕" w:eastAsia="맑은 고딕"/>
+          <w:b w:val="0"/>
+          <w:sz w:val="17"/>
+          <w:u w:val="none"/>
+        </w:rPr>
+        <w:t>⑤ [A] focuses on car batteries, while [B] focuses on wind turbines.</w:t>
       </w:r>
     </w:p>
     <w:p>
@@ -1822,7 +2345,7 @@
           <w:sz w:val="17"/>
           <w:u w:val="none"/>
         </w:rPr>
-        <w:t xml:space="preserve"> 윗글의 내용을 한 문장으로 요약하고자 한다. 빈칸 (A), (B)에 들어갈 말로 가장 적절한 것은? [2.8점]</w:t>
+        <w:t xml:space="preserve"> 윗글의 제목으로 가장 적절한 것은? [2.9점]</w:t>
       </w:r>
     </w:p>
     <w:p>
@@ -1845,44 +2368,30 @@
           <w:sz w:val="17"/>
           <w:u w:val="none"/>
         </w:rPr>
-        <w:t>Every part of a renewable energy system — the panels, the turbines, the transport and industry behind them — is built with fossil energy: cement and steel need it, and so does the mining that yields solar minerals. Speeding up the transition therefore speeds up fossil fuel use in the short term, adding cost and working against emission targets, a burden that transition proposals, fixated on supply figures, generally leave out.</w:t>
+        <w:t>Richard Heinberg, an American journalist, argues that in building the renewable energy infrastructure to stop global warming, we are actually involved in one of the greatest change projects in human history. In addition to solar panels and wind turbines, we have to build an alternative transport infrastructure, farming procedures and industrial processes. This transformation cannot happen without fossil fuels. For instance, production of concrete structures and steel elements require amounts of energy that is only possible to produce with fossil energy. Production of solar panels requires scarce and expensive minerals which must be excavated, again requiring the use of fossil fuels. Thus, the harder we push towards a renewable energy system, the faster we have to use fossil energy for the construction process. This is not only expensive, but also an undermining factor for our efforts to cut global emissions. Heinberg remarks that the cost of building this new energy infrastructure is seldom counted in transition proposals, which tend to focus just on energy supply requirements.</w:t>
       </w:r>
     </w:p>
     <w:p>
       <w:pPr>
-        <w:spacing w:before="0" w:after="0" w:line="336" w:lineRule="auto"/>
-        <w:ind w:left="40"/>
+        <w:spacing w:before="0" w:after="0" w:line="269" w:lineRule="auto"/>
+        <w:ind w:left="180" w:hanging="180"/>
         <w:snapToGrid w:val="0"/>
-        <w:pBdr>
-          <w:top w:val="single" w:sz="4" w:space="2" w:color="555555"/>
-          <w:left w:val="single" w:sz="4" w:space="2" w:color="555555"/>
-          <w:bottom w:val="single" w:sz="4" w:space="2" w:color="555555"/>
-          <w:right w:val="single" w:sz="4" w:space="2" w:color="555555"/>
-        </w:pBdr>
-        <w:shd w:val="clear" w:color="auto" w:fill="FFFFFF"/>
-      </w:pPr>
-      <w:r>
-        <w:rPr>
-          <w:rFonts w:ascii="맑은 고딕" w:hAnsi="맑은 고딕" w:eastAsia="맑은 고딕"/>
-          <w:b/>
+      </w:pPr>
+      <w:r>
+        <w:rPr>
+          <w:rFonts w:ascii="맑은 고딕" w:hAnsi="맑은 고딕" w:eastAsia="맑은 고딕"/>
+          <w:b w:val="0"/>
           <w:sz w:val="17"/>
           <w:u w:val="none"/>
         </w:rPr>
-        <w:t>조건 · 보기</w:t>
+        <w:t>① Why Solar Panels Are Cheaper Than Ever</w:t>
       </w:r>
     </w:p>
     <w:p>
       <w:pPr>
-        <w:spacing w:before="0" w:after="60" w:line="336" w:lineRule="auto"/>
-        <w:ind w:left="40"/>
+        <w:spacing w:before="0" w:after="0" w:line="269" w:lineRule="auto"/>
+        <w:ind w:left="180" w:hanging="180"/>
         <w:snapToGrid w:val="0"/>
-        <w:pBdr>
-          <w:top w:val="single" w:sz="4" w:space="2" w:color="555555"/>
-          <w:left w:val="single" w:sz="4" w:space="2" w:color="555555"/>
-          <w:bottom w:val="single" w:sz="4" w:space="2" w:color="555555"/>
-          <w:right w:val="single" w:sz="4" w:space="2" w:color="555555"/>
-        </w:pBdr>
-        <w:shd w:val="clear" w:color="auto" w:fill="FFFFFF"/>
       </w:pPr>
       <w:r>
         <w:rPr>
@@ -1891,7 +2400,55 @@
           <w:sz w:val="17"/>
           <w:u w:val="none"/>
         </w:rPr>
-        <w:t>Because the construction of a renewable system (A)__________ on fossil energy, pushing harder toward renewables temporarily (B)__________ fossil fuel use — a cost that transition proposals tend to overlook.</w:t>
+        <w:t>② The Hidden Fossil Cost of Going Green</w:t>
+      </w:r>
+    </w:p>
+    <w:p>
+      <w:pPr>
+        <w:spacing w:before="0" w:after="0" w:line="269" w:lineRule="auto"/>
+        <w:ind w:left="180" w:hanging="180"/>
+        <w:snapToGrid w:val="0"/>
+      </w:pPr>
+      <w:r>
+        <w:rPr>
+          <w:rFonts w:ascii="맑은 고딕" w:hAnsi="맑은 고딕" w:eastAsia="맑은 고딕"/>
+          <w:b w:val="0"/>
+          <w:sz w:val="17"/>
+          <w:u w:val="none"/>
+        </w:rPr>
+        <w:t>③ Fossil Fuels Will Soon Disappear</w:t>
+      </w:r>
+    </w:p>
+    <w:p>
+      <w:pPr>
+        <w:spacing w:before="0" w:after="0" w:line="269" w:lineRule="auto"/>
+        <w:ind w:left="180" w:hanging="180"/>
+        <w:snapToGrid w:val="0"/>
+      </w:pPr>
+      <w:r>
+        <w:rPr>
+          <w:rFonts w:ascii="맑은 고딕" w:hAnsi="맑은 고딕" w:eastAsia="맑은 고딕"/>
+          <w:b w:val="0"/>
+          <w:sz w:val="17"/>
+          <w:u w:val="none"/>
+        </w:rPr>
+        <w:t>④ How Journalists Shape Energy Policy</w:t>
+      </w:r>
+    </w:p>
+    <w:p>
+      <w:pPr>
+        <w:spacing w:before="0" w:after="0" w:line="269" w:lineRule="auto"/>
+        <w:ind w:left="180" w:hanging="180"/>
+        <w:snapToGrid w:val="0"/>
+      </w:pPr>
+      <w:r>
+        <w:rPr>
+          <w:rFonts w:ascii="맑은 고딕" w:hAnsi="맑은 고딕" w:eastAsia="맑은 고딕"/>
+          <w:b w:val="0"/>
+          <w:sz w:val="17"/>
+          <w:u w:val="none"/>
+        </w:rPr>
+        <w:t>⑤ Wind Turbines: The Perfect Solution</w:t>
       </w:r>
     </w:p>
     <w:p>
@@ -1916,25 +2473,25 @@
           <w:sz w:val="17"/>
           <w:u w:val="none"/>
         </w:rPr>
-        <w:t xml:space="preserve"> 윗글의 내용과 일치하는 것을 &lt;보기&gt;에서 </w:t>
-      </w:r>
-      <w:r>
-        <w:rPr>
-          <w:rFonts w:ascii="맑은 고딕" w:hAnsi="맑은 고딕" w:eastAsia="맑은 고딕"/>
-          <w:b/>
-          <w:sz w:val="17"/>
-          <w:u w:val="none"/>
-        </w:rPr>
-        <w:t>있는 대로</w:t>
+        <w:t xml:space="preserve"> 다음 글에서 전체 흐름과 관계 </w:t>
       </w:r>
       <w:r>
         <w:rPr>
           <w:rFonts w:ascii="맑은 고딕" w:hAnsi="맑은 고딕" w:eastAsia="맑은 고딕"/>
           <w:b w:val="0"/>
           <w:sz w:val="17"/>
-          <w:u w:val="none"/>
-        </w:rPr>
-        <w:t xml:space="preserve"> 고른 것은? (부분 점수 없음) [3.0점]</w:t>
+          <w:u w:val="single"/>
+        </w:rPr>
+        <w:t>없는</w:t>
+      </w:r>
+      <w:r>
+        <w:rPr>
+          <w:rFonts w:ascii="맑은 고딕" w:hAnsi="맑은 고딕" w:eastAsia="맑은 고딕"/>
+          <w:b w:val="0"/>
+          <w:sz w:val="17"/>
+          <w:u w:val="none"/>
+        </w:rPr>
+        <w:t xml:space="preserve"> 문장은? [3.0점]</w:t>
       </w:r>
     </w:p>
     <w:p>
@@ -1957,12 +2514,13 @@
           <w:sz w:val="17"/>
           <w:u w:val="none"/>
         </w:rPr>
-        <w:t>Building a renewable energy system requires far more than solar panels and wind turbines; transport, farming, and industry must be rebuilt as well. That construction cannot happen without fossil fuels, since concrete and steel need energy only fossil fuels can supply and the minerals in solar panels must be mined with fossil-powered equipment. The harder we push toward renewables, the faster we use fossil energy to build them, and transition proposals seldom count this cost.</w:t>
+        <w:t>This transformation cannot happen without fossil fuels. ① For instance, production of concrete structures and steel elements require amounts of energy that is only possible to produce with fossil energy. ② Production of solar panels requires scarce and expensive minerals which must be excavated, again requiring the use of fossil fuels. ③ Many homeowners install solar panels on their roofs to save money on electricity bills. ④ Thus, the harder we push towards a renewable energy system, the faster we have to use fossil energy for the construction process. ⑤ This is not only expensive, but also an undermining factor for our efforts to cut global emissions.</w:t>
       </w:r>
     </w:p>
     <w:p>
       <w:pPr>
-        <w:spacing w:before="0" w:after="40" w:line="360" w:lineRule="auto"/>
+        <w:spacing w:before="0" w:after="20" w:line="276" w:lineRule="auto"/>
+        <w:ind w:left="80"/>
         <w:snapToGrid w:val="0"/>
       </w:pPr>
       <w:r>
@@ -1972,67 +2530,25 @@
           <w:sz w:val="17"/>
           <w:u w:val="none"/>
         </w:rPr>
-        <w:t>ⓐ A renewable system requires more than installing solar panels and wind turbines.</w:t>
+        <w:t>① ①    ② ②    ③ ③    ④ ④    ⑤ ⑤</w:t>
       </w:r>
     </w:p>
     <w:p>
       <w:pPr>
-        <w:spacing w:before="0" w:after="40" w:line="360" w:lineRule="auto"/>
+        <w:keepNext/>
+        <w:spacing w:before="80" w:after="40" w:line="276" w:lineRule="auto"/>
         <w:snapToGrid w:val="0"/>
-      </w:pPr>
-      <w:r>
-        <w:rPr>
-          <w:rFonts w:ascii="맑은 고딕" w:hAnsi="맑은 고딕" w:eastAsia="맑은 고딕"/>
-          <w:b w:val="0"/>
+        <w:shd w:val="clear" w:color="auto" w:fill="8A3A12"/>
+      </w:pPr>
+      <w:r>
+        <w:rPr>
+          <w:rFonts w:ascii="맑은 고딕" w:hAnsi="맑은 고딕" w:eastAsia="맑은 고딕"/>
+          <w:b/>
+          <w:color w:val="FFFFFF"/>
           <w:sz w:val="17"/>
           <w:u w:val="none"/>
         </w:rPr>
-        <w:t>ⓑ Concrete and steel can be produced with renewable energy alone.</w:t>
-      </w:r>
-    </w:p>
-    <w:p>
-      <w:pPr>
-        <w:spacing w:before="0" w:after="40" w:line="360" w:lineRule="auto"/>
-        <w:snapToGrid w:val="0"/>
-      </w:pPr>
-      <w:r>
-        <w:rPr>
-          <w:rFonts w:ascii="맑은 고딕" w:hAnsi="맑은 고딕" w:eastAsia="맑은 고딕"/>
-          <w:b w:val="0"/>
-          <w:sz w:val="17"/>
-          <w:u w:val="none"/>
-        </w:rPr>
-        <w:t>ⓒ Mining the minerals for solar panels itself consumes fossil fuels.</w:t>
-      </w:r>
-    </w:p>
-    <w:p>
-      <w:pPr>
-        <w:spacing w:before="0" w:after="40" w:line="360" w:lineRule="auto"/>
-        <w:snapToGrid w:val="0"/>
-      </w:pPr>
-      <w:r>
-        <w:rPr>
-          <w:rFonts w:ascii="맑은 고딕" w:hAnsi="맑은 고딕" w:eastAsia="맑은 고딕"/>
-          <w:b w:val="0"/>
-          <w:sz w:val="17"/>
-          <w:u w:val="none"/>
-        </w:rPr>
-        <w:t>ⓓ Transition proposals always include the cost of construction.</w:t>
-      </w:r>
-    </w:p>
-    <w:p>
-      <w:pPr>
-        <w:spacing w:before="0" w:after="40" w:line="360" w:lineRule="auto"/>
-        <w:snapToGrid w:val="0"/>
-      </w:pPr>
-      <w:r>
-        <w:rPr>
-          <w:rFonts w:ascii="맑은 고딕" w:hAnsi="맑은 고딕" w:eastAsia="맑은 고딕"/>
-          <w:b w:val="0"/>
-          <w:sz w:val="17"/>
-          <w:u w:val="none"/>
-        </w:rPr>
-        <w:t>ⓔ The faster we build renewables, the more fossil energy the construction uses.</w:t>
+        <w:t>서답형  34-서1 ~ 34-서2</w:t>
       </w:r>
     </w:p>
     <w:p>
@@ -2048,7 +2564,7 @@
           <w:sz w:val="17"/>
           <w:u w:val="none"/>
         </w:rPr>
-        <w:t>34-8.</w:t>
+        <w:t>34-서1.</w:t>
       </w:r>
       <w:r>
         <w:rPr>
@@ -2057,25 +2573,25 @@
           <w:sz w:val="17"/>
           <w:u w:val="none"/>
         </w:rPr>
-        <w:t xml:space="preserve"> 윗글의 밑줄 친 (a)~(e)에 대한 설명으로 적절하지 </w:t>
-      </w:r>
-      <w:r>
-        <w:rPr>
-          <w:rFonts w:ascii="맑은 고딕" w:hAnsi="맑은 고딕" w:eastAsia="맑은 고딕"/>
-          <w:b/>
-          <w:sz w:val="17"/>
-          <w:u w:val="none"/>
-        </w:rPr>
-        <w:t>않은</w:t>
+        <w:t xml:space="preserve"> 다음 글의 내용을 요약하고자 한다. 빈칸 (1)~(3)에 들어갈 말을 본문에서 찾아 </w:t>
       </w:r>
       <w:r>
         <w:rPr>
           <w:rFonts w:ascii="맑은 고딕" w:hAnsi="맑은 고딕" w:eastAsia="맑은 고딕"/>
           <w:b w:val="0"/>
           <w:sz w:val="17"/>
-          <w:u w:val="none"/>
-        </w:rPr>
-        <w:t xml:space="preserve"> 것은? [2.7점]</w:t>
+          <w:u w:val="single"/>
+        </w:rPr>
+        <w:t>반드시 변형하여</w:t>
+      </w:r>
+      <w:r>
+        <w:rPr>
+          <w:rFonts w:ascii="맑은 고딕" w:hAnsi="맑은 고딕" w:eastAsia="맑은 고딕"/>
+          <w:b w:val="0"/>
+          <w:sz w:val="17"/>
+          <w:u w:val="none"/>
+        </w:rPr>
+        <w:t xml:space="preserve"> 쓰시오. (한 칸에 한 단어) [각 1점, 총 3점] [3.0점]</w:t>
       </w:r>
     </w:p>
     <w:p>
@@ -2098,8 +2614,45 @@
           <w:sz w:val="17"/>
           <w:u w:val="none"/>
         </w:rPr>
-        <w:t xml:space="preserve">Heinberg calls the shift to renewable energy (a) </w:t>
-      </w:r>
+        <w:t>Richard Heinberg, an American journalist, argues that in building the renewable energy infrastructure to stop global warming, we are actually involved in one of the greatest change projects in human history. In addition to solar panels and wind turbines, we have to build an alternative transport infrastructure, farming procedures and industrial processes. This transformation cannot happen without fossil fuels. For instance, production of concrete structures and steel elements require amounts of energy that is only possible to produce with fossil energy. Production of solar panels requires scarce and expensive minerals which must be excavated, again requiring the use of fossil fuels. Thus, the harder we push towards a renewable energy system, the faster we have to use fossil energy for the construction process. This is not only expensive, but also an undermining factor for our efforts to cut global emissions. Heinberg remarks that the cost of building this new energy infrastructure is seldom counted in transition proposals, which tend to focus just on energy supply requirements.</w:t>
+      </w:r>
+    </w:p>
+    <w:p>
+      <w:pPr>
+        <w:spacing w:before="0" w:after="60" w:line="288" w:lineRule="auto"/>
+        <w:ind w:left="40"/>
+        <w:snapToGrid w:val="0"/>
+        <w:pBdr>
+          <w:top w:val="single" w:sz="4" w:space="2" w:color="C99B4E"/>
+          <w:left w:val="single" w:sz="4" w:space="2" w:color="C99B4E"/>
+          <w:bottom w:val="single" w:sz="4" w:space="2" w:color="C99B4E"/>
+          <w:right w:val="single" w:sz="4" w:space="2" w:color="C99B4E"/>
+        </w:pBdr>
+        <w:shd w:val="clear" w:color="auto" w:fill="FFF8E1"/>
+      </w:pPr>
+      <w:r>
+        <w:rPr>
+          <w:rFonts w:ascii="맑은 고딕" w:hAnsi="맑은 고딕" w:eastAsia="맑은 고딕"/>
+          <w:b w:val="0"/>
+          <w:sz w:val="17"/>
+          <w:u w:val="none"/>
+        </w:rPr>
+        <w:t>To (1) ________ our energy system, we must (2) ________ a vast new infrastructure, a process that depends on fossil fuels and may (3) ________ our efforts to cut emissions.</w:t>
+      </w:r>
+    </w:p>
+    <w:p>
+      <w:pPr>
+        <w:spacing w:before="0" w:after="0" w:line="288" w:lineRule="auto"/>
+        <w:ind w:left="40"/>
+        <w:snapToGrid w:val="0"/>
+        <w:pBdr>
+          <w:top w:val="single" w:sz="4" w:space="2" w:color="9B6BD0"/>
+          <w:left w:val="single" w:sz="4" w:space="2" w:color="9B6BD0"/>
+          <w:bottom w:val="single" w:sz="4" w:space="2" w:color="9B6BD0"/>
+          <w:right w:val="single" w:sz="4" w:space="2" w:color="9B6BD0"/>
+        </w:pBdr>
+        <w:shd w:val="clear" w:color="auto" w:fill="FAF5FF"/>
+      </w:pPr>
       <w:r>
         <w:rPr>
           <w:rFonts w:ascii="맑은 고딕" w:hAnsi="맑은 고딕" w:eastAsia="맑은 고딕"/>
@@ -2107,8 +2660,22 @@
           <w:sz w:val="17"/>
           <w:u w:val="none"/>
         </w:rPr>
-        <w:t>one of the greatest change projects in human history</w:t>
-      </w:r>
+        <w:t>&lt;조 건&gt;</w:t>
+      </w:r>
+    </w:p>
+    <w:p>
+      <w:pPr>
+        <w:spacing w:before="0" w:after="0" w:line="288" w:lineRule="auto"/>
+        <w:ind w:left="40"/>
+        <w:snapToGrid w:val="0"/>
+        <w:pBdr>
+          <w:top w:val="single" w:sz="4" w:space="2" w:color="9B6BD0"/>
+          <w:left w:val="single" w:sz="4" w:space="2" w:color="9B6BD0"/>
+          <w:bottom w:val="single" w:sz="4" w:space="2" w:color="9B6BD0"/>
+          <w:right w:val="single" w:sz="4" w:space="2" w:color="9B6BD0"/>
+        </w:pBdr>
+        <w:shd w:val="clear" w:color="auto" w:fill="FAF5FF"/>
+      </w:pPr>
       <w:r>
         <w:rPr>
           <w:rFonts w:ascii="맑은 고딕" w:hAnsi="맑은 고딕" w:eastAsia="맑은 고딕"/>
@@ -2116,17 +2683,22 @@
           <w:sz w:val="17"/>
           <w:u w:val="none"/>
         </w:rPr>
-        <w:t xml:space="preserve">, because it involves rebuilding transport, farming, and industry along with the power supply. Yet (b) </w:t>
-      </w:r>
-      <w:r>
-        <w:rPr>
-          <w:rFonts w:ascii="맑은 고딕" w:hAnsi="맑은 고딕" w:eastAsia="맑은 고딕"/>
-          <w:b/>
-          <w:sz w:val="17"/>
-          <w:u w:val="none"/>
-        </w:rPr>
-        <w:t>this transformation cannot happen without fossil fuels</w:t>
-      </w:r>
+        <w:t>1. 본문의 단어를 반드시 변형(품사·어형)하여 쓸 것 — 본문 형태 그대로 쓰면 0점</w:t>
+      </w:r>
+    </w:p>
+    <w:p>
+      <w:pPr>
+        <w:spacing w:before="0" w:after="60" w:line="288" w:lineRule="auto"/>
+        <w:ind w:left="40"/>
+        <w:snapToGrid w:val="0"/>
+        <w:pBdr>
+          <w:top w:val="single" w:sz="4" w:space="2" w:color="9B6BD0"/>
+          <w:left w:val="single" w:sz="4" w:space="2" w:color="9B6BD0"/>
+          <w:bottom w:val="single" w:sz="4" w:space="2" w:color="9B6BD0"/>
+          <w:right w:val="single" w:sz="4" w:space="2" w:color="9B6BD0"/>
+        </w:pBdr>
+        <w:shd w:val="clear" w:color="auto" w:fill="FAF5FF"/>
+      </w:pPr>
       <w:r>
         <w:rPr>
           <w:rFonts w:ascii="맑은 고딕" w:hAnsi="맑은 고딕" w:eastAsia="맑은 고딕"/>
@@ -2134,17 +2706,14 @@
           <w:sz w:val="17"/>
           <w:u w:val="none"/>
         </w:rPr>
-        <w:t xml:space="preserve">: cement, steel, and the minerals inside solar panels all depend on fossil energy. Hence (c) </w:t>
-      </w:r>
-      <w:r>
-        <w:rPr>
-          <w:rFonts w:ascii="맑은 고딕" w:hAnsi="맑은 고딕" w:eastAsia="맑은 고딕"/>
-          <w:b/>
-          <w:sz w:val="17"/>
-          <w:u w:val="none"/>
-        </w:rPr>
-        <w:t>the harder we push, the faster we burn</w:t>
-      </w:r>
+        <w:t>2. 답안지에 소문항 번호를 정확하게 기입할 것  예) 1-(1) 1-(2) 1-(3)</w:t>
+      </w:r>
+    </w:p>
+    <w:p>
+      <w:pPr>
+        <w:spacing w:before="0" w:after="40" w:line="360" w:lineRule="auto"/>
+        <w:snapToGrid w:val="0"/>
+      </w:pPr>
       <w:r>
         <w:rPr>
           <w:rFonts w:ascii="맑은 고딕" w:hAnsi="맑은 고딕" w:eastAsia="맑은 고딕"/>
@@ -2152,43 +2721,7 @@
           <w:sz w:val="17"/>
           <w:u w:val="none"/>
         </w:rPr>
-        <w:t xml:space="preserve"> — an effect that is (d) </w:t>
-      </w:r>
-      <w:r>
-        <w:rPr>
-          <w:rFonts w:ascii="맑은 고딕" w:hAnsi="맑은 고딕" w:eastAsia="맑은 고딕"/>
-          <w:b/>
-          <w:sz w:val="17"/>
-          <w:u w:val="none"/>
-        </w:rPr>
-        <w:t>an undermining factor</w:t>
-      </w:r>
-      <w:r>
-        <w:rPr>
-          <w:rFonts w:ascii="맑은 고딕" w:hAnsi="맑은 고딕" w:eastAsia="맑은 고딕"/>
-          <w:b w:val="0"/>
-          <w:sz w:val="17"/>
-          <w:u w:val="none"/>
-        </w:rPr>
-        <w:t xml:space="preserve"> for emission targets. Worse, (e) </w:t>
-      </w:r>
-      <w:r>
-        <w:rPr>
-          <w:rFonts w:ascii="맑은 고딕" w:hAnsi="맑은 고딕" w:eastAsia="맑은 고딕"/>
-          <w:b/>
-          <w:sz w:val="17"/>
-          <w:u w:val="none"/>
-        </w:rPr>
-        <w:t>transition proposals seldom count it</w:t>
-      </w:r>
-      <w:r>
-        <w:rPr>
-          <w:rFonts w:ascii="맑은 고딕" w:hAnsi="맑은 고딕" w:eastAsia="맑은 고딕"/>
-          <w:b w:val="0"/>
-          <w:sz w:val="17"/>
-          <w:u w:val="none"/>
-        </w:rPr>
-        <w:t>, looking only at supply.</w:t>
+        <w:t>(1) ______________   (2) ______________   (3) ______________</w:t>
       </w:r>
     </w:p>
     <w:p>
@@ -2204,7 +2737,7 @@
           <w:sz w:val="17"/>
           <w:u w:val="none"/>
         </w:rPr>
-        <w:t>34-추1.</w:t>
+        <w:t>34-서2.</w:t>
       </w:r>
       <w:r>
         <w:rPr>
@@ -2213,591 +2746,7 @@
           <w:sz w:val="17"/>
           <w:u w:val="none"/>
         </w:rPr>
-        <w:t xml:space="preserve"> 윗글의 요약문을 완성하시오. &lt;보기&gt;에서 알맞은 단어를 골라 </w:t>
-      </w:r>
-      <w:r>
-        <w:rPr>
-          <w:rFonts w:ascii="맑은 고딕" w:hAnsi="맑은 고딕" w:eastAsia="맑은 고딕"/>
-          <w:b/>
-          <w:sz w:val="17"/>
-          <w:u w:val="none"/>
-        </w:rPr>
-        <w:t>필요시 어형을 바꾸어</w:t>
-      </w:r>
-      <w:r>
-        <w:rPr>
-          <w:rFonts w:ascii="맑은 고딕" w:hAnsi="맑은 고딕" w:eastAsia="맑은 고딕"/>
-          <w:b w:val="0"/>
-          <w:sz w:val="17"/>
-          <w:u w:val="none"/>
-        </w:rPr>
-        <w:t xml:space="preserve"> 쓸 것. (각 한 단어 · 중복 사용 불가) [4.0점]</w:t>
-      </w:r>
-    </w:p>
-    <w:p>
-      <w:pPr>
-        <w:spacing w:before="0" w:after="0" w:line="336" w:lineRule="auto"/>
-        <w:ind w:left="40"/>
-        <w:snapToGrid w:val="0"/>
-        <w:pBdr>
-          <w:top w:val="single" w:sz="4" w:space="2" w:color="555555"/>
-          <w:left w:val="single" w:sz="4" w:space="2" w:color="555555"/>
-          <w:bottom w:val="single" w:sz="4" w:space="2" w:color="555555"/>
-          <w:right w:val="single" w:sz="4" w:space="2" w:color="555555"/>
-        </w:pBdr>
-        <w:shd w:val="clear" w:color="auto" w:fill="FFFFFF"/>
-      </w:pPr>
-      <w:r>
-        <w:rPr>
-          <w:rFonts w:ascii="맑은 고딕" w:hAnsi="맑은 고딕" w:eastAsia="맑은 고딕"/>
-          <w:b/>
-          <w:sz w:val="17"/>
-          <w:u w:val="none"/>
-        </w:rPr>
-        <w:t>조건 · 보기</w:t>
-      </w:r>
-    </w:p>
-    <w:p>
-      <w:pPr>
-        <w:spacing w:before="0" w:after="60" w:line="336" w:lineRule="auto"/>
-        <w:ind w:left="40"/>
-        <w:snapToGrid w:val="0"/>
-        <w:pBdr>
-          <w:top w:val="single" w:sz="4" w:space="2" w:color="555555"/>
-          <w:left w:val="single" w:sz="4" w:space="2" w:color="555555"/>
-          <w:bottom w:val="single" w:sz="4" w:space="2" w:color="555555"/>
-          <w:right w:val="single" w:sz="4" w:space="2" w:color="555555"/>
-        </w:pBdr>
-        <w:shd w:val="clear" w:color="auto" w:fill="FFFFFF"/>
-      </w:pPr>
-      <w:r>
-        <w:rPr>
-          <w:rFonts w:ascii="맑은 고딕" w:hAnsi="맑은 고딕" w:eastAsia="맑은 고딕"/>
-          <w:b w:val="0"/>
-          <w:sz w:val="17"/>
-          <w:u w:val="none"/>
-        </w:rPr>
-        <w:t>Building renewable energy infrastructure still (A)__________ fossil fuels, because concrete, steel, and the minerals (B)__________ for solar panels cannot be (C)__________ without fossil energy. This hidden cost (D)__________ efforts to cut global emissions.</w:t>
-      </w:r>
-    </w:p>
-    <w:p>
-      <w:pPr>
-        <w:spacing w:before="0" w:after="0" w:line="336" w:lineRule="auto"/>
-        <w:ind w:left="40"/>
-        <w:snapToGrid w:val="0"/>
-        <w:pBdr>
-          <w:top w:val="single" w:sz="4" w:space="2" w:color="555555"/>
-          <w:left w:val="single" w:sz="4" w:space="2" w:color="555555"/>
-          <w:bottom w:val="single" w:sz="4" w:space="2" w:color="555555"/>
-          <w:right w:val="single" w:sz="4" w:space="2" w:color="555555"/>
-        </w:pBdr>
-        <w:shd w:val="clear" w:color="auto" w:fill="FFFFFF"/>
-      </w:pPr>
-      <w:r>
-        <w:rPr>
-          <w:rFonts w:ascii="맑은 고딕" w:hAnsi="맑은 고딕" w:eastAsia="맑은 고딕"/>
-          <w:b/>
-          <w:sz w:val="17"/>
-          <w:u w:val="none"/>
-        </w:rPr>
-        <w:t>조건 · 보기</w:t>
-      </w:r>
-    </w:p>
-    <w:p>
-      <w:pPr>
-        <w:spacing w:before="0" w:after="60" w:line="336" w:lineRule="auto"/>
-        <w:ind w:left="40"/>
-        <w:snapToGrid w:val="0"/>
-        <w:pBdr>
-          <w:top w:val="single" w:sz="4" w:space="2" w:color="555555"/>
-          <w:left w:val="single" w:sz="4" w:space="2" w:color="555555"/>
-          <w:bottom w:val="single" w:sz="4" w:space="2" w:color="555555"/>
-          <w:right w:val="single" w:sz="4" w:space="2" w:color="555555"/>
-        </w:pBdr>
-        <w:shd w:val="clear" w:color="auto" w:fill="FFFFFF"/>
-      </w:pPr>
-      <w:r>
-        <w:rPr>
-          <w:rFonts w:ascii="맑은 고딕" w:hAnsi="맑은 고딕" w:eastAsia="맑은 고딕"/>
-          <w:b w:val="0"/>
-          <w:sz w:val="17"/>
-          <w:u w:val="none"/>
-        </w:rPr>
-        <w:t>&lt;보기&gt; require / need / produce / undermine / cut / count / focus / push</w:t>
-      </w:r>
-    </w:p>
-    <w:p>
-      <w:pPr>
-        <w:spacing w:before="0" w:after="40" w:line="360" w:lineRule="auto"/>
-        <w:snapToGrid w:val="0"/>
-      </w:pPr>
-      <w:r>
-        <w:rPr>
-          <w:rFonts w:ascii="맑은 고딕" w:hAnsi="맑은 고딕" w:eastAsia="맑은 고딕"/>
-          <w:b w:val="0"/>
-          <w:sz w:val="17"/>
-          <w:u w:val="none"/>
-        </w:rPr>
-        <w:t>(A) ________  (B) ________  (C) ________  (D) ________</w:t>
-      </w:r>
-    </w:p>
-    <w:p>
-      <w:pPr>
-        <w:keepNext/>
-        <w:spacing w:before="80" w:after="20" w:line="276" w:lineRule="auto"/>
-        <w:snapToGrid w:val="0"/>
-      </w:pPr>
-      <w:r>
-        <w:rPr>
-          <w:rFonts w:ascii="맑은 고딕" w:hAnsi="맑은 고딕" w:eastAsia="맑은 고딕"/>
-          <w:b/>
-          <w:sz w:val="17"/>
-          <w:u w:val="none"/>
-        </w:rPr>
-        <w:t>34-추2.</w:t>
-      </w:r>
-      <w:r>
-        <w:rPr>
-          <w:rFonts w:ascii="맑은 고딕" w:hAnsi="맑은 고딕" w:eastAsia="맑은 고딕"/>
-          <w:b w:val="0"/>
-          <w:sz w:val="17"/>
-          <w:u w:val="none"/>
-        </w:rPr>
-        <w:t xml:space="preserve"> 우리말 뜻에 맞게 빈칸에 알맞은 </w:t>
-      </w:r>
-      <w:r>
-        <w:rPr>
-          <w:rFonts w:ascii="맑은 고딕" w:hAnsi="맑은 고딕" w:eastAsia="맑은 고딕"/>
-          <w:b/>
-          <w:sz w:val="17"/>
-          <w:u w:val="none"/>
-        </w:rPr>
-        <w:t>한 단어</w:t>
-      </w:r>
-      <w:r>
-        <w:rPr>
-          <w:rFonts w:ascii="맑은 고딕" w:hAnsi="맑은 고딕" w:eastAsia="맑은 고딕"/>
-          <w:b w:val="0"/>
-          <w:sz w:val="17"/>
-          <w:u w:val="none"/>
-        </w:rPr>
-        <w:t>를 쓰시오. (주어진 철자로 시작할 것) [4.0점]</w:t>
-      </w:r>
-    </w:p>
-    <w:p>
-      <w:pPr>
-        <w:spacing w:before="0" w:after="40" w:line="360" w:lineRule="auto"/>
-        <w:snapToGrid w:val="0"/>
-      </w:pPr>
-      <w:r>
-        <w:rPr>
-          <w:rFonts w:ascii="맑은 고딕" w:hAnsi="맑은 고딕" w:eastAsia="맑은 고딕"/>
-          <w:b w:val="0"/>
-          <w:sz w:val="17"/>
-          <w:u w:val="none"/>
-        </w:rPr>
-        <w:t>(1) 대체 교통 기반 시설 →  an a______ transport infrastructure</w:t>
-      </w:r>
-    </w:p>
-    <w:p>
-      <w:pPr>
-        <w:spacing w:before="0" w:after="40" w:line="360" w:lineRule="auto"/>
-        <w:snapToGrid w:val="0"/>
-      </w:pPr>
-      <w:r>
-        <w:rPr>
-          <w:rFonts w:ascii="맑은 고딕" w:hAnsi="맑은 고딕" w:eastAsia="맑은 고딕"/>
-          <w:b w:val="0"/>
-          <w:sz w:val="17"/>
-          <w:u w:val="none"/>
-        </w:rPr>
-        <w:t>(2) 화석 연료 →  f______ fuel</w:t>
-      </w:r>
-    </w:p>
-    <w:p>
-      <w:pPr>
-        <w:spacing w:before="0" w:after="40" w:line="360" w:lineRule="auto"/>
-        <w:snapToGrid w:val="0"/>
-      </w:pPr>
-      <w:r>
-        <w:rPr>
-          <w:rFonts w:ascii="맑은 고딕" w:hAnsi="맑은 고딕" w:eastAsia="맑은 고딕"/>
-          <w:b w:val="0"/>
-          <w:sz w:val="17"/>
-          <w:u w:val="none"/>
-        </w:rPr>
-        <w:t>(3) 약화시키는 요인 →  an u______ factor</w:t>
-      </w:r>
-    </w:p>
-    <w:p>
-      <w:pPr>
-        <w:spacing w:before="0" w:after="40" w:line="360" w:lineRule="auto"/>
-        <w:snapToGrid w:val="0"/>
-      </w:pPr>
-      <w:r>
-        <w:rPr>
-          <w:rFonts w:ascii="맑은 고딕" w:hAnsi="맑은 고딕" w:eastAsia="맑은 고딕"/>
-          <w:b w:val="0"/>
-          <w:sz w:val="17"/>
-          <w:u w:val="none"/>
-        </w:rPr>
-        <w:t>(4) 에너지 공급에 필요한 요건 →  energy s______ requirements</w:t>
-      </w:r>
-    </w:p>
-    <w:p>
-      <w:pPr>
-        <w:spacing w:before="0" w:after="40" w:line="360" w:lineRule="auto"/>
-        <w:snapToGrid w:val="0"/>
-      </w:pPr>
-      <w:r>
-        <w:rPr>
-          <w:rFonts w:ascii="맑은 고딕" w:hAnsi="맑은 고딕" w:eastAsia="맑은 고딕"/>
-          <w:b w:val="0"/>
-          <w:sz w:val="17"/>
-          <w:u w:val="none"/>
-        </w:rPr>
-        <w:t>(1) ________  (2) ________  (3) ________  (4) ________</w:t>
-      </w:r>
-    </w:p>
-    <w:p>
-      <w:pPr>
-        <w:keepNext/>
-        <w:spacing w:before="80" w:after="20" w:line="276" w:lineRule="auto"/>
-        <w:snapToGrid w:val="0"/>
-      </w:pPr>
-      <w:r>
-        <w:rPr>
-          <w:rFonts w:ascii="맑은 고딕" w:hAnsi="맑은 고딕" w:eastAsia="맑은 고딕"/>
-          <w:b/>
-          <w:sz w:val="17"/>
-          <w:u w:val="none"/>
-        </w:rPr>
-        <w:t>34-추3.</w:t>
-      </w:r>
-      <w:r>
-        <w:rPr>
-          <w:rFonts w:ascii="맑은 고딕" w:hAnsi="맑은 고딕" w:eastAsia="맑은 고딕"/>
-          <w:b w:val="0"/>
-          <w:sz w:val="17"/>
-          <w:u w:val="none"/>
-        </w:rPr>
-        <w:t xml:space="preserve"> 우리말과 같은 뜻이 되도록 &lt;조건&gt;에 맞게 영작하시오. [4.0점]</w:t>
-      </w:r>
-    </w:p>
-    <w:p>
-      <w:pPr>
-        <w:spacing w:before="0" w:after="0" w:line="336" w:lineRule="auto"/>
-        <w:ind w:left="40"/>
-        <w:snapToGrid w:val="0"/>
-        <w:pBdr>
-          <w:top w:val="single" w:sz="4" w:space="2" w:color="555555"/>
-          <w:left w:val="single" w:sz="4" w:space="2" w:color="555555"/>
-          <w:bottom w:val="single" w:sz="4" w:space="2" w:color="555555"/>
-          <w:right w:val="single" w:sz="4" w:space="2" w:color="555555"/>
-        </w:pBdr>
-        <w:shd w:val="clear" w:color="auto" w:fill="FFFFFF"/>
-      </w:pPr>
-      <w:r>
-        <w:rPr>
-          <w:rFonts w:ascii="맑은 고딕" w:hAnsi="맑은 고딕" w:eastAsia="맑은 고딕"/>
-          <w:b/>
-          <w:sz w:val="17"/>
-          <w:u w:val="none"/>
-        </w:rPr>
-        <w:t>조건 · 보기</w:t>
-      </w:r>
-    </w:p>
-    <w:p>
-      <w:pPr>
-        <w:spacing w:before="0" w:after="60" w:line="336" w:lineRule="auto"/>
-        <w:ind w:left="40"/>
-        <w:snapToGrid w:val="0"/>
-        <w:pBdr>
-          <w:top w:val="single" w:sz="4" w:space="2" w:color="555555"/>
-          <w:left w:val="single" w:sz="4" w:space="2" w:color="555555"/>
-          <w:bottom w:val="single" w:sz="4" w:space="2" w:color="555555"/>
-          <w:right w:val="single" w:sz="4" w:space="2" w:color="555555"/>
-        </w:pBdr>
-        <w:shd w:val="clear" w:color="auto" w:fill="FFFFFF"/>
-      </w:pPr>
-      <w:r>
-        <w:rPr>
-          <w:rFonts w:ascii="맑은 고딕" w:hAnsi="맑은 고딕" w:eastAsia="맑은 고딕"/>
-          <w:b/>
-          <w:sz w:val="17"/>
-          <w:u w:val="none"/>
-        </w:rPr>
-        <w:t>우리말: 우리가 재생 에너지 시스템을 향해 더 세게 밀어붙일수록, 우리는 건설 과정에서 화석 에너지를 더 빨리 써야 한다.</w:t>
-      </w:r>
-    </w:p>
-    <w:p>
-      <w:pPr>
-        <w:spacing w:before="0" w:after="0" w:line="336" w:lineRule="auto"/>
-        <w:ind w:left="40"/>
-        <w:snapToGrid w:val="0"/>
-        <w:pBdr>
-          <w:top w:val="single" w:sz="4" w:space="2" w:color="555555"/>
-          <w:left w:val="single" w:sz="4" w:space="2" w:color="555555"/>
-          <w:bottom w:val="single" w:sz="4" w:space="2" w:color="555555"/>
-          <w:right w:val="single" w:sz="4" w:space="2" w:color="555555"/>
-        </w:pBdr>
-        <w:shd w:val="clear" w:color="auto" w:fill="FFFFFF"/>
-      </w:pPr>
-      <w:r>
-        <w:rPr>
-          <w:rFonts w:ascii="맑은 고딕" w:hAnsi="맑은 고딕" w:eastAsia="맑은 고딕"/>
-          <w:b/>
-          <w:sz w:val="17"/>
-          <w:u w:val="none"/>
-        </w:rPr>
-        <w:t>조건 · 보기</w:t>
-      </w:r>
-    </w:p>
-    <w:p>
-      <w:pPr>
-        <w:spacing w:before="0" w:after="0" w:line="336" w:lineRule="auto"/>
-        <w:ind w:left="40"/>
-        <w:snapToGrid w:val="0"/>
-        <w:pBdr>
-          <w:top w:val="single" w:sz="4" w:space="2" w:color="555555"/>
-          <w:left w:val="single" w:sz="4" w:space="2" w:color="555555"/>
-          <w:bottom w:val="single" w:sz="4" w:space="2" w:color="555555"/>
-          <w:right w:val="single" w:sz="4" w:space="2" w:color="555555"/>
-        </w:pBdr>
-        <w:shd w:val="clear" w:color="auto" w:fill="FFFFFF"/>
-      </w:pPr>
-      <w:r>
-        <w:rPr>
-          <w:rFonts w:ascii="맑은 고딕" w:hAnsi="맑은 고딕" w:eastAsia="맑은 고딕"/>
-          <w:b w:val="0"/>
-          <w:sz w:val="17"/>
-          <w:u w:val="none"/>
-        </w:rPr>
-        <w:t>&lt;보기&gt;</w:t>
-      </w:r>
-    </w:p>
-    <w:p>
-      <w:pPr>
-        <w:spacing w:before="0" w:after="60" w:line="336" w:lineRule="auto"/>
-        <w:ind w:left="40"/>
-        <w:snapToGrid w:val="0"/>
-        <w:pBdr>
-          <w:top w:val="single" w:sz="4" w:space="2" w:color="555555"/>
-          <w:left w:val="single" w:sz="4" w:space="2" w:color="555555"/>
-          <w:bottom w:val="single" w:sz="4" w:space="2" w:color="555555"/>
-          <w:right w:val="single" w:sz="4" w:space="2" w:color="555555"/>
-        </w:pBdr>
-        <w:shd w:val="clear" w:color="auto" w:fill="FFFFFF"/>
-      </w:pPr>
-      <w:r>
-        <w:rPr>
-          <w:rFonts w:ascii="맑은 고딕" w:hAnsi="맑은 고딕" w:eastAsia="맑은 고딕"/>
-          <w:b w:val="0"/>
-          <w:sz w:val="17"/>
-          <w:u w:val="none"/>
-        </w:rPr>
-        <w:t>the / hard / we / push towards / a renewable energy system / the / fast / we / have to use / fossil energy / for the construction process</w:t>
-      </w:r>
-    </w:p>
-    <w:p>
-      <w:pPr>
-        <w:spacing w:before="0" w:after="0" w:line="336" w:lineRule="auto"/>
-        <w:ind w:left="40"/>
-        <w:snapToGrid w:val="0"/>
-        <w:pBdr>
-          <w:top w:val="single" w:sz="4" w:space="2" w:color="555555"/>
-          <w:left w:val="single" w:sz="4" w:space="2" w:color="555555"/>
-          <w:bottom w:val="single" w:sz="4" w:space="2" w:color="555555"/>
-          <w:right w:val="single" w:sz="4" w:space="2" w:color="555555"/>
-        </w:pBdr>
-        <w:shd w:val="clear" w:color="auto" w:fill="FFFFFF"/>
-      </w:pPr>
-      <w:r>
-        <w:rPr>
-          <w:rFonts w:ascii="맑은 고딕" w:hAnsi="맑은 고딕" w:eastAsia="맑은 고딕"/>
-          <w:b/>
-          <w:sz w:val="17"/>
-          <w:u w:val="none"/>
-        </w:rPr>
-        <w:t>조건 · 보기</w:t>
-      </w:r>
-    </w:p>
-    <w:p>
-      <w:pPr>
-        <w:spacing w:before="0" w:after="0" w:line="336" w:lineRule="auto"/>
-        <w:ind w:left="40"/>
-        <w:snapToGrid w:val="0"/>
-        <w:pBdr>
-          <w:top w:val="single" w:sz="4" w:space="2" w:color="555555"/>
-          <w:left w:val="single" w:sz="4" w:space="2" w:color="555555"/>
-          <w:bottom w:val="single" w:sz="4" w:space="2" w:color="555555"/>
-          <w:right w:val="single" w:sz="4" w:space="2" w:color="555555"/>
-        </w:pBdr>
-        <w:shd w:val="clear" w:color="auto" w:fill="FFFFFF"/>
-      </w:pPr>
-      <w:r>
-        <w:rPr>
-          <w:rFonts w:ascii="맑은 고딕" w:hAnsi="맑은 고딕" w:eastAsia="맑은 고딕"/>
-          <w:b w:val="0"/>
-          <w:sz w:val="17"/>
-          <w:u w:val="none"/>
-        </w:rPr>
-        <w:t>&lt;조건&gt;</w:t>
-      </w:r>
-    </w:p>
-    <w:p>
-      <w:pPr>
-        <w:spacing w:before="0" w:after="0" w:line="336" w:lineRule="auto"/>
-        <w:ind w:left="40"/>
-        <w:snapToGrid w:val="0"/>
-        <w:pBdr>
-          <w:top w:val="single" w:sz="4" w:space="2" w:color="555555"/>
-          <w:left w:val="single" w:sz="4" w:space="2" w:color="555555"/>
-          <w:bottom w:val="single" w:sz="4" w:space="2" w:color="555555"/>
-          <w:right w:val="single" w:sz="4" w:space="2" w:color="555555"/>
-        </w:pBdr>
-        <w:shd w:val="clear" w:color="auto" w:fill="FFFFFF"/>
-      </w:pPr>
-      <w:r>
-        <w:rPr>
-          <w:rFonts w:ascii="맑은 고딕" w:hAnsi="맑은 고딕" w:eastAsia="맑은 고딕"/>
-          <w:b w:val="0"/>
-          <w:sz w:val="17"/>
-          <w:u w:val="none"/>
-        </w:rPr>
-        <w:t>1. 'the 비교급, the 비교급' 구문을 사용할 것</w:t>
-      </w:r>
-    </w:p>
-    <w:p>
-      <w:pPr>
-        <w:spacing w:before="0" w:after="60" w:line="336" w:lineRule="auto"/>
-        <w:ind w:left="40"/>
-        <w:snapToGrid w:val="0"/>
-        <w:pBdr>
-          <w:top w:val="single" w:sz="4" w:space="2" w:color="555555"/>
-          <w:left w:val="single" w:sz="4" w:space="2" w:color="555555"/>
-          <w:bottom w:val="single" w:sz="4" w:space="2" w:color="555555"/>
-          <w:right w:val="single" w:sz="4" w:space="2" w:color="555555"/>
-        </w:pBdr>
-        <w:shd w:val="clear" w:color="auto" w:fill="FFFFFF"/>
-      </w:pPr>
-      <w:r>
-        <w:rPr>
-          <w:rFonts w:ascii="맑은 고딕" w:hAnsi="맑은 고딕" w:eastAsia="맑은 고딕"/>
-          <w:b w:val="0"/>
-          <w:sz w:val="17"/>
-          <w:u w:val="none"/>
-        </w:rPr>
-        <w:t>2. &lt;보기&gt;의 어구를 모두 사용하되, 어형 변형이 필요한 것은 알맞게 바꿀 것</w:t>
-      </w:r>
-    </w:p>
-    <w:p>
-      <w:pPr>
-        <w:spacing w:before="0" w:after="40" w:line="360" w:lineRule="auto"/>
-        <w:snapToGrid w:val="0"/>
-      </w:pPr>
-      <w:r>
-        <w:rPr>
-          <w:rFonts w:ascii="맑은 고딕" w:hAnsi="맑은 고딕" w:eastAsia="맑은 고딕"/>
-          <w:b w:val="0"/>
-          <w:sz w:val="17"/>
-          <w:u w:val="none"/>
-        </w:rPr>
-        <w:t>→ ______________________________________________________________</w:t>
-      </w:r>
-    </w:p>
-    <w:p>
-      <w:pPr>
-        <w:spacing w:before="0" w:after="40" w:line="360" w:lineRule="auto"/>
-        <w:snapToGrid w:val="0"/>
-      </w:pPr>
-      <w:r>
-        <w:rPr>
-          <w:rFonts w:ascii="맑은 고딕" w:hAnsi="맑은 고딕" w:eastAsia="맑은 고딕"/>
-          <w:b w:val="0"/>
-          <w:sz w:val="17"/>
-          <w:u w:val="none"/>
-        </w:rPr>
-        <w:t>______________________________________________________________</w:t>
-      </w:r>
-    </w:p>
-    <w:p>
-      <w:pPr>
-        <w:keepNext/>
-        <w:spacing w:before="80" w:after="40" w:line="276" w:lineRule="auto"/>
-        <w:snapToGrid w:val="0"/>
-        <w:shd w:val="clear" w:color="auto" w:fill="8A3A12"/>
-      </w:pPr>
-      <w:r>
-        <w:rPr>
-          <w:rFonts w:ascii="맑은 고딕" w:hAnsi="맑은 고딕" w:eastAsia="맑은 고딕"/>
-          <w:b/>
-          <w:color w:val="FFFFFF"/>
-          <w:sz w:val="17"/>
-          <w:u w:val="none"/>
-        </w:rPr>
-        <w:t>서답형  34-서1 ~ 34-서1</w:t>
-      </w:r>
-    </w:p>
-    <w:p>
-      <w:pPr>
-        <w:keepNext/>
-        <w:spacing w:before="80" w:after="20" w:line="276" w:lineRule="auto"/>
-        <w:snapToGrid w:val="0"/>
-      </w:pPr>
-      <w:r>
-        <w:rPr>
-          <w:rFonts w:ascii="맑은 고딕" w:hAnsi="맑은 고딕" w:eastAsia="맑은 고딕"/>
-          <w:b/>
-          <w:sz w:val="17"/>
-          <w:u w:val="none"/>
-        </w:rPr>
-        <w:t>34-서1.</w:t>
-      </w:r>
-      <w:r>
-        <w:rPr>
-          <w:rFonts w:ascii="맑은 고딕" w:hAnsi="맑은 고딕" w:eastAsia="맑은 고딕"/>
-          <w:b w:val="0"/>
-          <w:sz w:val="17"/>
-          <w:u w:val="none"/>
-        </w:rPr>
-        <w:t xml:space="preserve"> 다음 글의 밑줄 친 ⓐ~ⓕ 중 어법상 </w:t>
-      </w:r>
-      <w:r>
-        <w:rPr>
-          <w:rFonts w:ascii="맑은 고딕" w:hAnsi="맑은 고딕" w:eastAsia="맑은 고딕"/>
-          <w:b/>
-          <w:sz w:val="17"/>
-          <w:u w:val="none"/>
-        </w:rPr>
-        <w:t>틀린 것 2개</w:t>
-      </w:r>
-      <w:r>
-        <w:rPr>
-          <w:rFonts w:ascii="맑은 고딕" w:hAnsi="맑은 고딕" w:eastAsia="맑은 고딕"/>
-          <w:b w:val="0"/>
-          <w:sz w:val="17"/>
-          <w:u w:val="none"/>
-        </w:rPr>
-        <w:t xml:space="preserve">를 찾아, 각각 </w:t>
-      </w:r>
-      <w:r>
-        <w:rPr>
-          <w:rFonts w:ascii="맑은 고딕" w:hAnsi="맑은 고딕" w:eastAsia="맑은 고딕"/>
-          <w:b/>
-          <w:sz w:val="17"/>
-          <w:u w:val="none"/>
-        </w:rPr>
-        <w:t>한 단어</w:t>
-      </w:r>
-      <w:r>
-        <w:rPr>
-          <w:rFonts w:ascii="맑은 고딕" w:hAnsi="맑은 고딕" w:eastAsia="맑은 고딕"/>
-          <w:b w:val="0"/>
-          <w:sz w:val="17"/>
-          <w:u w:val="none"/>
-        </w:rPr>
-        <w:t>로 고쳐 쓰시오. [4.0점]</w:t>
+        <w:t xml:space="preserve"> 다음 글의 밑줄 친 문장과 같은 뜻이 되도록 &lt;보기&gt;의 표현을 모두 사용하여 &lt;조건&gt;에 맞게 영작하시오. [3점] [3.0점]</w:t>
       </w:r>
     </w:p>
     <w:p>
@@ -2820,11 +2769,190 @@
           <w:sz w:val="17"/>
           <w:u w:val="none"/>
         </w:rPr>
-        <w:t>Production of solar panels ⓐrequires scarce and expensive minerals ⓑwhich must be excavated, again ⓒrequired the use of fossil fuels. Heinberg remarks that the cost of ⓓbuilding this new energy infrastructure ⓔare seldom counted in transition proposals, ⓕwhich tend to focus just on energy supply requirements.</w:t>
+        <w:t xml:space="preserve">This is not only expensive, but also an undermining factor for our efforts to cut global emissions. </w:t>
+      </w:r>
+      <w:r>
+        <w:rPr>
+          <w:rFonts w:ascii="맑은 고딕" w:hAnsi="맑은 고딕" w:eastAsia="맑은 고딕"/>
+          <w:b w:val="0"/>
+          <w:sz w:val="17"/>
+          <w:u w:val="single"/>
+        </w:rPr>
+        <w:t>Heinberg remarks that the cost of building this new energy infrastructure is seldom counted in transition proposals.</w:t>
       </w:r>
     </w:p>
     <w:p>
       <w:pPr>
+        <w:spacing w:before="0" w:after="60" w:line="288" w:lineRule="auto"/>
+        <w:ind w:left="40"/>
+        <w:snapToGrid w:val="0"/>
+        <w:pBdr>
+          <w:top w:val="single" w:sz="4" w:space="2" w:color="9B6BD0"/>
+          <w:left w:val="single" w:sz="4" w:space="2" w:color="9B6BD0"/>
+          <w:bottom w:val="single" w:sz="4" w:space="2" w:color="9B6BD0"/>
+          <w:right w:val="single" w:sz="4" w:space="2" w:color="9B6BD0"/>
+        </w:pBdr>
+        <w:shd w:val="clear" w:color="auto" w:fill="FAF5FF"/>
+      </w:pPr>
+      <w:r>
+        <w:rPr>
+          <w:rFonts w:ascii="맑은 고딕" w:hAnsi="맑은 고딕" w:eastAsia="맑은 고딕"/>
+          <w:b/>
+          <w:sz w:val="17"/>
+          <w:u w:val="none"/>
+        </w:rPr>
+        <w:t>&lt;보 기&gt;</w:t>
+      </w:r>
+      <w:r>
+        <w:rPr>
+          <w:rFonts w:ascii="맑은 고딕" w:hAnsi="맑은 고딕" w:eastAsia="맑은 고딕"/>
+          <w:b w:val="0"/>
+          <w:sz w:val="17"/>
+          <w:u w:val="none"/>
+        </w:rPr>
+        <w:t xml:space="preserve"> Heinberg / remarks / that / transition proposals / seldom / count / the cost / of / building / this new energy infrastructure</w:t>
+      </w:r>
+    </w:p>
+    <w:p>
+      <w:pPr>
+        <w:spacing w:before="0" w:after="0" w:line="288" w:lineRule="auto"/>
+        <w:ind w:left="40"/>
+        <w:snapToGrid w:val="0"/>
+        <w:pBdr>
+          <w:top w:val="single" w:sz="4" w:space="2" w:color="9B6BD0"/>
+          <w:left w:val="single" w:sz="4" w:space="2" w:color="9B6BD0"/>
+          <w:bottom w:val="single" w:sz="4" w:space="2" w:color="9B6BD0"/>
+          <w:right w:val="single" w:sz="4" w:space="2" w:color="9B6BD0"/>
+        </w:pBdr>
+        <w:shd w:val="clear" w:color="auto" w:fill="FAF5FF"/>
+      </w:pPr>
+      <w:r>
+        <w:rPr>
+          <w:rFonts w:ascii="맑은 고딕" w:hAnsi="맑은 고딕" w:eastAsia="맑은 고딕"/>
+          <w:b/>
+          <w:sz w:val="17"/>
+          <w:u w:val="none"/>
+        </w:rPr>
+        <w:t>&lt;조 건&gt;</w:t>
+      </w:r>
+    </w:p>
+    <w:p>
+      <w:pPr>
+        <w:spacing w:before="0" w:after="0" w:line="288" w:lineRule="auto"/>
+        <w:ind w:left="40"/>
+        <w:snapToGrid w:val="0"/>
+        <w:pBdr>
+          <w:top w:val="single" w:sz="4" w:space="2" w:color="9B6BD0"/>
+          <w:left w:val="single" w:sz="4" w:space="2" w:color="9B6BD0"/>
+          <w:bottom w:val="single" w:sz="4" w:space="2" w:color="9B6BD0"/>
+          <w:right w:val="single" w:sz="4" w:space="2" w:color="9B6BD0"/>
+        </w:pBdr>
+        <w:shd w:val="clear" w:color="auto" w:fill="FAF5FF"/>
+      </w:pPr>
+      <w:r>
+        <w:rPr>
+          <w:rFonts w:ascii="맑은 고딕" w:hAnsi="맑은 고딕" w:eastAsia="맑은 고딕"/>
+          <w:b w:val="0"/>
+          <w:sz w:val="17"/>
+          <w:u w:val="none"/>
+        </w:rPr>
+        <w:t>1. &lt;보기&gt;의 표현을 모두 한 번씩만 사용할 것</w:t>
+      </w:r>
+    </w:p>
+    <w:p>
+      <w:pPr>
+        <w:spacing w:before="0" w:after="0" w:line="288" w:lineRule="auto"/>
+        <w:ind w:left="40"/>
+        <w:snapToGrid w:val="0"/>
+        <w:pBdr>
+          <w:top w:val="single" w:sz="4" w:space="2" w:color="9B6BD0"/>
+          <w:left w:val="single" w:sz="4" w:space="2" w:color="9B6BD0"/>
+          <w:bottom w:val="single" w:sz="4" w:space="2" w:color="9B6BD0"/>
+          <w:right w:val="single" w:sz="4" w:space="2" w:color="9B6BD0"/>
+        </w:pBdr>
+        <w:shd w:val="clear" w:color="auto" w:fill="FAF5FF"/>
+      </w:pPr>
+      <w:r>
+        <w:rPr>
+          <w:rFonts w:ascii="맑은 고딕" w:hAnsi="맑은 고딕" w:eastAsia="맑은 고딕"/>
+          <w:b w:val="0"/>
+          <w:sz w:val="17"/>
+          <w:u w:val="none"/>
+        </w:rPr>
+        <w:t>2. 어형을 바꾸지 말고 다른 단어를 추가하지 말 것</w:t>
+      </w:r>
+    </w:p>
+    <w:p>
+      <w:pPr>
+        <w:spacing w:before="0" w:after="0" w:line="288" w:lineRule="auto"/>
+        <w:ind w:left="40"/>
+        <w:snapToGrid w:val="0"/>
+        <w:pBdr>
+          <w:top w:val="single" w:sz="4" w:space="2" w:color="9B6BD0"/>
+          <w:left w:val="single" w:sz="4" w:space="2" w:color="9B6BD0"/>
+          <w:bottom w:val="single" w:sz="4" w:space="2" w:color="9B6BD0"/>
+          <w:right w:val="single" w:sz="4" w:space="2" w:color="9B6BD0"/>
+        </w:pBdr>
+        <w:shd w:val="clear" w:color="auto" w:fill="FAF5FF"/>
+      </w:pPr>
+      <w:r>
+        <w:rPr>
+          <w:rFonts w:ascii="맑은 고딕" w:hAnsi="맑은 고딕" w:eastAsia="맑은 고딕"/>
+          <w:b w:val="0"/>
+          <w:sz w:val="17"/>
+          <w:u w:val="none"/>
+        </w:rPr>
+        <w:t>3. that절을 능동태로 쓸 것</w:t>
+      </w:r>
+    </w:p>
+    <w:p>
+      <w:pPr>
+        <w:spacing w:before="0" w:after="0" w:line="288" w:lineRule="auto"/>
+        <w:ind w:left="40"/>
+        <w:snapToGrid w:val="0"/>
+        <w:pBdr>
+          <w:top w:val="single" w:sz="4" w:space="2" w:color="9B6BD0"/>
+          <w:left w:val="single" w:sz="4" w:space="2" w:color="9B6BD0"/>
+          <w:bottom w:val="single" w:sz="4" w:space="2" w:color="9B6BD0"/>
+          <w:right w:val="single" w:sz="4" w:space="2" w:color="9B6BD0"/>
+        </w:pBdr>
+        <w:shd w:val="clear" w:color="auto" w:fill="FAF5FF"/>
+      </w:pPr>
+      <w:r>
+        <w:rPr>
+          <w:rFonts w:ascii="맑은 고딕" w:hAnsi="맑은 고딕" w:eastAsia="맑은 고딕"/>
+          <w:b w:val="0"/>
+          <w:sz w:val="17"/>
+          <w:u w:val="none"/>
+        </w:rPr>
+        <w:t>4. 총 15단어로 쓸 것</w:t>
+      </w:r>
+    </w:p>
+    <w:p>
+      <w:pPr>
+        <w:spacing w:before="0" w:after="60" w:line="288" w:lineRule="auto"/>
+        <w:ind w:left="40"/>
+        <w:snapToGrid w:val="0"/>
+        <w:pBdr>
+          <w:top w:val="single" w:sz="4" w:space="2" w:color="9B6BD0"/>
+          <w:left w:val="single" w:sz="4" w:space="2" w:color="9B6BD0"/>
+          <w:bottom w:val="single" w:sz="4" w:space="2" w:color="9B6BD0"/>
+          <w:right w:val="single" w:sz="4" w:space="2" w:color="9B6BD0"/>
+        </w:pBdr>
+        <w:shd w:val="clear" w:color="auto" w:fill="FAF5FF"/>
+      </w:pPr>
+      <w:r>
+        <w:rPr>
+          <w:rFonts w:ascii="맑은 고딕" w:hAnsi="맑은 고딕" w:eastAsia="맑은 고딕"/>
+          <w:b w:val="0"/>
+          <w:sz w:val="17"/>
+          <w:u w:val="none"/>
+        </w:rPr>
+        <w:t>5. 답안지에 소문항 번호를 정확하게 기입할 것</w:t>
+      </w:r>
+    </w:p>
+    <w:p>
+      <w:pPr>
         <w:spacing w:before="0" w:after="40" w:line="360" w:lineRule="auto"/>
         <w:snapToGrid w:val="0"/>
       </w:pPr>
@@ -2835,22 +2963,7 @@
           <w:sz w:val="17"/>
           <w:u w:val="none"/>
         </w:rPr>
-        <w:t>(1) 기호 ______  →  ______________</w:t>
-      </w:r>
-    </w:p>
-    <w:p>
-      <w:pPr>
-        <w:spacing w:before="0" w:after="40" w:line="360" w:lineRule="auto"/>
-        <w:snapToGrid w:val="0"/>
-      </w:pPr>
-      <w:r>
-        <w:rPr>
-          <w:rFonts w:ascii="맑은 고딕" w:hAnsi="맑은 고딕" w:eastAsia="맑은 고딕"/>
-          <w:b w:val="0"/>
-          <w:sz w:val="17"/>
-          <w:u w:val="none"/>
-        </w:rPr>
-        <w:t>(2) 기호 ______  →  ______________</w:t>
+        <w:t>⇒ Heinberg ______________________________________________________________ .</w:t>
       </w:r>
     </w:p>
     <w:p>
@@ -2884,7 +2997,7 @@
           <w:sz w:val="17"/>
           <w:u w:val="none"/>
         </w:rPr>
-        <w:t>34-위치1.</w:t>
+        <w:t>34-8.</w:t>
       </w:r>
       <w:r>
         <w:rPr>
@@ -2893,44 +3006,21 @@
           <w:sz w:val="17"/>
           <w:u w:val="none"/>
         </w:rPr>
-        <w:t xml:space="preserve"> 글의 흐름으로 보아, 주어진 문장이 들어가기에 가장 적절한 곳은? [2.9점]</w:t>
+        <w:t xml:space="preserve"> 글의 흐름으로 보아, 주어진 문장이 들어가기에 가장 적절한 곳은? [2.7점]</w:t>
       </w:r>
     </w:p>
     <w:p>
       <w:pPr>
-        <w:spacing w:before="0" w:after="0" w:line="336" w:lineRule="auto"/>
+        <w:spacing w:before="0" w:after="60" w:line="288" w:lineRule="auto"/>
         <w:ind w:left="40"/>
         <w:snapToGrid w:val="0"/>
         <w:pBdr>
-          <w:top w:val="single" w:sz="4" w:space="2" w:color="555555"/>
-          <w:left w:val="single" w:sz="4" w:space="2" w:color="555555"/>
-          <w:bottom w:val="single" w:sz="4" w:space="2" w:color="555555"/>
-          <w:right w:val="single" w:sz="4" w:space="2" w:color="555555"/>
+          <w:top w:val="single" w:sz="4" w:space="2" w:color="C99B4E"/>
+          <w:left w:val="single" w:sz="4" w:space="2" w:color="C99B4E"/>
+          <w:bottom w:val="single" w:sz="4" w:space="2" w:color="C99B4E"/>
+          <w:right w:val="single" w:sz="4" w:space="2" w:color="C99B4E"/>
         </w:pBdr>
-        <w:shd w:val="clear" w:color="auto" w:fill="FFFFFF"/>
-      </w:pPr>
-      <w:r>
-        <w:rPr>
-          <w:rFonts w:ascii="맑은 고딕" w:hAnsi="맑은 고딕" w:eastAsia="맑은 고딕"/>
-          <w:b/>
-          <w:sz w:val="17"/>
-          <w:u w:val="none"/>
-        </w:rPr>
-        <w:t>조건 · 보기</w:t>
-      </w:r>
-    </w:p>
-    <w:p>
-      <w:pPr>
-        <w:spacing w:before="0" w:after="60" w:line="336" w:lineRule="auto"/>
-        <w:ind w:left="40"/>
-        <w:snapToGrid w:val="0"/>
-        <w:pBdr>
-          <w:top w:val="single" w:sz="4" w:space="2" w:color="555555"/>
-          <w:left w:val="single" w:sz="4" w:space="2" w:color="555555"/>
-          <w:bottom w:val="single" w:sz="4" w:space="2" w:color="555555"/>
-          <w:right w:val="single" w:sz="4" w:space="2" w:color="555555"/>
-        </w:pBdr>
-        <w:shd w:val="clear" w:color="auto" w:fill="FFFFFF"/>
+        <w:shd w:val="clear" w:color="auto" w:fill="FFF8E1"/>
       </w:pPr>
       <w:r>
         <w:rPr>
@@ -2939,7 +3029,7 @@
           <w:sz w:val="17"/>
           <w:u w:val="none"/>
         </w:rPr>
-        <w:t>There is, however, a catch.</w:t>
+        <w:t>In addition to solar panels and wind turbines, we have to build an alternative transport infrastructure, farming procedures and industrial processes.</w:t>
       </w:r>
     </w:p>
     <w:p>
@@ -2962,24 +3052,15 @@
           <w:sz w:val="17"/>
           <w:u w:val="none"/>
         </w:rPr>
-        <w:t>Journalist Richard Heinberg sees the switch to renewable energy as one of the largest change projects in history. ( ① ) Solar panels and wind turbines are only the start; transport, farming, and industry must be redesigned too. ( ② ) None of it can be built without fossil fuels. ( ③ ) Cement and steel need energy that only fossil sources can deliver, and the minerals in solar panels are dug out by fossil-powered machines. ( ④ ) The harder we push toward renewables, the faster we burn fossil energy to get there, which is expensive and works against emission targets. ( ⑤ ) Transition plans, obsessed with supply figures, rarely count this cost.</w:t>
+        <w:t>Richard Heinberg, an American journalist, argues that in building the renewable energy infrastructure to stop global warming, we are actually involved in one of the greatest change projects in human history. ( ① ) This transformation cannot happen without fossil fuels. ( ② ) For instance, production of concrete structures and steel elements require amounts of energy that is only possible to produce with fossil energy. ( ③ ) Production of solar panels requires scarce and expensive minerals which must be excavated, again requiring the use of fossil fuels. ( ④ ) Thus, the harder we push towards a renewable energy system, the faster we have to use fossil energy for the construction process. ( ⑤ ) This is not only expensive, but also an undermining factor for our efforts to cut global emissions.</w:t>
       </w:r>
     </w:p>
     <w:p>
       <w:pPr>
-        <w:keepNext/>
-        <w:spacing w:before="80" w:after="20" w:line="276" w:lineRule="auto"/>
+        <w:spacing w:before="0" w:after="20" w:line="276" w:lineRule="auto"/>
+        <w:ind w:left="80"/>
         <w:snapToGrid w:val="0"/>
       </w:pPr>
-      <w:r>
-        <w:rPr>
-          <w:rFonts w:ascii="맑은 고딕" w:hAnsi="맑은 고딕" w:eastAsia="맑은 고딕"/>
-          <w:b/>
-          <w:sz w:val="17"/>
-          <w:u w:val="none"/>
-        </w:rPr>
-        <w:t>34-위치2.</w:t>
-      </w:r>
       <w:r>
         <w:rPr>
           <w:rFonts w:ascii="맑은 고딕" w:hAnsi="맑은 고딕" w:eastAsia="맑은 고딕"/>
@@ -2987,122 +3068,7 @@
           <w:sz w:val="17"/>
           <w:u w:val="none"/>
         </w:rPr>
-        <w:t xml:space="preserve"> 주어진 글 다음에 이어질 글의 순서로 가장 적절한 것은? [2.8점]</w:t>
-      </w:r>
-    </w:p>
-    <w:p>
-      <w:pPr>
-        <w:spacing w:before="0" w:after="0" w:line="336" w:lineRule="auto"/>
-        <w:ind w:left="40"/>
-        <w:snapToGrid w:val="0"/>
-        <w:pBdr>
-          <w:top w:val="single" w:sz="4" w:space="2" w:color="555555"/>
-          <w:left w:val="single" w:sz="4" w:space="2" w:color="555555"/>
-          <w:bottom w:val="single" w:sz="4" w:space="2" w:color="555555"/>
-          <w:right w:val="single" w:sz="4" w:space="2" w:color="555555"/>
-        </w:pBdr>
-        <w:shd w:val="clear" w:color="auto" w:fill="FFFFFF"/>
-      </w:pPr>
-      <w:r>
-        <w:rPr>
-          <w:rFonts w:ascii="맑은 고딕" w:hAnsi="맑은 고딕" w:eastAsia="맑은 고딕"/>
-          <w:b/>
-          <w:sz w:val="17"/>
-          <w:u w:val="none"/>
-        </w:rPr>
-        <w:t>조건 · 보기</w:t>
-      </w:r>
-    </w:p>
-    <w:p>
-      <w:pPr>
-        <w:spacing w:before="0" w:after="60" w:line="336" w:lineRule="auto"/>
-        <w:ind w:left="40"/>
-        <w:snapToGrid w:val="0"/>
-        <w:pBdr>
-          <w:top w:val="single" w:sz="4" w:space="2" w:color="555555"/>
-          <w:left w:val="single" w:sz="4" w:space="2" w:color="555555"/>
-          <w:bottom w:val="single" w:sz="4" w:space="2" w:color="555555"/>
-          <w:right w:val="single" w:sz="4" w:space="2" w:color="555555"/>
-        </w:pBdr>
-        <w:shd w:val="clear" w:color="auto" w:fill="FFFFFF"/>
-      </w:pPr>
-      <w:r>
-        <w:rPr>
-          <w:rFonts w:ascii="맑은 고딕" w:hAnsi="맑은 고딕" w:eastAsia="맑은 고딕"/>
-          <w:b w:val="0"/>
-          <w:sz w:val="17"/>
-          <w:u w:val="none"/>
-        </w:rPr>
-        <w:t>Heinberg argues that switching to renewable energy is one of the largest change projects humanity has attempted.</w:t>
-      </w:r>
-    </w:p>
-    <w:p>
-      <w:pPr>
-        <w:spacing w:before="0" w:after="60" w:line="288" w:lineRule="auto"/>
-        <w:ind w:left="40"/>
-        <w:snapToGrid w:val="0"/>
-        <w:pBdr>
-          <w:top w:val="single" w:sz="4" w:space="2" w:color="999999"/>
-          <w:left w:val="single" w:sz="4" w:space="2" w:color="999999"/>
-          <w:bottom w:val="single" w:sz="4" w:space="2" w:color="999999"/>
-          <w:right w:val="single" w:sz="4" w:space="2" w:color="999999"/>
-        </w:pBdr>
-        <w:shd w:val="clear" w:color="auto" w:fill="F6F3EA"/>
-      </w:pPr>
-      <w:r>
-        <w:rPr>
-          <w:rFonts w:ascii="맑은 고딕" w:hAnsi="맑은 고딕" w:eastAsia="맑은 고딕"/>
-          <w:b w:val="0"/>
-          <w:sz w:val="17"/>
-          <w:u w:val="none"/>
-        </w:rPr>
-        <w:t>(A) The result is a paradox: the harder we push toward renewables, the faster we burn fossil energy — a cost that raises the bill, hurts emission targets, and rarely appears in transition proposals.</w:t>
-      </w:r>
-    </w:p>
-    <w:p>
-      <w:pPr>
-        <w:spacing w:before="0" w:after="60" w:line="288" w:lineRule="auto"/>
-        <w:ind w:left="40"/>
-        <w:snapToGrid w:val="0"/>
-        <w:pBdr>
-          <w:top w:val="single" w:sz="4" w:space="2" w:color="999999"/>
-          <w:left w:val="single" w:sz="4" w:space="2" w:color="999999"/>
-          <w:bottom w:val="single" w:sz="4" w:space="2" w:color="999999"/>
-          <w:right w:val="single" w:sz="4" w:space="2" w:color="999999"/>
-        </w:pBdr>
-        <w:shd w:val="clear" w:color="auto" w:fill="F6F3EA"/>
-      </w:pPr>
-      <w:r>
-        <w:rPr>
-          <w:rFonts w:ascii="맑은 고딕" w:hAnsi="맑은 고딕" w:eastAsia="맑은 고딕"/>
-          <w:b w:val="0"/>
-          <w:sz w:val="17"/>
-          <w:u w:val="none"/>
-        </w:rPr>
-        <w:t>(B) The project extends well past panels and turbines to transport, farming, and industry, and none of it can be built without fossil fuels.</w:t>
-      </w:r>
-    </w:p>
-    <w:p>
-      <w:pPr>
-        <w:spacing w:before="0" w:after="60" w:line="288" w:lineRule="auto"/>
-        <w:ind w:left="40"/>
-        <w:snapToGrid w:val="0"/>
-        <w:pBdr>
-          <w:top w:val="single" w:sz="4" w:space="2" w:color="999999"/>
-          <w:left w:val="single" w:sz="4" w:space="2" w:color="999999"/>
-          <w:bottom w:val="single" w:sz="4" w:space="2" w:color="999999"/>
-          <w:right w:val="single" w:sz="4" w:space="2" w:color="999999"/>
-        </w:pBdr>
-        <w:shd w:val="clear" w:color="auto" w:fill="F6F3EA"/>
-      </w:pPr>
-      <w:r>
-        <w:rPr>
-          <w:rFonts w:ascii="맑은 고딕" w:hAnsi="맑은 고딕" w:eastAsia="맑은 고딕"/>
-          <w:b w:val="0"/>
-          <w:sz w:val="17"/>
-          <w:u w:val="none"/>
-        </w:rPr>
-        <w:t>(C) Cement and steel need energy that only fossil sources can provide, and the minerals for solar panels must be mined with fossil-powered equipment.</w:t>
+        <w:t>① ①    ② ②    ③ ③    ④ ④    ⑤ ⑤</w:t>
       </w:r>
     </w:p>
     <w:p>
@@ -4071,7 +4037,7 @@
           <w:sz w:val="15"/>
           <w:u w:val="none"/>
         </w:rPr>
-        <w:t xml:space="preserve"> 정답 ⑤</w:t>
+        <w:t xml:space="preserve"> 정답 ② — (a) ○ (b) ✕ (c) ○ (d) ✕ (e) ✕</w:t>
       </w:r>
     </w:p>
     <w:p>
@@ -4096,7 +4062,7 @@
           <w:sz w:val="15"/>
           <w:u w:val="none"/>
         </w:rPr>
-        <w:t xml:space="preserve"> 정답 ④</w:t>
+        <w:t xml:space="preserve"> 정답 ③ — ⓐ involving → involved / ⓓ must excavate → must be excavated / ⓕ the fastest → the faster</w:t>
       </w:r>
     </w:p>
     <w:p>
@@ -4121,7 +4087,7 @@
           <w:sz w:val="15"/>
           <w:u w:val="none"/>
         </w:rPr>
-        <w:t xml:space="preserve"> 정답 ④</w:t>
+        <w:t xml:space="preserve"> 정답 ⑤ — scarce · seldom · expensive</w:t>
       </w:r>
     </w:p>
     <w:p>
@@ -4146,7 +4112,7 @@
           <w:sz w:val="15"/>
           <w:u w:val="none"/>
         </w:rPr>
-        <w:t xml:space="preserve"> ④ involving → involved</w:t>
+        <w:t xml:space="preserve"> 정답 ①</w:t>
       </w:r>
     </w:p>
     <w:p>
@@ -4171,7 +4137,7 @@
           <w:sz w:val="15"/>
           <w:u w:val="none"/>
         </w:rPr>
-        <w:t xml:space="preserve"> 정답 ⑤</w:t>
+        <w:t xml:space="preserve"> 정답 ④</w:t>
       </w:r>
     </w:p>
     <w:p>
@@ -4196,7 +4162,7 @@
           <w:sz w:val="15"/>
           <w:u w:val="none"/>
         </w:rPr>
-        <w:t xml:space="preserve"> 정답 ①</w:t>
+        <w:t xml:space="preserve"> 정답 ②</w:t>
       </w:r>
     </w:p>
     <w:p>
@@ -4221,7 +4187,7 @@
           <w:sz w:val="15"/>
           <w:u w:val="none"/>
         </w:rPr>
-        <w:t xml:space="preserve"> ② (ⓐ, ⓒ, ⓔ)</w:t>
+        <w:t xml:space="preserve"> 정답 ③</w:t>
       </w:r>
     </w:p>
     <w:p>
@@ -4237,7 +4203,7 @@
           <w:sz w:val="15"/>
           <w:u w:val="none"/>
         </w:rPr>
-        <w:t>34-8</w:t>
+        <w:t>34-서1</w:t>
       </w:r>
       <w:r>
         <w:rPr>
@@ -4246,7 +4212,7 @@
           <w:sz w:val="15"/>
           <w:u w:val="none"/>
         </w:rPr>
-        <w:t xml:space="preserve"> 정답 ④</w:t>
+        <w:t xml:space="preserve"> (1) transform  (2) construct  (3) undermine</w:t>
       </w:r>
     </w:p>
     <w:p>
@@ -4262,7 +4228,7 @@
           <w:sz w:val="15"/>
           <w:u w:val="none"/>
         </w:rPr>
-        <w:t>34-서1</w:t>
+        <w:t>34-서2</w:t>
       </w:r>
       <w:r>
         <w:rPr>
@@ -4271,7 +4237,7 @@
           <w:sz w:val="15"/>
           <w:u w:val="none"/>
         </w:rPr>
-        <w:t xml:space="preserve"> ⓒ required → requiring / ⓔ are → is</w:t>
+        <w:t xml:space="preserve"> Heinberg remarks that transition proposals seldom count the cost of building this new energy infrastructure.</w:t>
       </w:r>
     </w:p>
     <w:p>
@@ -4287,7 +4253,7 @@
           <w:sz w:val="15"/>
           <w:u w:val="none"/>
         </w:rPr>
-        <w:t>34-추1</w:t>
+        <w:t>34-8</w:t>
       </w:r>
       <w:r>
         <w:rPr>
@@ -4296,107 +4262,7 @@
           <w:sz w:val="15"/>
           <w:u w:val="none"/>
         </w:rPr>
-        <w:t xml:space="preserve"> (A) requires  (B) needed  (C) produced  (D) undermines</w:t>
-      </w:r>
-    </w:p>
-    <w:p>
-      <w:pPr>
-        <w:spacing w:before="0" w:after="0" w:line="259" w:lineRule="auto"/>
-        <w:ind w:left="160" w:hanging="160"/>
-        <w:snapToGrid w:val="0"/>
-      </w:pPr>
-      <w:r>
-        <w:rPr>
-          <w:rFonts w:ascii="맑은 고딕" w:hAnsi="맑은 고딕" w:eastAsia="맑은 고딕"/>
-          <w:b/>
-          <w:sz w:val="15"/>
-          <w:u w:val="none"/>
-        </w:rPr>
-        <w:t>34-추2</w:t>
-      </w:r>
-      <w:r>
-        <w:rPr>
-          <w:rFonts w:ascii="맑은 고딕" w:hAnsi="맑은 고딕" w:eastAsia="맑은 고딕"/>
-          <w:b w:val="0"/>
-          <w:sz w:val="15"/>
-          <w:u w:val="none"/>
-        </w:rPr>
-        <w:t xml:space="preserve"> (1) alternative  (2) fossil  (3) undermining  (4) supply</w:t>
-      </w:r>
-    </w:p>
-    <w:p>
-      <w:pPr>
-        <w:spacing w:before="0" w:after="0" w:line="259" w:lineRule="auto"/>
-        <w:ind w:left="160" w:hanging="160"/>
-        <w:snapToGrid w:val="0"/>
-      </w:pPr>
-      <w:r>
-        <w:rPr>
-          <w:rFonts w:ascii="맑은 고딕" w:hAnsi="맑은 고딕" w:eastAsia="맑은 고딕"/>
-          <w:b/>
-          <w:sz w:val="15"/>
-          <w:u w:val="none"/>
-        </w:rPr>
-        <w:t>34-추3</w:t>
-      </w:r>
-      <w:r>
-        <w:rPr>
-          <w:rFonts w:ascii="맑은 고딕" w:hAnsi="맑은 고딕" w:eastAsia="맑은 고딕"/>
-          <w:b w:val="0"/>
-          <w:sz w:val="15"/>
-          <w:u w:val="none"/>
-        </w:rPr>
-        <w:t xml:space="preserve"> The harder we push towards a renewable energy system, the faster we have to use fossil energy for the construction process.</w:t>
-      </w:r>
-    </w:p>
-    <w:p>
-      <w:pPr>
-        <w:spacing w:before="0" w:after="0" w:line="259" w:lineRule="auto"/>
-        <w:ind w:left="160" w:hanging="160"/>
-        <w:snapToGrid w:val="0"/>
-      </w:pPr>
-      <w:r>
-        <w:rPr>
-          <w:rFonts w:ascii="맑은 고딕" w:hAnsi="맑은 고딕" w:eastAsia="맑은 고딕"/>
-          <w:b/>
-          <w:sz w:val="15"/>
-          <w:u w:val="none"/>
-        </w:rPr>
-        <w:t>34-위치1</w:t>
-      </w:r>
-      <w:r>
-        <w:rPr>
-          <w:rFonts w:ascii="맑은 고딕" w:hAnsi="맑은 고딕" w:eastAsia="맑은 고딕"/>
-          <w:b w:val="0"/>
-          <w:sz w:val="15"/>
-          <w:u w:val="none"/>
-        </w:rPr>
-        <w:t xml:space="preserve"> 정답 ②</w:t>
-      </w:r>
-    </w:p>
-    <w:p>
-      <w:pPr>
-        <w:spacing w:before="0" w:after="0" w:line="259" w:lineRule="auto"/>
-        <w:ind w:left="160" w:hanging="160"/>
-        <w:snapToGrid w:val="0"/>
-      </w:pPr>
-      <w:r>
-        <w:rPr>
-          <w:rFonts w:ascii="맑은 고딕" w:hAnsi="맑은 고딕" w:eastAsia="맑은 고딕"/>
-          <w:b/>
-          <w:sz w:val="15"/>
-          <w:u w:val="none"/>
-        </w:rPr>
-        <w:t>34-위치2</w:t>
-      </w:r>
-      <w:r>
-        <w:rPr>
-          <w:rFonts w:ascii="맑은 고딕" w:hAnsi="맑은 고딕" w:eastAsia="맑은 고딕"/>
-          <w:b w:val="0"/>
-          <w:sz w:val="15"/>
-          <w:u w:val="none"/>
-        </w:rPr>
-        <w:t xml:space="preserve"> 정답 ③</w:t>
+        <w:t xml:space="preserve"> 정답 ①</w:t>
       </w:r>
     </w:p>
     <w:p>
@@ -4437,7 +4303,7 @@
           <w:sz w:val="14"/>
           <w:u w:val="none"/>
         </w:rPr>
-        <w:t xml:space="preserve"> 전환 제안서는 그 비용을 '</w:t>
+        <w:t xml:space="preserve"> </w:t>
       </w:r>
       <w:r>
         <w:rPr>
@@ -4446,7 +4312,7 @@
           <w:sz w:val="14"/>
           <w:u w:val="none"/>
         </w:rPr>
-        <w:t>거의 계산하지 않는다</w:t>
+        <w:t>(c) [어법 decoy]</w:t>
       </w:r>
       <w:r>
         <w:rPr>
@@ -4455,7 +4321,25 @@
           <w:sz w:val="14"/>
           <w:u w:val="none"/>
         </w:rPr>
-        <w:t>(seldom bother to count)'. ⑤는 빈도 정반전(seldom→usually). ④은 '그러는 동안(in the meantime)'이라는 단기 조건까지 정확히 담은 한 끗 선지로 일치.</w:t>
+        <w:t xml:space="preserve"> 콤마 없는 제한적 용법이므로 that 가능 — 틀렸다고 고르면 ⑤류 오답. </w:t>
+      </w:r>
+      <w:r>
+        <w:rPr>
+          <w:rFonts w:ascii="맑은 고딕" w:hAnsi="맑은 고딕" w:eastAsia="맑은 고딕"/>
+          <w:b/>
+          <w:sz w:val="14"/>
+          <w:u w:val="none"/>
+        </w:rPr>
+        <w:t>(e) [빈도 반전]</w:t>
+      </w:r>
+      <w:r>
+        <w:rPr>
+          <w:rFonts w:ascii="맑은 고딕" w:hAnsi="맑은 고딕" w:eastAsia="맑은 고딕"/>
+          <w:b w:val="0"/>
+          <w:sz w:val="14"/>
+          <w:u w:val="none"/>
+        </w:rPr>
+        <w:t xml:space="preserve"> seldom(거의 ~않다)을 usually로 뒤집었다.</w:t>
       </w:r>
     </w:p>
     <w:p>
@@ -4480,7 +4364,7 @@
           <w:sz w:val="14"/>
           <w:u w:val="none"/>
         </w:rPr>
-        <w:t xml:space="preserve"> 본문은 전환이 화석 연료 </w:t>
+        <w:t xml:space="preserve"> </w:t>
       </w:r>
       <w:r>
         <w:rPr>
@@ -4489,7 +4373,7 @@
           <w:sz w:val="14"/>
           <w:u w:val="none"/>
         </w:rPr>
-        <w:t>없이는 불가능</w:t>
+        <w:t>ⓕ [최상급 함정]</w:t>
       </w:r>
       <w:r>
         <w:rPr>
@@ -4498,7 +4382,25 @@
           <w:sz w:val="14"/>
           <w:u w:val="none"/>
         </w:rPr>
-        <w:t>하다고 했다(프린트 T/F 2번 축). ④은 '불가능'을 '느려짐'으로 격하한 정도 왜곡. ①은 첫 문장의 not ... but 구조를 정확히 읽어야 하는 한 끗 선지로 일치.</w:t>
+        <w:t xml:space="preserve"> 앞의 the harder를 보지 않으면 the fastest도 그럴듯하다 — ①은 ⓕ를 놓친 선지. </w:t>
+      </w:r>
+      <w:r>
+        <w:rPr>
+          <w:rFonts w:ascii="맑은 고딕" w:hAnsi="맑은 고딕" w:eastAsia="맑은 고딕"/>
+          <w:b/>
+          <w:sz w:val="14"/>
+          <w:u w:val="none"/>
+        </w:rPr>
+        <w:t>ⓔ</w:t>
+      </w:r>
+      <w:r>
+        <w:rPr>
+          <w:rFonts w:ascii="맑은 고딕" w:hAnsi="맑은 고딕" w:eastAsia="맑은 고딕"/>
+          <w:b w:val="0"/>
+          <w:sz w:val="14"/>
+          <w:u w:val="none"/>
+        </w:rPr>
+        <w:t xml:space="preserve"> 광물이 화석 연료 사용을 ‘요구하는’ 능동이므로 required 불가.</w:t>
       </w:r>
     </w:p>
     <w:p>
@@ -4523,7 +4425,7 @@
           <w:sz w:val="14"/>
           <w:u w:val="none"/>
         </w:rPr>
-        <w:t xml:space="preserve"> 화석 에너지를 더 빨리 쓰게 되는 것은 배출 감축 노력을 </w:t>
+        <w:t xml:space="preserve"> </w:t>
       </w:r>
       <w:r>
         <w:rPr>
@@ -4532,7 +4434,7 @@
           <w:sz w:val="14"/>
           <w:u w:val="none"/>
         </w:rPr>
-        <w:t>약화시키는</w:t>
+        <w:t>④ [한 끗]</w:t>
       </w:r>
       <w:r>
         <w:rPr>
@@ -4541,7 +4443,25 @@
           <w:sz w:val="14"/>
           <w:u w:val="none"/>
         </w:rPr>
-        <w:t>(원문 undermining) 요인이다. supporting은 약한 반의어 오염이며, 단서는 앞 문장(더 빨리 소비)과 not only expensive but also의 부정적 병렬. ①②③⑤는 프린트 A 표적.</w:t>
+        <w:t xml:space="preserve"> (A)(B)는 맞고 (C)만 부사 — be동사 뒤 보어는 형용사. </w:t>
+      </w:r>
+      <w:r>
+        <w:rPr>
+          <w:rFonts w:ascii="맑은 고딕" w:hAnsi="맑은 고딕" w:eastAsia="맑은 고딕"/>
+          <w:b/>
+          <w:sz w:val="14"/>
+          <w:u w:val="none"/>
+        </w:rPr>
+        <w:t>②</w:t>
+      </w:r>
+      <w:r>
+        <w:rPr>
+          <w:rFonts w:ascii="맑은 고딕" w:hAnsi="맑은 고딕" w:eastAsia="맑은 고딕"/>
+          <w:b w:val="0"/>
+          <w:sz w:val="14"/>
+          <w:u w:val="none"/>
+        </w:rPr>
+        <w:t xml:space="preserve"> always면 tend to focus just on energy supply requirements와 충돌.</w:t>
       </w:r>
     </w:p>
     <w:p>
@@ -4566,7 +4486,43 @@
           <w:sz w:val="14"/>
           <w:u w:val="none"/>
         </w:rPr>
-        <w:t xml:space="preserve"> be involved in = '~에 관여하다'(수동형 관용 표현). ① 주어 Richard Heinberg 단수, ② 전치사 in + 동명사, ③ 동사 수식 부사, ⑤ without + 명사는 옳다.</w:t>
+        <w:t xml:space="preserve"> </w:t>
+      </w:r>
+      <w:r>
+        <w:rPr>
+          <w:rFonts w:ascii="맑은 고딕" w:hAnsi="맑은 고딕" w:eastAsia="맑은 고딕"/>
+          <w:b/>
+          <w:sz w:val="14"/>
+          <w:u w:val="none"/>
+        </w:rPr>
+        <w:t>① [조건 반전]</w:t>
+      </w:r>
+      <w:r>
+        <w:rPr>
+          <w:rFonts w:ascii="맑은 고딕" w:hAnsi="맑은 고딕" w:eastAsia="맑은 고딕"/>
+          <w:b w:val="0"/>
+          <w:sz w:val="14"/>
+          <w:u w:val="none"/>
+        </w:rPr>
+        <w:t xml:space="preserve"> only possible with fossil energy를 without fossil fuels로 뒤집었다. </w:t>
+      </w:r>
+      <w:r>
+        <w:rPr>
+          <w:rFonts w:ascii="맑은 고딕" w:hAnsi="맑은 고딕" w:eastAsia="맑은 고딕"/>
+          <w:b/>
+          <w:sz w:val="14"/>
+          <w:u w:val="none"/>
+        </w:rPr>
+        <w:t>④</w:t>
+      </w:r>
+      <w:r>
+        <w:rPr>
+          <w:rFonts w:ascii="맑은 고딕" w:hAnsi="맑은 고딕" w:eastAsia="맑은 고딕"/>
+          <w:b w:val="0"/>
+          <w:sz w:val="14"/>
+          <w:u w:val="none"/>
+        </w:rPr>
+        <w:t xml:space="preserve"> excavated = dug out of the ground 환언 — 참.</w:t>
       </w:r>
     </w:p>
     <w:p>
@@ -4591,7 +4547,7 @@
           <w:sz w:val="14"/>
           <w:u w:val="none"/>
         </w:rPr>
-        <w:t xml:space="preserve"> (A) Beyond(~에 더하여) (B) Ironically(친환경 사업이 화석연료 의존 — 역설) (C) As a result(결과) (D) Unfortunately(평가). By contrast는 </w:t>
+        <w:t xml:space="preserve"> </w:t>
       </w:r>
       <w:r>
         <w:rPr>
@@ -4600,7 +4556,7 @@
           <w:sz w:val="14"/>
           <w:u w:val="none"/>
         </w:rPr>
-        <w:t>대조되는 두 대상</w:t>
+        <w:t>① [과잉 결론]</w:t>
       </w:r>
       <w:r>
         <w:rPr>
@@ -4609,7 +4565,25 @@
           <w:sz w:val="14"/>
           <w:u w:val="none"/>
         </w:rPr>
-        <w:t>이 필요한데, 이 글은 하나의 인과 사슬로만 흐르므로 성립하지 않는다.</w:t>
+        <w:t xml:space="preserve"> 필자는 중단이 아니라 ‘비용을 계산하라’고 한다. </w:t>
+      </w:r>
+      <w:r>
+        <w:rPr>
+          <w:rFonts w:ascii="맑은 고딕" w:hAnsi="맑은 고딕" w:eastAsia="맑은 고딕"/>
+          <w:b/>
+          <w:sz w:val="14"/>
+          <w:u w:val="none"/>
+        </w:rPr>
+        <w:t>② [사실 반전]</w:t>
+      </w:r>
+      <w:r>
+        <w:rPr>
+          <w:rFonts w:ascii="맑은 고딕" w:hAnsi="맑은 고딕" w:eastAsia="맑은 고딕"/>
+          <w:b w:val="0"/>
+          <w:sz w:val="14"/>
+          <w:u w:val="none"/>
+        </w:rPr>
+        <w:t xml:space="preserve"> produce no exhaust while they are driven.</w:t>
       </w:r>
     </w:p>
     <w:p>
@@ -4634,7 +4608,7 @@
           <w:sz w:val="14"/>
           <w:u w:val="none"/>
         </w:rPr>
-        <w:t xml:space="preserve"> (A) 모든 부품이 화석 에너지로 만들어진다 → depends. (B) 전환을 서두르면 단기적으로 화석연료 사용이 </w:t>
+        <w:t xml:space="preserve"> </w:t>
       </w:r>
       <w:r>
         <w:rPr>
@@ -4643,7 +4617,7 @@
           <w:sz w:val="14"/>
           <w:u w:val="none"/>
         </w:rPr>
-        <w:t>빨라진다</w:t>
+        <w:t>① [정반대]</w:t>
       </w:r>
       <w:r>
         <w:rPr>
@@ -4652,7 +4626,25 @@
           <w:sz w:val="14"/>
           <w:u w:val="none"/>
         </w:rPr>
-        <w:t xml:space="preserve"> → increases. ②은 '재생에너지 = 감축'이라는 통념을 그대로 옮긴 한 끗 오답.</w:t>
+        <w:t xml:space="preserve"> scarce and expensive minerals. </w:t>
+      </w:r>
+      <w:r>
+        <w:rPr>
+          <w:rFonts w:ascii="맑은 고딕" w:hAnsi="맑은 고딕" w:eastAsia="맑은 고딕"/>
+          <w:b/>
+          <w:sz w:val="14"/>
+          <w:u w:val="none"/>
+        </w:rPr>
+        <w:t>④ [인물 함정]</w:t>
+      </w:r>
+      <w:r>
+        <w:rPr>
+          <w:rFonts w:ascii="맑은 고딕" w:hAnsi="맑은 고딕" w:eastAsia="맑은 고딕"/>
+          <w:b w:val="0"/>
+          <w:sz w:val="14"/>
+          <w:u w:val="none"/>
+        </w:rPr>
+        <w:t xml:space="preserve"> 첫 문장의 an American journalist에 끌린 선지 — 인물은 주장의 출처일 뿐.</w:t>
       </w:r>
     </w:p>
     <w:p>
@@ -4677,7 +4669,25 @@
           <w:sz w:val="14"/>
           <w:u w:val="none"/>
         </w:rPr>
-        <w:t xml:space="preserve"> ⓑ alone: only fossil fuels can supply와 정면 충돌. ⓓ always: 본문 seldom. ⓔ는 the harder ... the faster의 비례 관계를 정확히 재진술한 한 끗 선지.</w:t>
+        <w:t xml:space="preserve"> </w:t>
+      </w:r>
+      <w:r>
+        <w:rPr>
+          <w:rFonts w:ascii="맑은 고딕" w:hAnsi="맑은 고딕" w:eastAsia="맑은 고딕"/>
+          <w:b/>
+          <w:sz w:val="14"/>
+          <w:u w:val="none"/>
+        </w:rPr>
+        <w:t>③ [소재어 재사용 함정]</w:t>
+      </w:r>
+      <w:r>
+        <w:rPr>
+          <w:rFonts w:ascii="맑은 고딕" w:hAnsi="맑은 고딕" w:eastAsia="맑은 고딕"/>
+          <w:b w:val="0"/>
+          <w:sz w:val="14"/>
+          <w:u w:val="none"/>
+        </w:rPr>
+        <w:t xml:space="preserve"> solar panels를 그대로 써서 자연스러워 보이지만, 관점이 ‘생산 비용’에서 ‘사용 혜택’으로 바뀌었다.</w:t>
       </w:r>
     </w:p>
     <w:p>
@@ -4693,7 +4703,7 @@
           <w:sz w:val="14"/>
           <w:u w:val="none"/>
         </w:rPr>
-        <w:t>34-8</w:t>
+        <w:t>34-서1</w:t>
       </w:r>
       <w:r>
         <w:rPr>
@@ -4702,25 +4712,7 @@
           <w:sz w:val="14"/>
           <w:u w:val="none"/>
         </w:rPr>
-        <w:t xml:space="preserve"> undermining factor는 목표를 </w:t>
-      </w:r>
-      <w:r>
-        <w:rPr>
-          <w:rFonts w:ascii="맑은 고딕" w:hAnsi="맑은 고딕" w:eastAsia="맑은 고딕"/>
-          <w:b/>
-          <w:sz w:val="14"/>
-          <w:u w:val="none"/>
-        </w:rPr>
-        <w:t>약화시키는</w:t>
-      </w:r>
-      <w:r>
-        <w:rPr>
-          <w:rFonts w:ascii="맑은 고딕" w:hAnsi="맑은 고딕" w:eastAsia="맑은 고딕"/>
-          <w:b w:val="0"/>
-          <w:sz w:val="14"/>
-          <w:u w:val="none"/>
-        </w:rPr>
-        <w:t xml:space="preserve"> 요인(프린트 A-4 표적). ④은 방향을 뒤집었다. ②은 (b)의 '현재(for now)' 조건을 담아 일치.</w:t>
+        <w:t xml:space="preserve"> (2) build ✕ — 본문 형태 그대로(build) 쓰면 0점, construction의 동사형으로 쓸 것. (3) undermining ✕ — 조동사 뒤 원형. [채점] 각 1점.</w:t>
       </w:r>
     </w:p>
     <w:p>
@@ -4736,7 +4728,7 @@
           <w:sz w:val="14"/>
           <w:u w:val="none"/>
         </w:rPr>
-        <w:t>34-서1</w:t>
+        <w:t>34-서2</w:t>
       </w:r>
       <w:r>
         <w:rPr>
@@ -4745,7 +4737,7 @@
           <w:sz w:val="14"/>
           <w:u w:val="none"/>
         </w:rPr>
-        <w:t xml:space="preserve"> ⓒ 앞 절 전체(광물 채굴)가 '화석 연료 사용을 </w:t>
+        <w:t xml:space="preserve"> </w:t>
       </w:r>
       <w:r>
         <w:rPr>
@@ -4754,7 +4746,7 @@
           <w:sz w:val="14"/>
           <w:u w:val="none"/>
         </w:rPr>
-        <w:t>요구하는</w:t>
+        <w:t>count seldom</w:t>
       </w:r>
       <w:r>
         <w:rPr>
@@ -4763,7 +4755,25 @@
           <w:sz w:val="14"/>
           <w:u w:val="none"/>
         </w:rPr>
-        <w:t>' 능동 분사구문 → requiring. ⓔ 주어는 the cost(단수) — of building ... infrastructure는 수식어구 → is. ⓐ 주어 Production 단수, ⓑ minerals를 받는 관계대명사, ⓕ proposals를 받는 계속적 용법 which는 옳다.</w:t>
+        <w:t xml:space="preserve"> ✕ — 빈도부사는 일반동사 앞. </w:t>
+      </w:r>
+      <w:r>
+        <w:rPr>
+          <w:rFonts w:ascii="맑은 고딕" w:hAnsi="맑은 고딕" w:eastAsia="맑은 고딕"/>
+          <w:b/>
+          <w:sz w:val="14"/>
+          <w:u w:val="none"/>
+        </w:rPr>
+        <w:t>counts</w:t>
+      </w:r>
+      <w:r>
+        <w:rPr>
+          <w:rFonts w:ascii="맑은 고딕" w:hAnsi="맑은 고딕" w:eastAsia="맑은 고딕"/>
+          <w:b w:val="0"/>
+          <w:sz w:val="14"/>
+          <w:u w:val="none"/>
+        </w:rPr>
+        <w:t xml:space="preserve"> ✕ — 어형 변형 금지 + 주어 proposals 복수. [채점] 능동 구조 1.5 / 어순 1 / 단어 수·철자 0.5.</w:t>
       </w:r>
     </w:p>
     <w:p>
@@ -4779,7 +4789,7 @@
           <w:sz w:val="14"/>
           <w:u w:val="none"/>
         </w:rPr>
-        <w:t>34-추1</w:t>
+        <w:t>34-8</w:t>
       </w:r>
       <w:r>
         <w:rPr>
@@ -4788,15 +4798,8 @@
           <w:sz w:val="14"/>
           <w:u w:val="none"/>
         </w:rPr>
-        <w:t xml:space="preserve"> (A) 동명사구 주어 Building ... 단수 → requires. (B) the minerals (which are) needed — 과거분사. (C) cannot be produced 수동. (D) This hidden cost 단수 → undermines(프린트 A-4 표적). cut·count는 프린트 요약 정답어 미끼.</w:t>
-      </w:r>
-    </w:p>
-    <w:p>
-      <w:pPr>
-        <w:spacing w:before="0" w:after="20" w:line="259" w:lineRule="auto"/>
-        <w:jc w:val="both"/>
-        <w:snapToGrid w:val="0"/>
-      </w:pPr>
+        <w:t xml:space="preserve"> </w:t>
+      </w:r>
       <w:r>
         <w:rPr>
           <w:rFonts w:ascii="맑은 고딕" w:hAnsi="맑은 고딕" w:eastAsia="맑은 고딕"/>
@@ -4804,7 +4807,7 @@
           <w:sz w:val="14"/>
           <w:u w:val="none"/>
         </w:rPr>
-        <w:t>34-추2</w:t>
+        <w:t>② [한 끗]</w:t>
       </w:r>
       <w:r>
         <w:rPr>
@@ -4813,100 +4816,7 @@
           <w:sz w:val="14"/>
           <w:u w:val="none"/>
         </w:rPr>
-        <w:t xml:space="preserve"> 프린트 A 표적 4행(1·3·4·6). (3) undermining은 현재분사형 형용사(약화시키는) — undermined(약화된)와 구별.</w:t>
-      </w:r>
-    </w:p>
-    <w:p>
-      <w:pPr>
-        <w:spacing w:before="0" w:after="20" w:line="259" w:lineRule="auto"/>
-        <w:jc w:val="both"/>
-        <w:snapToGrid w:val="0"/>
-      </w:pPr>
-      <w:r>
-        <w:rPr>
-          <w:rFonts w:ascii="맑은 고딕" w:hAnsi="맑은 고딕" w:eastAsia="맑은 고딕"/>
-          <w:b/>
-          <w:sz w:val="14"/>
-          <w:u w:val="none"/>
-        </w:rPr>
-        <w:t>34-추3</w:t>
-      </w:r>
-      <w:r>
-        <w:rPr>
-          <w:rFonts w:ascii="맑은 고딕" w:hAnsi="맑은 고딕" w:eastAsia="맑은 고딕"/>
-          <w:b w:val="0"/>
-          <w:sz w:val="14"/>
-          <w:u w:val="none"/>
-        </w:rPr>
-        <w:t xml:space="preserve"> </w:t>
-      </w:r>
-      <w:r>
-        <w:rPr>
-          <w:rFonts w:ascii="맑은 고딕" w:hAnsi="맑은 고딕" w:eastAsia="맑은 고딕"/>
-          <w:b/>
-          <w:sz w:val="14"/>
-          <w:u w:val="none"/>
-        </w:rPr>
-        <w:t>조성 지점 2곳</w:t>
-      </w:r>
-      <w:r>
-        <w:rPr>
-          <w:rFonts w:ascii="맑은 고딕" w:hAnsi="맑은 고딕" w:eastAsia="맑은 고딕"/>
-          <w:b w:val="0"/>
-          <w:sz w:val="14"/>
-          <w:u w:val="none"/>
-        </w:rPr>
-        <w:t xml:space="preserve"> — hard → harder, fast → faster(둘 다 부사 비교급). the harder가 push를, the faster가 use를 수식한다.</w:t>
-      </w:r>
-    </w:p>
-    <w:p>
-      <w:pPr>
-        <w:spacing w:before="0" w:after="20" w:line="259" w:lineRule="auto"/>
-        <w:jc w:val="both"/>
-        <w:snapToGrid w:val="0"/>
-      </w:pPr>
-      <w:r>
-        <w:rPr>
-          <w:rFonts w:ascii="맑은 고딕" w:hAnsi="맑은 고딕" w:eastAsia="맑은 고딕"/>
-          <w:b/>
-          <w:sz w:val="14"/>
-          <w:u w:val="none"/>
-        </w:rPr>
-        <w:t>34-위치1</w:t>
-      </w:r>
-      <w:r>
-        <w:rPr>
-          <w:rFonts w:ascii="맑은 고딕" w:hAnsi="맑은 고딕" w:eastAsia="맑은 고딕"/>
-          <w:b w:val="0"/>
-          <w:sz w:val="14"/>
-          <w:u w:val="none"/>
-        </w:rPr>
-        <w:t xml:space="preserve"> however로 흐름을 꺾은 뒤 a catch(함정)의 내용이 ② 뒤(화석 연료 없이는 불가)로 구체화된다. ①은 아직 긍정적 전개(규모 소개)가 끝나지 않았고, ③ 이후는 이미 함정이 진술된 뒤다.</w:t>
-      </w:r>
-    </w:p>
-    <w:p>
-      <w:pPr>
-        <w:spacing w:before="0" w:after="20" w:line="259" w:lineRule="auto"/>
-        <w:jc w:val="both"/>
-        <w:snapToGrid w:val="0"/>
-      </w:pPr>
-      <w:r>
-        <w:rPr>
-          <w:rFonts w:ascii="맑은 고딕" w:hAnsi="맑은 고딕" w:eastAsia="맑은 고딕"/>
-          <w:b/>
-          <w:sz w:val="14"/>
-          <w:u w:val="none"/>
-        </w:rPr>
-        <w:t>34-위치2</w:t>
-      </w:r>
-      <w:r>
-        <w:rPr>
-          <w:rFonts w:ascii="맑은 고딕" w:hAnsi="맑은 고딕" w:eastAsia="맑은 고딕"/>
-          <w:b w:val="0"/>
-          <w:sz w:val="14"/>
-          <w:u w:val="none"/>
-        </w:rPr>
-        <w:t xml:space="preserve"> 주어진 글(대규모 프로젝트) → (B) The project를 받아 범위 + 화석연료 필요 선언 → (C) 그 근거(시멘트·강철·광물) → (A) The result로 역설 귀결.</w:t>
+        <w:t xml:space="preserve"> This transformation 뒤에 두면 ‘이 변화’가 무엇인지 설명이 늦게 오고, For instance(화석 연료 사례)와의 연결이 끊긴다.</w:t>
       </w:r>
     </w:p>
     <w:p>

--- a/shinmok1/pack/2509/H1MOGO25-09_34_SET.docx
+++ b/shinmok1/pack/2509/H1MOGO25-09_34_SET.docx
@@ -107,7 +107,7 @@
     </w:p>
     <w:p>
       <w:pPr>
-        <w:spacing w:before="0" w:after="20" w:line="360" w:lineRule="auto"/>
+        <w:spacing w:before="0" w:after="20" w:line="300" w:lineRule="auto"/>
         <w:jc w:val="both"/>
         <w:snapToGrid w:val="0"/>
       </w:pPr>
@@ -118,7 +118,7 @@
           <w:sz w:val="17"/>
           <w:u w:val="none"/>
         </w:rPr>
-        <w:t xml:space="preserve">Richard </w:t>
+        <w:t xml:space="preserve">Richard Heinberg, an American journalist, </w:t>
       </w:r>
       <w:r>
         <w:rPr>
@@ -134,11 +134,20 @@
       <w:r>
         <w:rPr>
           <w:rFonts w:ascii="맑은 고딕" w:hAnsi="맑은 고딕" w:eastAsia="맑은 고딕"/>
+          <w:b/>
+          <w:sz w:val="17"/>
+          <w:u w:val="none"/>
+        </w:rPr>
+        <w:t>[ argues / argue ]</w:t>
+      </w:r>
+      <w:r>
+        <w:rPr>
+          <w:rFonts w:ascii="맑은 고딕" w:hAnsi="맑은 고딕" w:eastAsia="맑은 고딕"/>
           <w:b w:val="0"/>
           <w:sz w:val="17"/>
           <w:u w:val="none"/>
         </w:rPr>
-        <w:t xml:space="preserve">H________, an American journalist, </w:t>
+        <w:t xml:space="preserve"> that in </w:t>
       </w:r>
       <w:r>
         <w:rPr>
@@ -154,20 +163,11 @@
       <w:r>
         <w:rPr>
           <w:rFonts w:ascii="맑은 고딕" w:hAnsi="맑은 고딕" w:eastAsia="맑은 고딕"/>
-          <w:b/>
-          <w:sz w:val="17"/>
-          <w:u w:val="none"/>
-        </w:rPr>
-        <w:t>[ argues / argue ]</w:t>
-      </w:r>
-      <w:r>
-        <w:rPr>
-          <w:rFonts w:ascii="맑은 고딕" w:hAnsi="맑은 고딕" w:eastAsia="맑은 고딕"/>
           <w:b w:val="0"/>
           <w:sz w:val="17"/>
           <w:u w:val="none"/>
         </w:rPr>
-        <w:t xml:space="preserve"> that in building the renewable energy infrastructure to stop global warming, we </w:t>
+        <w:t xml:space="preserve">________(build) the renewable energy </w:t>
       </w:r>
       <w:r>
         <w:rPr>
@@ -183,20 +183,11 @@
       <w:r>
         <w:rPr>
           <w:rFonts w:ascii="맑은 고딕" w:hAnsi="맑은 고딕" w:eastAsia="맑은 고딕"/>
-          <w:b/>
-          <w:sz w:val="17"/>
-          <w:u w:val="none"/>
-        </w:rPr>
-        <w:t>[ are / is ]</w:t>
-      </w:r>
-      <w:r>
-        <w:rPr>
-          <w:rFonts w:ascii="맑은 고딕" w:hAnsi="맑은 고딕" w:eastAsia="맑은 고딕"/>
           <w:b w:val="0"/>
           <w:sz w:val="17"/>
           <w:u w:val="none"/>
         </w:rPr>
-        <w:t xml:space="preserve"> actually </w:t>
+        <w:t xml:space="preserve">i________ to stop global warming, we are actually </w:t>
       </w:r>
       <w:r>
         <w:rPr>
@@ -225,7 +216,7 @@
           <w:sz w:val="17"/>
           <w:u w:val="none"/>
         </w:rPr>
-        <w:t xml:space="preserve"> in one of the greatest change projects in human history. In addition to solar panels and wind </w:t>
+        <w:t xml:space="preserve"> in one of the </w:t>
       </w:r>
       <w:r>
         <w:rPr>
@@ -241,11 +232,20 @@
       <w:r>
         <w:rPr>
           <w:rFonts w:ascii="맑은 고딕" w:hAnsi="맑은 고딕" w:eastAsia="맑은 고딕"/>
+          <w:b/>
+          <w:sz w:val="17"/>
+          <w:u w:val="none"/>
+        </w:rPr>
+        <w:t>[ greatest / smallest ]</w:t>
+      </w:r>
+      <w:r>
+        <w:rPr>
+          <w:rFonts w:ascii="맑은 고딕" w:hAnsi="맑은 고딕" w:eastAsia="맑은 고딕"/>
           <w:b w:val="0"/>
           <w:sz w:val="17"/>
           <w:u w:val="none"/>
         </w:rPr>
-        <w:t xml:space="preserve">t________, we have </w:t>
+        <w:t xml:space="preserve"> change projects in human history. In addition to solar panels and wind turbines, we have to build an </w:t>
       </w:r>
       <w:r>
         <w:rPr>
@@ -261,20 +261,11 @@
       <w:r>
         <w:rPr>
           <w:rFonts w:ascii="맑은 고딕" w:hAnsi="맑은 고딕" w:eastAsia="맑은 고딕"/>
-          <w:b/>
-          <w:sz w:val="17"/>
-          <w:u w:val="none"/>
-        </w:rPr>
-        <w:t>[ to build / building ]</w:t>
-      </w:r>
-      <w:r>
-        <w:rPr>
-          <w:rFonts w:ascii="맑은 고딕" w:hAnsi="맑은 고딕" w:eastAsia="맑은 고딕"/>
           <w:b w:val="0"/>
           <w:sz w:val="17"/>
           <w:u w:val="none"/>
         </w:rPr>
-        <w:t xml:space="preserve"> an alternative transport infrastructure, farming procedures and industrial processes. This </w:t>
+        <w:t xml:space="preserve">a________ transport infrastructure, farming procedures and industrial processes. This </w:t>
       </w:r>
       <w:r>
         <w:rPr>
@@ -450,7 +441,7 @@
           <w:sz w:val="17"/>
           <w:u w:val="none"/>
         </w:rPr>
-        <w:t xml:space="preserve"> the use of fossil fuels. Thus, the harder we push towards a renewable energy system, the </w:t>
+        <w:t xml:space="preserve"> the use of fossil fuels. Thus, the </w:t>
       </w:r>
       <w:r>
         <w:rPr>
@@ -470,7 +461,7 @@
           <w:sz w:val="17"/>
           <w:u w:val="none"/>
         </w:rPr>
-        <w:t>[ faster / slower ]</w:t>
+        <w:t>[ harder / hard ]</w:t>
       </w:r>
       <w:r>
         <w:rPr>
@@ -479,7 +470,7 @@
           <w:sz w:val="17"/>
           <w:u w:val="none"/>
         </w:rPr>
-        <w:t xml:space="preserve"> we have to use fossil energy for the construction process. This is not only expensive, but also an </w:t>
+        <w:t xml:space="preserve"> we push towards a renewable energy system, the faster we have to use fossil energy for the </w:t>
       </w:r>
       <w:r>
         <w:rPr>
@@ -499,7 +490,7 @@
           <w:sz w:val="17"/>
           <w:u w:val="none"/>
         </w:rPr>
-        <w:t xml:space="preserve">________(undermine) factor for our efforts to cut global </w:t>
+        <w:t xml:space="preserve">c________ process. This is not only expensive, but also an </w:t>
       </w:r>
       <w:r>
         <w:rPr>
@@ -519,7 +510,7 @@
           <w:sz w:val="17"/>
           <w:u w:val="none"/>
         </w:rPr>
-        <w:t xml:space="preserve">e________. Heinberg </w:t>
+        <w:t xml:space="preserve">________(undermine) factor for our efforts to cut global </w:t>
       </w:r>
       <w:r>
         <w:rPr>
@@ -535,20 +526,11 @@
       <w:r>
         <w:rPr>
           <w:rFonts w:ascii="맑은 고딕" w:hAnsi="맑은 고딕" w:eastAsia="맑은 고딕"/>
-          <w:b/>
-          <w:sz w:val="17"/>
-          <w:u w:val="none"/>
-        </w:rPr>
-        <w:t>[ remarks / remark ]</w:t>
-      </w:r>
-      <w:r>
-        <w:rPr>
-          <w:rFonts w:ascii="맑은 고딕" w:hAnsi="맑은 고딕" w:eastAsia="맑은 고딕"/>
           <w:b w:val="0"/>
           <w:sz w:val="17"/>
           <w:u w:val="none"/>
         </w:rPr>
-        <w:t xml:space="preserve"> that the cost of </w:t>
+        <w:t xml:space="preserve">e________. Heinberg remarks that the cost of </w:t>
       </w:r>
       <w:r>
         <w:rPr>
@@ -568,7 +550,7 @@
           <w:sz w:val="17"/>
           <w:u w:val="none"/>
         </w:rPr>
-        <w:t>[ building / built ]</w:t>
+        <w:t>[ building / build ]</w:t>
       </w:r>
       <w:r>
         <w:rPr>
@@ -606,7 +588,7 @@
           <w:sz w:val="17"/>
           <w:u w:val="none"/>
         </w:rPr>
-        <w:t xml:space="preserve"> counted in transition </w:t>
+        <w:t xml:space="preserve"> </w:t>
       </w:r>
       <w:r>
         <w:rPr>
@@ -622,11 +604,20 @@
       <w:r>
         <w:rPr>
           <w:rFonts w:ascii="맑은 고딕" w:hAnsi="맑은 고딕" w:eastAsia="맑은 고딕"/>
+          <w:b/>
+          <w:sz w:val="17"/>
+          <w:u w:val="none"/>
+        </w:rPr>
+        <w:t>[ counted / counting ]</w:t>
+      </w:r>
+      <w:r>
+        <w:rPr>
+          <w:rFonts w:ascii="맑은 고딕" w:hAnsi="맑은 고딕" w:eastAsia="맑은 고딕"/>
           <w:b w:val="0"/>
           <w:sz w:val="17"/>
           <w:u w:val="none"/>
         </w:rPr>
-        <w:t xml:space="preserve">p________, which tend to focus just on energy supply </w:t>
+        <w:t xml:space="preserve"> in transition proposals, which </w:t>
       </w:r>
       <w:r>
         <w:rPr>
@@ -642,11 +633,20 @@
       <w:r>
         <w:rPr>
           <w:rFonts w:ascii="맑은 고딕" w:hAnsi="맑은 고딕" w:eastAsia="맑은 고딕"/>
+          <w:b/>
+          <w:sz w:val="17"/>
+          <w:u w:val="none"/>
+        </w:rPr>
+        <w:t>[ tend / tended ]</w:t>
+      </w:r>
+      <w:r>
+        <w:rPr>
+          <w:rFonts w:ascii="맑은 고딕" w:hAnsi="맑은 고딕" w:eastAsia="맑은 고딕"/>
           <w:b w:val="0"/>
           <w:sz w:val="17"/>
           <w:u w:val="none"/>
         </w:rPr>
-        <w:t>________(require).</w:t>
+        <w:t xml:space="preserve"> to focus just on energy supply requirements.</w:t>
       </w:r>
     </w:p>
     <w:p>
@@ -698,7 +698,7 @@
           <w:sz w:val="17"/>
           <w:u w:val="none"/>
         </w:rPr>
-        <w:t xml:space="preserve">Production of solar panels requires scarce and expensive minerals </w:t>
+        <w:t xml:space="preserve">… we are actually </w:t>
       </w:r>
       <w:r>
         <w:rPr>
@@ -707,7 +707,7 @@
           <w:sz w:val="17"/>
           <w:u w:val="single"/>
         </w:rPr>
-        <w:t>which</w:t>
+        <w:t>involved in</w:t>
       </w:r>
       <w:r>
         <w:rPr>
@@ -716,7 +716,7 @@
           <w:sz w:val="17"/>
           <w:u w:val="none"/>
         </w:rPr>
-        <w:t xml:space="preserve"> must be excavated  → 제시 교정: </w:t>
+        <w:t xml:space="preserve"> one of the greatest change projects in human history.  → 제시 교정: </w:t>
       </w:r>
       <w:r>
         <w:rPr>
@@ -725,7 +725,7 @@
           <w:sz w:val="17"/>
           <w:u w:val="none"/>
         </w:rPr>
-        <w:t>that</w:t>
+        <w:t>engaged in</w:t>
       </w:r>
       <w:r>
         <w:rPr>
@@ -760,7 +760,7 @@
           <w:sz w:val="17"/>
           <w:u w:val="none"/>
         </w:rPr>
-        <w:t xml:space="preserve">…, again </w:t>
+        <w:t xml:space="preserve">Thus, </w:t>
       </w:r>
       <w:r>
         <w:rPr>
@@ -769,7 +769,7 @@
           <w:sz w:val="17"/>
           <w:u w:val="single"/>
         </w:rPr>
-        <w:t>requiring</w:t>
+        <w:t>the harder we push</w:t>
       </w:r>
       <w:r>
         <w:rPr>
@@ -778,7 +778,7 @@
           <w:sz w:val="17"/>
           <w:u w:val="none"/>
         </w:rPr>
-        <w:t xml:space="preserve"> the use of fossil fuels.  → 제시 교정: </w:t>
+        <w:t xml:space="preserve"> towards a renewable energy system, the faster we have to use fossil energy for the construction process.  → 제시 교정: </w:t>
       </w:r>
       <w:r>
         <w:rPr>
@@ -787,7 +787,7 @@
           <w:sz w:val="17"/>
           <w:u w:val="none"/>
         </w:rPr>
-        <w:t>required</w:t>
+        <w:t>the more hard we push</w:t>
       </w:r>
       <w:r>
         <w:rPr>
@@ -822,7 +822,7 @@
           <w:sz w:val="17"/>
           <w:u w:val="none"/>
         </w:rPr>
-        <w:t xml:space="preserve">… seldom counted in transition proposals, </w:t>
+        <w:t xml:space="preserve">… is seldom counted in transition proposals, </w:t>
       </w:r>
       <w:r>
         <w:rPr>
@@ -831,7 +831,7 @@
           <w:sz w:val="17"/>
           <w:u w:val="single"/>
         </w:rPr>
-        <w:t>which</w:t>
+        <w:t>which tend to focus</w:t>
       </w:r>
       <w:r>
         <w:rPr>
@@ -840,7 +840,7 @@
           <w:sz w:val="17"/>
           <w:u w:val="none"/>
         </w:rPr>
-        <w:t xml:space="preserve"> tend to focus just on energy supply requirements.  → 제시 교정: </w:t>
+        <w:t xml:space="preserve"> just on energy supply requirements.  → 제시 교정: </w:t>
       </w:r>
       <w:r>
         <w:rPr>
@@ -849,7 +849,7 @@
           <w:sz w:val="17"/>
           <w:u w:val="none"/>
         </w:rPr>
-        <w:t>and they</w:t>
+        <w:t>and these tend to focus</w:t>
       </w:r>
       <w:r>
         <w:rPr>
@@ -910,7 +910,7 @@
           <w:sz w:val="17"/>
           <w:u w:val="none"/>
         </w:rPr>
-        <w:t>이 변화는 화석 연료 없이는 일어날 수 없다.</w:t>
+        <w:t>태양광 패널 생산은 발굴되어야 하는 희귀하고 값비싼 광물을 필요로 하며, 이는 다시 화석 연료 사용을 요구한다.</w:t>
       </w:r>
     </w:p>
     <w:p>
@@ -927,7 +927,7 @@
           <w:sz w:val="17"/>
           <w:u w:val="none"/>
         </w:rPr>
-        <w:t>transformation / cannot / happen / without / fossil fuels / transform</w:t>
+        <w:t>require / production of solar panels / scarce and expensive / minerals / must / be / excavate / again / require / what / fossil fuels / the use of</w:t>
       </w:r>
     </w:p>
     <w:p>
@@ -962,7 +962,7 @@
           <w:sz w:val="17"/>
           <w:u w:val="none"/>
         </w:rPr>
-        <w:t>재생 에너지 체계로 더 강하게 밀어붙일수록, 우리는 건설 과정에 화석 에너지를 더 빨리 써야 한다.</w:t>
+        <w:t>Heinberg는 이 새로운 에너지 기반 시설을 구축하는 비용이 전환 제안서에서 거의 계산되지 않으며, 제안서들은 에너지 공급 요건에만 집중하는 경향이 있다고 언급한다.</w:t>
       </w:r>
     </w:p>
     <w:p>
@@ -979,7 +979,7 @@
           <w:sz w:val="17"/>
           <w:u w:val="none"/>
         </w:rPr>
-        <w:t>hard / we / push / towards / a renewable energy system / the / fast / we / have to / use / fossil energy / for the construction process / hardly</w:t>
+        <w:t>remark / Heinberg / the cost / is / build / of / this new energy infrastructure / seldom / count / transition proposals / in / energy supply requirements / tend / which / to focus / just on / often</w:t>
       </w:r>
     </w:p>
     <w:p>
@@ -1040,7 +1040,7 @@
           <w:sz w:val="17"/>
           <w:u w:val="none"/>
         </w:rPr>
-        <w:t>이것은 비쌀 뿐 아니라 세계 배출량을 줄이려는 우리의 노력을 약화시키는 요인이기도 하다.</w:t>
+        <w:t>따라서 재생 에너지 시스템을 향해 더 세게 밀어붙일수록, 우리는 건설 과정에서 화석 에너지를 더 빨리 써야 한다.</w:t>
       </w:r>
     </w:p>
     <w:p>
@@ -1057,7 +1057,7 @@
           <w:sz w:val="17"/>
           <w:u w:val="none"/>
         </w:rPr>
-        <w:t>this / is / not only / expensive / but also / an / undermine / factor / for our efforts / to cut / global emissions</w:t>
+        <w:t>the hard / towards / we push / thus / use / a renewable energy system / we / the faster / have to / fossil energy / for / the construction process</w:t>
       </w:r>
     </w:p>
     <w:p>
@@ -1127,7 +1127,7 @@
           <w:sz w:val="17"/>
           <w:u w:val="none"/>
         </w:rPr>
-        <w:t xml:space="preserve"> cannot happen — 가리키는 것을 우리말로: ______________________________________</w:t>
+        <w:t xml:space="preserve"> cannot happen without fossil fuels — This transformation이 가리키는 내용을 우리말로: ____________________________________________</w:t>
       </w:r>
     </w:p>
     <w:p>
@@ -1149,29 +1149,20 @@
       <w:r>
         <w:rPr>
           <w:rFonts w:ascii="맑은 고딕" w:hAnsi="맑은 고딕" w:eastAsia="맑은 고딕"/>
+          <w:b/>
+          <w:sz w:val="17"/>
+          <w:u w:val="none"/>
+        </w:rPr>
+        <w:t>This</w:t>
+      </w:r>
+      <w:r>
+        <w:rPr>
+          <w:rFonts w:ascii="맑은 고딕" w:hAnsi="맑은 고딕" w:eastAsia="맑은 고딕"/>
           <w:b w:val="0"/>
           <w:sz w:val="17"/>
           <w:u w:val="none"/>
         </w:rPr>
-        <w:t xml:space="preserve">minerals </w:t>
-      </w:r>
-      <w:r>
-        <w:rPr>
-          <w:rFonts w:ascii="맑은 고딕" w:hAnsi="맑은 고딕" w:eastAsia="맑은 고딕"/>
-          <w:b/>
-          <w:sz w:val="17"/>
-          <w:u w:val="none"/>
-        </w:rPr>
-        <w:t>which</w:t>
-      </w:r>
-      <w:r>
-        <w:rPr>
-          <w:rFonts w:ascii="맑은 고딕" w:hAnsi="맑은 고딕" w:eastAsia="맑은 고딕"/>
-          <w:b w:val="0"/>
-          <w:sz w:val="17"/>
-          <w:u w:val="none"/>
-        </w:rPr>
-        <w:t xml:space="preserve"> must be excavated — which의 선행사를 본문에서(4단어): ______________________</w:t>
+        <w:t xml:space="preserve"> is not only expensive — This가 가리키는 말을 본문 표현으로(7단어): ____________________________________________</w:t>
       </w:r>
     </w:p>
     <w:p>
@@ -1193,11 +1184,20 @@
       <w:r>
         <w:rPr>
           <w:rFonts w:ascii="맑은 고딕" w:hAnsi="맑은 고딕" w:eastAsia="맑은 고딕"/>
+          <w:b w:val="0"/>
+          <w:sz w:val="17"/>
+          <w:u w:val="none"/>
+        </w:rPr>
+        <w:t xml:space="preserve">transition proposals, </w:t>
+      </w:r>
+      <w:r>
+        <w:rPr>
+          <w:rFonts w:ascii="맑은 고딕" w:hAnsi="맑은 고딕" w:eastAsia="맑은 고딕"/>
           <w:b/>
           <w:sz w:val="17"/>
           <w:u w:val="none"/>
         </w:rPr>
-        <w:t>This</w:t>
+        <w:t>which</w:t>
       </w:r>
       <w:r>
         <w:rPr>
@@ -1206,7 +1206,7 @@
           <w:sz w:val="17"/>
           <w:u w:val="none"/>
         </w:rPr>
-        <w:t xml:space="preserve"> is not only expensive — This가 가리키는 내용을 우리말로: ______________________________________</w:t>
+        <w:t xml:space="preserve"> tend to focus — which가 가리키는 말(2단어): ______________</w:t>
       </w:r>
     </w:p>
     <w:p>
@@ -1228,29 +1228,20 @@
       <w:r>
         <w:rPr>
           <w:rFonts w:ascii="맑은 고딕" w:hAnsi="맑은 고딕" w:eastAsia="맑은 고딕"/>
+          <w:b/>
+          <w:sz w:val="17"/>
+          <w:u w:val="none"/>
+        </w:rPr>
+        <w:t>again</w:t>
+      </w:r>
+      <w:r>
+        <w:rPr>
+          <w:rFonts w:ascii="맑은 고딕" w:hAnsi="맑은 고딕" w:eastAsia="맑은 고딕"/>
           <w:b w:val="0"/>
           <w:sz w:val="17"/>
           <w:u w:val="none"/>
         </w:rPr>
-        <w:t xml:space="preserve">proposals, </w:t>
-      </w:r>
-      <w:r>
-        <w:rPr>
-          <w:rFonts w:ascii="맑은 고딕" w:hAnsi="맑은 고딕" w:eastAsia="맑은 고딕"/>
-          <w:b/>
-          <w:sz w:val="17"/>
-          <w:u w:val="none"/>
-        </w:rPr>
-        <w:t>which</w:t>
-      </w:r>
-      <w:r>
-        <w:rPr>
-          <w:rFonts w:ascii="맑은 고딕" w:hAnsi="맑은 고딕" w:eastAsia="맑은 고딕"/>
-          <w:b w:val="0"/>
-          <w:sz w:val="17"/>
-          <w:u w:val="none"/>
-        </w:rPr>
-        <w:t xml:space="preserve"> tend to focus just on … — which의 선행사(2단어): ______________</w:t>
+        <w:t xml:space="preserve"> requiring the use of fossil fuels — again이 가리키는 앞의 사례를 우리말로: ____________________________________________</w:t>
       </w:r>
     </w:p>
     <w:p>
@@ -1281,7 +1272,7 @@
     </w:p>
     <w:p>
       <w:pPr>
-        <w:spacing w:before="0" w:after="20" w:line="360" w:lineRule="auto"/>
+        <w:spacing w:before="0" w:after="20" w:line="300" w:lineRule="auto"/>
         <w:jc w:val="both"/>
         <w:snapToGrid w:val="0"/>
       </w:pPr>
@@ -1292,7 +1283,7 @@
           <w:sz w:val="17"/>
           <w:u w:val="none"/>
         </w:rPr>
-        <w:t xml:space="preserve">Building a bicycle path network raises a similar puzzle. A city </w:t>
+        <w:t xml:space="preserve">A hydroelectric dam tells the same story. The finished dam will supply clean power for decades, but the dam itself </w:t>
       </w:r>
       <w:r>
         <w:rPr>
@@ -1312,7 +1303,7 @@
           <w:sz w:val="17"/>
           <w:u w:val="none"/>
         </w:rPr>
-        <w:t>[ that / what ]</w:t>
+        <w:t>[ is / are ]</w:t>
       </w:r>
       <w:r>
         <w:rPr>
@@ -1321,7 +1312,7 @@
           <w:sz w:val="17"/>
           <w:u w:val="none"/>
         </w:rPr>
-        <w:t xml:space="preserve"> wants fewer cars must first send in diggers, trucks, and asphalt plants, all of which </w:t>
+        <w:t xml:space="preserve"> a mountain of concrete and steel, and the machines that pour, lift and haul that material burn diesel for years before the first turbine turns. The gravel roads to the site, the housing for the workers and the power lines </w:t>
       </w:r>
       <w:r>
         <w:rPr>
@@ -1341,7 +1332,7 @@
           <w:sz w:val="17"/>
           <w:u w:val="none"/>
         </w:rPr>
-        <w:t>[ burn / burns ]</w:t>
+        <w:t>[ leading / led ]</w:t>
       </w:r>
       <w:r>
         <w:rPr>
@@ -1350,7 +1341,7 @@
           <w:sz w:val="17"/>
           <w:u w:val="none"/>
         </w:rPr>
-        <w:t xml:space="preserve"> fuel. For a few years, then, the effort to cut emissions actually </w:t>
+        <w:t xml:space="preserve"> away from the dam add still more. A plan </w:t>
       </w:r>
       <w:r>
         <w:rPr>
@@ -1370,7 +1361,7 @@
           <w:sz w:val="17"/>
           <w:u w:val="none"/>
         </w:rPr>
-        <w:t>[ adds / add ]</w:t>
+        <w:t>[ which / what ]</w:t>
       </w:r>
       <w:r>
         <w:rPr>
@@ -1379,7 +1370,7 @@
           <w:sz w:val="17"/>
           <w:u w:val="none"/>
         </w:rPr>
-        <w:t xml:space="preserve"> to them, a cost rarely mentioned in the cheerful plans.</w:t>
+        <w:t xml:space="preserve"> compares only the dam’s clean output with the dirty plant it replaces leaves out this opening bill.</w:t>
       </w:r>
     </w:p>
     <w:p>
@@ -1431,7 +1422,7 @@
           <w:sz w:val="17"/>
           <w:u w:val="none"/>
         </w:rPr>
-        <w:t>Building a renewable energy system ironically requires a large amount of f____________ energy.</w:t>
+        <w:t>Building a renewable energy system itself c____________ large amounts of fossil energy — a cost that most transition plans leave out.</w:t>
       </w:r>
     </w:p>
     <w:p>
@@ -1515,43 +1506,7 @@
           <w:sz w:val="17"/>
           <w:u w:val="none"/>
         </w:rPr>
-        <w:t>Richard Heinberg, an American journalist, argues that in building the renewable energy infrastructure to stop global warming, we are actually involved in one of the greatest change projects in human history. In addition to solar panels and wind turbines, we have to build an alternative transport infrastructure, farming procedures and industrial processes. This transformation cannot happen without fossil fuels. For instance, production of concrete structures and steel elements require amounts of energy that is only possible to produce with fossil energy. Production of solar panels requires scarce and expensive minerals ⓐ</w:t>
-      </w:r>
-      <w:r>
-        <w:rPr>
-          <w:rFonts w:ascii="맑은 고딕" w:hAnsi="맑은 고딕" w:eastAsia="맑은 고딕"/>
-          <w:b w:val="0"/>
-          <w:sz w:val="17"/>
-          <w:u w:val="single"/>
-        </w:rPr>
-        <w:t>which must be excavated</w:t>
-      </w:r>
-      <w:r>
-        <w:rPr>
-          <w:rFonts w:ascii="맑은 고딕" w:hAnsi="맑은 고딕" w:eastAsia="맑은 고딕"/>
-          <w:b w:val="0"/>
-          <w:sz w:val="17"/>
-          <w:u w:val="none"/>
-        </w:rPr>
-        <w:t>, again requiring the use of fossil fuels. (A) ________, the harder we push towards a renewable energy system, the faster we have to use fossil energy for the construction process. This is not only expensive, but also an ⓑ</w:t>
-      </w:r>
-      <w:r>
-        <w:rPr>
-          <w:rFonts w:ascii="맑은 고딕" w:hAnsi="맑은 고딕" w:eastAsia="맑은 고딕"/>
-          <w:b w:val="0"/>
-          <w:sz w:val="17"/>
-          <w:u w:val="single"/>
-        </w:rPr>
-        <w:t>undermining</w:t>
-      </w:r>
-      <w:r>
-        <w:rPr>
-          <w:rFonts w:ascii="맑은 고딕" w:hAnsi="맑은 고딕" w:eastAsia="맑은 고딕"/>
-          <w:b w:val="0"/>
-          <w:sz w:val="17"/>
-          <w:u w:val="none"/>
-        </w:rPr>
-        <w:t xml:space="preserve"> factor for our efforts to cut global emissions. Heinberg remarks that the cost of building this new energy infrastructure is seldom counted in transition proposals, which tend to focus just on energy supply requirements.</w:t>
+        <w:t>According to the American journalist Richard Heinberg, putting up the renewable energy system needed to halt global warming makes us participants in one of the largest transformations humanity has ever attempted. Beyond solar panels and wind turbines, a whole new set of transport networks, farming methods and industrial processes has to be created. None of this can be done without fossil fuels. Making concrete and steel, for example, takes quantities of energy that only fossil fuels can currently deliver. The production of solar panels (ⓐ) [call / calls] for rare, costly minerals that have to be dug out of the ground, which once more means burning fossil fuels. So the more forcefully we move toward renewables, the more quickly we burn through fossil energy to build them. Besides being costly, this works against the very goal of lowering global emissions. Heinberg points out that proposals for the energy transition rarely include the cost of constructing the new system; they usually look only at how much energy will have to be supplied.</w:t>
       </w:r>
     </w:p>
     <w:p>
@@ -1597,7 +1552,7 @@
           <w:sz w:val="17"/>
           <w:u w:val="none"/>
         </w:rPr>
-        <w:t>(a) Heinberg argues that building renewable energy infrastructure is one of the greatest change projects in human history.</w:t>
+        <w:t>(A) Concrete, steel and solar-panel minerals are given as examples of why the transition cannot do without fossil fuels.</w:t>
       </w:r>
     </w:p>
     <w:p>
@@ -1620,7 +1575,7 @@
           <w:sz w:val="17"/>
           <w:u w:val="none"/>
         </w:rPr>
-        <w:t>(b) ‘Nevertheless’ is an appropriate expression for (A).</w:t>
+        <w:t>(B) ‘calls’ is the right choice for (ⓐ), because the subject of the sentence is ‘The production’, not ‘solar panels’.</w:t>
       </w:r>
     </w:p>
     <w:p>
@@ -1643,7 +1598,1282 @@
           <w:sz w:val="17"/>
           <w:u w:val="none"/>
         </w:rPr>
-        <w:t>(c) In ⓐ, ‘which’ can be replaced by ‘that’.</w:t>
+        <w:t>(C) The sentence ‘the more forcefully we move toward renewables, the more quickly we burn through fossil energy’ means that a faster transition reduces our use of fossil fuels.</w:t>
+      </w:r>
+    </w:p>
+    <w:p>
+      <w:pPr>
+        <w:spacing w:before="0" w:after="60" w:line="288" w:lineRule="auto"/>
+        <w:ind w:left="40"/>
+        <w:snapToGrid w:val="0"/>
+        <w:pBdr>
+          <w:top w:val="single" w:sz="4" w:space="2" w:color="9B6BD0"/>
+          <w:left w:val="single" w:sz="4" w:space="2" w:color="9B6BD0"/>
+          <w:bottom w:val="single" w:sz="4" w:space="2" w:color="9B6BD0"/>
+          <w:right w:val="single" w:sz="4" w:space="2" w:color="9B6BD0"/>
+        </w:pBdr>
+        <w:shd w:val="clear" w:color="auto" w:fill="FAF5FF"/>
+      </w:pPr>
+      <w:r>
+        <w:rPr>
+          <w:rFonts w:ascii="맑은 고딕" w:hAnsi="맑은 고딕" w:eastAsia="맑은 고딕"/>
+          <w:b w:val="0"/>
+          <w:sz w:val="17"/>
+          <w:u w:val="none"/>
+        </w:rPr>
+        <w:t>(D) In the summary ‘Heinberg argues that the fossil cost of the transition are rarely counted’, the verb ‘are’ agrees with its subject.</w:t>
+      </w:r>
+    </w:p>
+    <w:p>
+      <w:pPr>
+        <w:spacing w:before="0" w:after="20" w:line="276" w:lineRule="auto"/>
+        <w:ind w:left="80"/>
+        <w:snapToGrid w:val="0"/>
+      </w:pPr>
+      <w:r>
+        <w:rPr>
+          <w:rFonts w:ascii="맑은 고딕" w:hAnsi="맑은 고딕" w:eastAsia="맑은 고딕"/>
+          <w:b w:val="0"/>
+          <w:sz w:val="17"/>
+          <w:u w:val="none"/>
+        </w:rPr>
+        <w:t>① (A), (B)    ② (B), (C)    ③ (A), (D)    ④ (C), (D)    ⑤ (B), (C), (D)</w:t>
+      </w:r>
+    </w:p>
+    <w:p>
+      <w:pPr>
+        <w:keepNext/>
+        <w:spacing w:before="80" w:after="20" w:line="276" w:lineRule="auto"/>
+        <w:snapToGrid w:val="0"/>
+      </w:pPr>
+      <w:r>
+        <w:rPr>
+          <w:rFonts w:ascii="맑은 고딕" w:hAnsi="맑은 고딕" w:eastAsia="맑은 고딕"/>
+          <w:b/>
+          <w:sz w:val="17"/>
+          <w:u w:val="none"/>
+        </w:rPr>
+        <w:t>34-2.</w:t>
+      </w:r>
+      <w:r>
+        <w:rPr>
+          <w:rFonts w:ascii="맑은 고딕" w:hAnsi="맑은 고딕" w:eastAsia="맑은 고딕"/>
+          <w:b w:val="0"/>
+          <w:sz w:val="17"/>
+          <w:u w:val="none"/>
+        </w:rPr>
+        <w:t xml:space="preserve"> 다음 글의 빈칸에 들어갈 말로 가장 적절한 것은? [3.0점]</w:t>
+      </w:r>
+    </w:p>
+    <w:p>
+      <w:pPr>
+        <w:spacing w:before="0" w:after="60" w:line="288" w:lineRule="auto"/>
+        <w:ind w:left="40"/>
+        <w:snapToGrid w:val="0"/>
+        <w:pBdr>
+          <w:top w:val="single" w:sz="4" w:space="2" w:color="999999"/>
+          <w:left w:val="single" w:sz="4" w:space="2" w:color="999999"/>
+          <w:bottom w:val="single" w:sz="4" w:space="2" w:color="999999"/>
+          <w:right w:val="single" w:sz="4" w:space="2" w:color="999999"/>
+        </w:pBdr>
+        <w:shd w:val="clear" w:color="auto" w:fill="F6F3EA"/>
+      </w:pPr>
+      <w:r>
+        <w:rPr>
+          <w:rFonts w:ascii="맑은 고딕" w:hAnsi="맑은 고딕" w:eastAsia="맑은 고딕"/>
+          <w:b w:val="0"/>
+          <w:sz w:val="17"/>
+          <w:u w:val="none"/>
+        </w:rPr>
+        <w:t>According to the American journalist Richard Heinberg, putting up the renewable energy system needed to halt global warming makes us participants in one of the largest transformations humanity has ever attempted. Beyond solar panels and wind turbines, a whole new set of transport networks, farming methods and industrial processes has to be created. None of this can be done without fossil fuels. Making concrete and steel, for example, takes quantities of energy that only fossil fuels can currently deliver. The production of solar panels calls for rare, costly minerals that have to be dug out of the ground, which once more means burning fossil fuels. Thus, the harder we push towards a renewable energy system, ______________________________. Besides being costly, this works against the very goal of lowering global emissions. Heinberg points out that proposals for the energy transition rarely include the cost of constructing the new system; they usually look only at how much energy will have to be supplied.</w:t>
+      </w:r>
+    </w:p>
+    <w:p>
+      <w:pPr>
+        <w:spacing w:before="0" w:after="0" w:line="269" w:lineRule="auto"/>
+        <w:ind w:left="180" w:hanging="180"/>
+        <w:snapToGrid w:val="0"/>
+      </w:pPr>
+      <w:r>
+        <w:rPr>
+          <w:rFonts w:ascii="맑은 고딕" w:hAnsi="맑은 고딕" w:eastAsia="맑은 고딕"/>
+          <w:b w:val="0"/>
+          <w:sz w:val="17"/>
+          <w:u w:val="none"/>
+        </w:rPr>
+        <w:t>① the sooner we can stop depending on fossil fuels altogether</w:t>
+      </w:r>
+    </w:p>
+    <w:p>
+      <w:pPr>
+        <w:spacing w:before="0" w:after="0" w:line="269" w:lineRule="auto"/>
+        <w:ind w:left="180" w:hanging="180"/>
+        <w:snapToGrid w:val="0"/>
+      </w:pPr>
+      <w:r>
+        <w:rPr>
+          <w:rFonts w:ascii="맑은 고딕" w:hAnsi="맑은 고딕" w:eastAsia="맑은 고딕"/>
+          <w:b w:val="0"/>
+          <w:sz w:val="17"/>
+          <w:u w:val="none"/>
+        </w:rPr>
+        <w:t>② the more rapidly we burn fossil energy to build that system</w:t>
+      </w:r>
+    </w:p>
+    <w:p>
+      <w:pPr>
+        <w:spacing w:before="0" w:after="0" w:line="269" w:lineRule="auto"/>
+        <w:ind w:left="180" w:hanging="180"/>
+        <w:snapToGrid w:val="0"/>
+      </w:pPr>
+      <w:r>
+        <w:rPr>
+          <w:rFonts w:ascii="맑은 고딕" w:hAnsi="맑은 고딕" w:eastAsia="맑은 고딕"/>
+          <w:b w:val="0"/>
+          <w:sz w:val="17"/>
+          <w:u w:val="none"/>
+        </w:rPr>
+        <w:t>③ the more minerals we discover in the ground</w:t>
+      </w:r>
+    </w:p>
+    <w:p>
+      <w:pPr>
+        <w:spacing w:before="0" w:after="0" w:line="269" w:lineRule="auto"/>
+        <w:ind w:left="180" w:hanging="180"/>
+        <w:snapToGrid w:val="0"/>
+      </w:pPr>
+      <w:r>
+        <w:rPr>
+          <w:rFonts w:ascii="맑은 고딕" w:hAnsi="맑은 고딕" w:eastAsia="맑은 고딕"/>
+          <w:b w:val="0"/>
+          <w:sz w:val="17"/>
+          <w:u w:val="none"/>
+        </w:rPr>
+        <w:t>④ the less we need to worry about global emissions</w:t>
+      </w:r>
+    </w:p>
+    <w:p>
+      <w:pPr>
+        <w:spacing w:before="0" w:after="0" w:line="269" w:lineRule="auto"/>
+        <w:ind w:left="180" w:hanging="180"/>
+        <w:snapToGrid w:val="0"/>
+      </w:pPr>
+      <w:r>
+        <w:rPr>
+          <w:rFonts w:ascii="맑은 고딕" w:hAnsi="맑은 고딕" w:eastAsia="맑은 고딕"/>
+          <w:b w:val="0"/>
+          <w:sz w:val="17"/>
+          <w:u w:val="none"/>
+        </w:rPr>
+        <w:t>⑤ the more accurately transition proposals estimate the cost</w:t>
+      </w:r>
+    </w:p>
+    <w:p>
+      <w:pPr>
+        <w:keepNext/>
+        <w:spacing w:before="80" w:after="20" w:line="276" w:lineRule="auto"/>
+        <w:snapToGrid w:val="0"/>
+      </w:pPr>
+      <w:r>
+        <w:rPr>
+          <w:rFonts w:ascii="맑은 고딕" w:hAnsi="맑은 고딕" w:eastAsia="맑은 고딕"/>
+          <w:b/>
+          <w:sz w:val="17"/>
+          <w:u w:val="none"/>
+        </w:rPr>
+        <w:t>34-3.</w:t>
+      </w:r>
+      <w:r>
+        <w:rPr>
+          <w:rFonts w:ascii="맑은 고딕" w:hAnsi="맑은 고딕" w:eastAsia="맑은 고딕"/>
+          <w:b w:val="0"/>
+          <w:sz w:val="17"/>
+          <w:u w:val="none"/>
+        </w:rPr>
+        <w:t xml:space="preserve"> 다음 대화를 바탕으로 두 학생이 정리한 표의 내용 중, 대화 내용과 일치하지 </w:t>
+      </w:r>
+      <w:r>
+        <w:rPr>
+          <w:rFonts w:ascii="맑은 고딕" w:hAnsi="맑은 고딕" w:eastAsia="맑은 고딕"/>
+          <w:b w:val="0"/>
+          <w:sz w:val="17"/>
+          <w:u w:val="single"/>
+        </w:rPr>
+        <w:t>않는</w:t>
+      </w:r>
+      <w:r>
+        <w:rPr>
+          <w:rFonts w:ascii="맑은 고딕" w:hAnsi="맑은 고딕" w:eastAsia="맑은 고딕"/>
+          <w:b w:val="0"/>
+          <w:sz w:val="17"/>
+          <w:u w:val="none"/>
+        </w:rPr>
+        <w:t xml:space="preserve"> 것은? [3.3점]</w:t>
+      </w:r>
+    </w:p>
+    <w:p>
+      <w:pPr>
+        <w:spacing w:before="0" w:after="0" w:line="288" w:lineRule="auto"/>
+        <w:ind w:left="40"/>
+        <w:snapToGrid w:val="0"/>
+        <w:pBdr>
+          <w:top w:val="single" w:sz="4" w:space="2" w:color="999999"/>
+          <w:left w:val="single" w:sz="4" w:space="2" w:color="999999"/>
+          <w:bottom w:val="single" w:sz="4" w:space="2" w:color="999999"/>
+          <w:right w:val="single" w:sz="4" w:space="2" w:color="999999"/>
+        </w:pBdr>
+        <w:shd w:val="clear" w:color="auto" w:fill="F6F3EA"/>
+      </w:pPr>
+      <w:r>
+        <w:rPr>
+          <w:rFonts w:ascii="맑은 고딕" w:hAnsi="맑은 고딕" w:eastAsia="맑은 고딕"/>
+          <w:b w:val="0"/>
+          <w:sz w:val="17"/>
+          <w:u w:val="none"/>
+        </w:rPr>
+        <w:t>Yuna: Heinberg’s point is that building a renewable energy system is itself a huge project — one of the biggest in human history.</w:t>
+      </w:r>
+    </w:p>
+    <w:p>
+      <w:pPr>
+        <w:spacing w:before="0" w:after="0" w:line="288" w:lineRule="auto"/>
+        <w:ind w:left="40"/>
+        <w:snapToGrid w:val="0"/>
+        <w:pBdr>
+          <w:top w:val="single" w:sz="4" w:space="2" w:color="999999"/>
+          <w:left w:val="single" w:sz="4" w:space="2" w:color="999999"/>
+          <w:bottom w:val="single" w:sz="4" w:space="2" w:color="999999"/>
+          <w:right w:val="single" w:sz="4" w:space="2" w:color="999999"/>
+        </w:pBdr>
+        <w:shd w:val="clear" w:color="auto" w:fill="F6F3EA"/>
+      </w:pPr>
+      <w:r>
+        <w:rPr>
+          <w:rFonts w:ascii="맑은 고딕" w:hAnsi="맑은 고딕" w:eastAsia="맑은 고딕"/>
+          <w:b w:val="0"/>
+          <w:sz w:val="17"/>
+          <w:u w:val="none"/>
+        </w:rPr>
+        <w:t>Dohyun: Not just panels and turbines. New transport systems, new farming methods, new industrial processes — all of it has to be built.</w:t>
+      </w:r>
+    </w:p>
+    <w:p>
+      <w:pPr>
+        <w:spacing w:before="0" w:after="0" w:line="288" w:lineRule="auto"/>
+        <w:ind w:left="40"/>
+        <w:snapToGrid w:val="0"/>
+        <w:pBdr>
+          <w:top w:val="single" w:sz="4" w:space="2" w:color="999999"/>
+          <w:left w:val="single" w:sz="4" w:space="2" w:color="999999"/>
+          <w:bottom w:val="single" w:sz="4" w:space="2" w:color="999999"/>
+          <w:right w:val="single" w:sz="4" w:space="2" w:color="999999"/>
+        </w:pBdr>
+        <w:shd w:val="clear" w:color="auto" w:fill="F6F3EA"/>
+      </w:pPr>
+      <w:r>
+        <w:rPr>
+          <w:rFonts w:ascii="맑은 고딕" w:hAnsi="맑은 고딕" w:eastAsia="맑은 고딕"/>
+          <w:b w:val="0"/>
+          <w:sz w:val="17"/>
+          <w:u w:val="none"/>
+        </w:rPr>
+        <w:t>Yuna: And none of that can be built without fossil fuels. Concrete and steel need energy that only fossil fuels can supply right now.</w:t>
+      </w:r>
+    </w:p>
+    <w:p>
+      <w:pPr>
+        <w:spacing w:before="0" w:after="0" w:line="288" w:lineRule="auto"/>
+        <w:ind w:left="40"/>
+        <w:snapToGrid w:val="0"/>
+        <w:pBdr>
+          <w:top w:val="single" w:sz="4" w:space="2" w:color="999999"/>
+          <w:left w:val="single" w:sz="4" w:space="2" w:color="999999"/>
+          <w:bottom w:val="single" w:sz="4" w:space="2" w:color="999999"/>
+          <w:right w:val="single" w:sz="4" w:space="2" w:color="999999"/>
+        </w:pBdr>
+        <w:shd w:val="clear" w:color="auto" w:fill="F6F3EA"/>
+      </w:pPr>
+      <w:r>
+        <w:rPr>
+          <w:rFonts w:ascii="맑은 고딕" w:hAnsi="맑은 고딕" w:eastAsia="맑은 고딕"/>
+          <w:b w:val="0"/>
+          <w:sz w:val="17"/>
+          <w:u w:val="none"/>
+        </w:rPr>
+        <w:t>Dohyun: Solar panels too. The minerals have to be mined, and mining burns fossil fuels.</w:t>
+      </w:r>
+    </w:p>
+    <w:p>
+      <w:pPr>
+        <w:spacing w:before="0" w:after="0" w:line="288" w:lineRule="auto"/>
+        <w:ind w:left="40"/>
+        <w:snapToGrid w:val="0"/>
+        <w:pBdr>
+          <w:top w:val="single" w:sz="4" w:space="2" w:color="999999"/>
+          <w:left w:val="single" w:sz="4" w:space="2" w:color="999999"/>
+          <w:bottom w:val="single" w:sz="4" w:space="2" w:color="999999"/>
+          <w:right w:val="single" w:sz="4" w:space="2" w:color="999999"/>
+        </w:pBdr>
+        <w:shd w:val="clear" w:color="auto" w:fill="F6F3EA"/>
+      </w:pPr>
+      <w:r>
+        <w:rPr>
+          <w:rFonts w:ascii="맑은 고딕" w:hAnsi="맑은 고딕" w:eastAsia="맑은 고딕"/>
+          <w:b w:val="0"/>
+          <w:sz w:val="17"/>
+          <w:u w:val="none"/>
+        </w:rPr>
+        <w:t>Yuna: So the faster we push toward renewables, the faster we burn fossil energy to build them.</w:t>
+      </w:r>
+    </w:p>
+    <w:p>
+      <w:pPr>
+        <w:spacing w:before="0" w:after="0" w:line="288" w:lineRule="auto"/>
+        <w:ind w:left="40"/>
+        <w:snapToGrid w:val="0"/>
+        <w:pBdr>
+          <w:top w:val="single" w:sz="4" w:space="2" w:color="999999"/>
+          <w:left w:val="single" w:sz="4" w:space="2" w:color="999999"/>
+          <w:bottom w:val="single" w:sz="4" w:space="2" w:color="999999"/>
+          <w:right w:val="single" w:sz="4" w:space="2" w:color="999999"/>
+        </w:pBdr>
+        <w:shd w:val="clear" w:color="auto" w:fill="F6F3EA"/>
+      </w:pPr>
+      <w:r>
+        <w:rPr>
+          <w:rFonts w:ascii="맑은 고딕" w:hAnsi="맑은 고딕" w:eastAsia="맑은 고딕"/>
+          <w:b w:val="0"/>
+          <w:sz w:val="17"/>
+          <w:u w:val="none"/>
+        </w:rPr>
+        <w:t>Dohyun: Which is expensive and actually works against cutting emissions in the short run.</w:t>
+      </w:r>
+    </w:p>
+    <w:p>
+      <w:pPr>
+        <w:spacing w:before="0" w:after="0" w:line="288" w:lineRule="auto"/>
+        <w:ind w:left="40"/>
+        <w:snapToGrid w:val="0"/>
+        <w:pBdr>
+          <w:top w:val="single" w:sz="4" w:space="2" w:color="999999"/>
+          <w:left w:val="single" w:sz="4" w:space="2" w:color="999999"/>
+          <w:bottom w:val="single" w:sz="4" w:space="2" w:color="999999"/>
+          <w:right w:val="single" w:sz="4" w:space="2" w:color="999999"/>
+        </w:pBdr>
+        <w:shd w:val="clear" w:color="auto" w:fill="F6F3EA"/>
+      </w:pPr>
+      <w:r>
+        <w:rPr>
+          <w:rFonts w:ascii="맑은 고딕" w:hAnsi="맑은 고딕" w:eastAsia="맑은 고딕"/>
+          <w:b w:val="0"/>
+          <w:sz w:val="17"/>
+          <w:u w:val="none"/>
+        </w:rPr>
+        <w:t>Yuna: The strange part is that transition proposals almost never count that construction cost.</w:t>
+      </w:r>
+    </w:p>
+    <w:p>
+      <w:pPr>
+        <w:spacing w:before="0" w:after="0" w:line="288" w:lineRule="auto"/>
+        <w:ind w:left="40"/>
+        <w:snapToGrid w:val="0"/>
+        <w:pBdr>
+          <w:top w:val="single" w:sz="4" w:space="2" w:color="999999"/>
+          <w:left w:val="single" w:sz="4" w:space="2" w:color="999999"/>
+          <w:bottom w:val="single" w:sz="4" w:space="2" w:color="999999"/>
+          <w:right w:val="single" w:sz="4" w:space="2" w:color="999999"/>
+        </w:pBdr>
+        <w:shd w:val="clear" w:color="auto" w:fill="F6F3EA"/>
+      </w:pPr>
+      <w:r>
+        <w:rPr>
+          <w:rFonts w:ascii="맑은 고딕" w:hAnsi="맑은 고딕" w:eastAsia="맑은 고딕"/>
+          <w:b w:val="0"/>
+          <w:sz w:val="17"/>
+          <w:u w:val="none"/>
+        </w:rPr>
+        <w:t>Dohyun: Right — they only ask how much energy supply we’ll need afterward.</w:t>
+      </w:r>
+    </w:p>
+    <w:p>
+      <w:pPr>
+        <w:spacing w:before="0" w:after="60" w:line="288" w:lineRule="auto"/>
+        <w:ind w:left="40"/>
+        <w:snapToGrid w:val="0"/>
+        <w:pBdr>
+          <w:top w:val="single" w:sz="4" w:space="2" w:color="999999"/>
+          <w:left w:val="single" w:sz="4" w:space="2" w:color="999999"/>
+          <w:bottom w:val="single" w:sz="4" w:space="2" w:color="999999"/>
+          <w:right w:val="single" w:sz="4" w:space="2" w:color="999999"/>
+        </w:pBdr>
+        <w:shd w:val="clear" w:color="auto" w:fill="F6F3EA"/>
+      </w:pPr>
+      <w:r>
+        <w:rPr>
+          <w:rFonts w:ascii="맑은 고딕" w:hAnsi="맑은 고딕" w:eastAsia="맑은 고딕"/>
+          <w:b w:val="0"/>
+          <w:sz w:val="17"/>
+          <w:u w:val="none"/>
+        </w:rPr>
+        <w:t>Yuna: Let’s make a table: what the proposals count versus what they leave out.</w:t>
+      </w:r>
+    </w:p>
+    <w:p>
+      <w:pPr>
+        <w:spacing w:before="0" w:after="0" w:line="288" w:lineRule="auto"/>
+        <w:ind w:left="40"/>
+        <w:snapToGrid w:val="0"/>
+        <w:pBdr>
+          <w:top w:val="single" w:sz="4" w:space="2" w:color="555555"/>
+          <w:left w:val="single" w:sz="4" w:space="2" w:color="555555"/>
+          <w:bottom w:val="single" w:sz="4" w:space="2" w:color="555555"/>
+          <w:right w:val="single" w:sz="4" w:space="2" w:color="555555"/>
+        </w:pBdr>
+        <w:shd w:val="clear" w:color="auto" w:fill="FFFFFF"/>
+      </w:pPr>
+      <w:r>
+        <w:rPr>
+          <w:rFonts w:ascii="맑은 고딕" w:hAnsi="맑은 고딕" w:eastAsia="맑은 고딕"/>
+          <w:b w:val="0"/>
+          <w:sz w:val="17"/>
+          <w:u w:val="none"/>
+        </w:rPr>
+        <w:t xml:space="preserve">  |  What transition proposals usually count  |  What they usually leave out</w:t>
+      </w:r>
+    </w:p>
+    <w:p>
+      <w:pPr>
+        <w:spacing w:before="0" w:after="0" w:line="288" w:lineRule="auto"/>
+        <w:ind w:left="40"/>
+        <w:snapToGrid w:val="0"/>
+        <w:pBdr>
+          <w:top w:val="single" w:sz="4" w:space="2" w:color="555555"/>
+          <w:left w:val="single" w:sz="4" w:space="2" w:color="555555"/>
+          <w:bottom w:val="single" w:sz="4" w:space="2" w:color="555555"/>
+          <w:right w:val="single" w:sz="4" w:space="2" w:color="555555"/>
+        </w:pBdr>
+        <w:shd w:val="clear" w:color="auto" w:fill="FFFFFF"/>
+      </w:pPr>
+      <w:r>
+        <w:rPr>
+          <w:rFonts w:ascii="맑은 고딕" w:hAnsi="맑은 고딕" w:eastAsia="맑은 고딕"/>
+          <w:b w:val="0"/>
+          <w:sz w:val="17"/>
+          <w:u w:val="none"/>
+        </w:rPr>
+        <w:t>① Energy supply  |  how much energy the new system must supply  |  —</w:t>
+      </w:r>
+    </w:p>
+    <w:p>
+      <w:pPr>
+        <w:spacing w:before="0" w:after="0" w:line="288" w:lineRule="auto"/>
+        <w:ind w:left="40"/>
+        <w:snapToGrid w:val="0"/>
+        <w:pBdr>
+          <w:top w:val="single" w:sz="4" w:space="2" w:color="555555"/>
+          <w:left w:val="single" w:sz="4" w:space="2" w:color="555555"/>
+          <w:bottom w:val="single" w:sz="4" w:space="2" w:color="555555"/>
+          <w:right w:val="single" w:sz="4" w:space="2" w:color="555555"/>
+        </w:pBdr>
+        <w:shd w:val="clear" w:color="auto" w:fill="FFFFFF"/>
+      </w:pPr>
+      <w:r>
+        <w:rPr>
+          <w:rFonts w:ascii="맑은 고딕" w:hAnsi="맑은 고딕" w:eastAsia="맑은 고딕"/>
+          <w:b w:val="0"/>
+          <w:sz w:val="17"/>
+          <w:u w:val="none"/>
+        </w:rPr>
+        <w:t>② Construction energy  |  —  |  the fossil energy burned to build panels, turbines and infrastructure</w:t>
+      </w:r>
+    </w:p>
+    <w:p>
+      <w:pPr>
+        <w:spacing w:before="0" w:after="0" w:line="288" w:lineRule="auto"/>
+        <w:ind w:left="40"/>
+        <w:snapToGrid w:val="0"/>
+        <w:pBdr>
+          <w:top w:val="single" w:sz="4" w:space="2" w:color="555555"/>
+          <w:left w:val="single" w:sz="4" w:space="2" w:color="555555"/>
+          <w:bottom w:val="single" w:sz="4" w:space="2" w:color="555555"/>
+          <w:right w:val="single" w:sz="4" w:space="2" w:color="555555"/>
+        </w:pBdr>
+        <w:shd w:val="clear" w:color="auto" w:fill="FFFFFF"/>
+      </w:pPr>
+      <w:r>
+        <w:rPr>
+          <w:rFonts w:ascii="맑은 고딕" w:hAnsi="맑은 고딕" w:eastAsia="맑은 고딕"/>
+          <w:b w:val="0"/>
+          <w:sz w:val="17"/>
+          <w:u w:val="none"/>
+        </w:rPr>
+        <w:t>③ Mining and materials  |  the fossil fuels needed to mine minerals and make concrete and steel  |  the output of the finished solar panels</w:t>
+      </w:r>
+    </w:p>
+    <w:p>
+      <w:pPr>
+        <w:spacing w:before="0" w:after="0" w:line="288" w:lineRule="auto"/>
+        <w:ind w:left="40"/>
+        <w:snapToGrid w:val="0"/>
+        <w:pBdr>
+          <w:top w:val="single" w:sz="4" w:space="2" w:color="555555"/>
+          <w:left w:val="single" w:sz="4" w:space="2" w:color="555555"/>
+          <w:bottom w:val="single" w:sz="4" w:space="2" w:color="555555"/>
+          <w:right w:val="single" w:sz="4" w:space="2" w:color="555555"/>
+        </w:pBdr>
+        <w:shd w:val="clear" w:color="auto" w:fill="FFFFFF"/>
+      </w:pPr>
+      <w:r>
+        <w:rPr>
+          <w:rFonts w:ascii="맑은 고딕" w:hAnsi="맑은 고딕" w:eastAsia="맑은 고딕"/>
+          <w:b w:val="0"/>
+          <w:sz w:val="17"/>
+          <w:u w:val="none"/>
+        </w:rPr>
+        <w:t>④ Short-term effect on emissions  |  —  |  that building the system temporarily works against cutting emissions</w:t>
+      </w:r>
+    </w:p>
+    <w:p>
+      <w:pPr>
+        <w:spacing w:before="0" w:after="60" w:line="288" w:lineRule="auto"/>
+        <w:ind w:left="40"/>
+        <w:snapToGrid w:val="0"/>
+        <w:pBdr>
+          <w:top w:val="single" w:sz="4" w:space="2" w:color="555555"/>
+          <w:left w:val="single" w:sz="4" w:space="2" w:color="555555"/>
+          <w:bottom w:val="single" w:sz="4" w:space="2" w:color="555555"/>
+          <w:right w:val="single" w:sz="4" w:space="2" w:color="555555"/>
+        </w:pBdr>
+        <w:shd w:val="clear" w:color="auto" w:fill="FFFFFF"/>
+      </w:pPr>
+      <w:r>
+        <w:rPr>
+          <w:rFonts w:ascii="맑은 고딕" w:hAnsi="맑은 고딕" w:eastAsia="맑은 고딕"/>
+          <w:b w:val="0"/>
+          <w:sz w:val="17"/>
+          <w:u w:val="none"/>
+        </w:rPr>
+        <w:t>⑤ Scale of the project  |  —  |  that it is one of the largest change projects in history</w:t>
+      </w:r>
+    </w:p>
+    <w:p>
+      <w:pPr>
+        <w:spacing w:before="0" w:after="20" w:line="276" w:lineRule="auto"/>
+        <w:ind w:left="80"/>
+        <w:snapToGrid w:val="0"/>
+      </w:pPr>
+      <w:r>
+        <w:rPr>
+          <w:rFonts w:ascii="맑은 고딕" w:hAnsi="맑은 고딕" w:eastAsia="맑은 고딕"/>
+          <w:b w:val="0"/>
+          <w:sz w:val="17"/>
+          <w:u w:val="none"/>
+        </w:rPr>
+        <w:t>① ①    ② ②    ③ ③    ④ ④    ⑤ ⑤</w:t>
+      </w:r>
+    </w:p>
+    <w:p>
+      <w:pPr>
+        <w:keepNext/>
+        <w:spacing w:before="80" w:after="20" w:line="276" w:lineRule="auto"/>
+        <w:snapToGrid w:val="0"/>
+      </w:pPr>
+      <w:r>
+        <w:rPr>
+          <w:rFonts w:ascii="맑은 고딕" w:hAnsi="맑은 고딕" w:eastAsia="맑은 고딕"/>
+          <w:b/>
+          <w:sz w:val="17"/>
+          <w:u w:val="none"/>
+        </w:rPr>
+        <w:t>34-4.</w:t>
+      </w:r>
+      <w:r>
+        <w:rPr>
+          <w:rFonts w:ascii="맑은 고딕" w:hAnsi="맑은 고딕" w:eastAsia="맑은 고딕"/>
+          <w:b w:val="0"/>
+          <w:sz w:val="17"/>
+          <w:u w:val="none"/>
+        </w:rPr>
+        <w:t xml:space="preserve"> 다음 글의 내용을 한 문장으로 요약하고자 한다. 빈칸 (A), (B)에 들어갈 말로 가장 적절한 것은? [2.9점]</w:t>
+      </w:r>
+    </w:p>
+    <w:p>
+      <w:pPr>
+        <w:spacing w:before="0" w:after="60" w:line="288" w:lineRule="auto"/>
+        <w:ind w:left="40"/>
+        <w:snapToGrid w:val="0"/>
+        <w:pBdr>
+          <w:top w:val="single" w:sz="4" w:space="2" w:color="999999"/>
+          <w:left w:val="single" w:sz="4" w:space="2" w:color="999999"/>
+          <w:bottom w:val="single" w:sz="4" w:space="2" w:color="999999"/>
+          <w:right w:val="single" w:sz="4" w:space="2" w:color="999999"/>
+        </w:pBdr>
+        <w:shd w:val="clear" w:color="auto" w:fill="F6F3EA"/>
+      </w:pPr>
+      <w:r>
+        <w:rPr>
+          <w:rFonts w:ascii="맑은 고딕" w:hAnsi="맑은 고딕" w:eastAsia="맑은 고딕"/>
+          <w:b w:val="0"/>
+          <w:sz w:val="17"/>
+          <w:u w:val="none"/>
+        </w:rPr>
+        <w:t>According to the American journalist Richard Heinberg, putting up the renewable energy system needed to halt global warming makes us participants in one of the largest transformations humanity has ever attempted. Beyond solar panels and wind turbines, a whole new set of transport networks, farming methods and industrial processes has to be created. None of this can be done without fossil fuels. Making concrete and steel, for example, takes quantities of energy that only fossil fuels can currently deliver. The production of solar panels calls for rare, costly minerals that have to be dug out of the ground, which once more means burning fossil fuels. So the more forcefully we move toward renewables, the more quickly we burn through fossil energy to build them. Besides being costly, this works against the very goal of lowering global emissions. Heinberg points out that proposals for the energy transition rarely include the cost of constructing the new system; they usually look only at how much energy will have to be supplied.</w:t>
+      </w:r>
+    </w:p>
+    <w:p>
+      <w:pPr>
+        <w:spacing w:before="0" w:after="60" w:line="288" w:lineRule="auto"/>
+        <w:ind w:left="40"/>
+        <w:snapToGrid w:val="0"/>
+        <w:pBdr>
+          <w:top w:val="single" w:sz="4" w:space="2" w:color="C99B4E"/>
+          <w:left w:val="single" w:sz="4" w:space="2" w:color="C99B4E"/>
+          <w:bottom w:val="single" w:sz="4" w:space="2" w:color="C99B4E"/>
+          <w:right w:val="single" w:sz="4" w:space="2" w:color="C99B4E"/>
+        </w:pBdr>
+        <w:shd w:val="clear" w:color="auto" w:fill="FFF8E1"/>
+      </w:pPr>
+      <w:r>
+        <w:rPr>
+          <w:rFonts w:ascii="맑은 고딕" w:hAnsi="맑은 고딕" w:eastAsia="맑은 고딕"/>
+          <w:b w:val="0"/>
+          <w:sz w:val="17"/>
+          <w:u w:val="none"/>
+        </w:rPr>
+        <w:t>Building a renewable energy system still (A) ________ heavily on fossil fuels, a cost that is usually (B) ________ in plans for the energy transition.</w:t>
+      </w:r>
+    </w:p>
+    <w:p>
+      <w:pPr>
+        <w:spacing w:before="0" w:after="0" w:line="269" w:lineRule="auto"/>
+        <w:ind w:left="180" w:hanging="180"/>
+        <w:snapToGrid w:val="0"/>
+      </w:pPr>
+      <w:r>
+        <w:rPr>
+          <w:rFonts w:ascii="맑은 고딕" w:hAnsi="맑은 고딕" w:eastAsia="맑은 고딕"/>
+          <w:b w:val="0"/>
+          <w:sz w:val="17"/>
+          <w:u w:val="none"/>
+        </w:rPr>
+        <w:t>① (A) depends  (B) exaggerated</w:t>
+      </w:r>
+    </w:p>
+    <w:p>
+      <w:pPr>
+        <w:spacing w:before="0" w:after="0" w:line="269" w:lineRule="auto"/>
+        <w:ind w:left="180" w:hanging="180"/>
+        <w:snapToGrid w:val="0"/>
+      </w:pPr>
+      <w:r>
+        <w:rPr>
+          <w:rFonts w:ascii="맑은 고딕" w:hAnsi="맑은 고딕" w:eastAsia="맑은 고딕"/>
+          <w:b w:val="0"/>
+          <w:sz w:val="17"/>
+          <w:u w:val="none"/>
+        </w:rPr>
+        <w:t>② (A) saves  (B) overlooked</w:t>
+      </w:r>
+    </w:p>
+    <w:p>
+      <w:pPr>
+        <w:spacing w:before="0" w:after="0" w:line="269" w:lineRule="auto"/>
+        <w:ind w:left="180" w:hanging="180"/>
+        <w:snapToGrid w:val="0"/>
+      </w:pPr>
+      <w:r>
+        <w:rPr>
+          <w:rFonts w:ascii="맑은 고딕" w:hAnsi="맑은 고딕" w:eastAsia="맑은 고딕"/>
+          <w:b w:val="0"/>
+          <w:sz w:val="17"/>
+          <w:u w:val="none"/>
+        </w:rPr>
+        <w:t>③ (A) depends  (B) emphasized</w:t>
+      </w:r>
+    </w:p>
+    <w:p>
+      <w:pPr>
+        <w:spacing w:before="0" w:after="0" w:line="269" w:lineRule="auto"/>
+        <w:ind w:left="180" w:hanging="180"/>
+        <w:snapToGrid w:val="0"/>
+      </w:pPr>
+      <w:r>
+        <w:rPr>
+          <w:rFonts w:ascii="맑은 고딕" w:hAnsi="맑은 고딕" w:eastAsia="맑은 고딕"/>
+          <w:b w:val="0"/>
+          <w:sz w:val="17"/>
+          <w:u w:val="none"/>
+        </w:rPr>
+        <w:t>④ (A) saves  (B) emphasized</w:t>
+      </w:r>
+    </w:p>
+    <w:p>
+      <w:pPr>
+        <w:spacing w:before="0" w:after="0" w:line="269" w:lineRule="auto"/>
+        <w:ind w:left="180" w:hanging="180"/>
+        <w:snapToGrid w:val="0"/>
+      </w:pPr>
+      <w:r>
+        <w:rPr>
+          <w:rFonts w:ascii="맑은 고딕" w:hAnsi="맑은 고딕" w:eastAsia="맑은 고딕"/>
+          <w:b w:val="0"/>
+          <w:sz w:val="17"/>
+          <w:u w:val="none"/>
+        </w:rPr>
+        <w:t>⑤ (A) depends  (B) overlooked</w:t>
+      </w:r>
+    </w:p>
+    <w:p>
+      <w:pPr>
+        <w:keepNext/>
+        <w:spacing w:before="80" w:after="20" w:line="276" w:lineRule="auto"/>
+        <w:snapToGrid w:val="0"/>
+      </w:pPr>
+      <w:r>
+        <w:rPr>
+          <w:rFonts w:ascii="맑은 고딕" w:hAnsi="맑은 고딕" w:eastAsia="맑은 고딕"/>
+          <w:b/>
+          <w:sz w:val="17"/>
+          <w:u w:val="none"/>
+        </w:rPr>
+        <w:t>34-5.</w:t>
+      </w:r>
+      <w:r>
+        <w:rPr>
+          <w:rFonts w:ascii="맑은 고딕" w:hAnsi="맑은 고딕" w:eastAsia="맑은 고딕"/>
+          <w:b w:val="0"/>
+          <w:sz w:val="17"/>
+          <w:u w:val="none"/>
+        </w:rPr>
+        <w:t xml:space="preserve"> According to the passage, which of the following is </w:t>
+      </w:r>
+      <w:r>
+        <w:rPr>
+          <w:rFonts w:ascii="맑은 고딕" w:hAnsi="맑은 고딕" w:eastAsia="맑은 고딕"/>
+          <w:b w:val="0"/>
+          <w:sz w:val="17"/>
+          <w:u w:val="single"/>
+        </w:rPr>
+        <w:t>NOT</w:t>
+      </w:r>
+      <w:r>
+        <w:rPr>
+          <w:rFonts w:ascii="맑은 고딕" w:hAnsi="맑은 고딕" w:eastAsia="맑은 고딕"/>
+          <w:b w:val="0"/>
+          <w:sz w:val="17"/>
+          <w:u w:val="none"/>
+        </w:rPr>
+        <w:t xml:space="preserve"> true? [2.9점]</w:t>
+      </w:r>
+    </w:p>
+    <w:p>
+      <w:pPr>
+        <w:spacing w:before="0" w:after="60" w:line="288" w:lineRule="auto"/>
+        <w:ind w:left="40"/>
+        <w:snapToGrid w:val="0"/>
+        <w:pBdr>
+          <w:top w:val="single" w:sz="4" w:space="2" w:color="999999"/>
+          <w:left w:val="single" w:sz="4" w:space="2" w:color="999999"/>
+          <w:bottom w:val="single" w:sz="4" w:space="2" w:color="999999"/>
+          <w:right w:val="single" w:sz="4" w:space="2" w:color="999999"/>
+        </w:pBdr>
+        <w:shd w:val="clear" w:color="auto" w:fill="F6F3EA"/>
+      </w:pPr>
+      <w:r>
+        <w:rPr>
+          <w:rFonts w:ascii="맑은 고딕" w:hAnsi="맑은 고딕" w:eastAsia="맑은 고딕"/>
+          <w:b w:val="0"/>
+          <w:sz w:val="17"/>
+          <w:u w:val="none"/>
+        </w:rPr>
+        <w:t>According to the American journalist Richard Heinberg, putting up the renewable energy system needed to halt global warming makes us participants in one of the largest transformations humanity has ever attempted. Beyond solar panels and wind turbines, a whole new set of transport networks, farming methods and industrial processes has to be created. None of this can be done without fossil fuels. Making concrete and steel, for example, takes quantities of energy that only fossil fuels can currently deliver. The production of solar panels calls for rare, costly minerals that have to be dug out of the ground, which once more means burning fossil fuels. So the more forcefully we move toward renewables, the more quickly we burn through fossil energy to build them. Besides being costly, this works against the very goal of lowering global emissions. Heinberg points out that proposals for the energy transition rarely include the cost of constructing the new system; they usually look only at how much energy will have to be supplied.</w:t>
+      </w:r>
+    </w:p>
+    <w:p>
+      <w:pPr>
+        <w:spacing w:before="0" w:after="0" w:line="269" w:lineRule="auto"/>
+        <w:ind w:left="180" w:hanging="180"/>
+        <w:snapToGrid w:val="0"/>
+      </w:pPr>
+      <w:r>
+        <w:rPr>
+          <w:rFonts w:ascii="맑은 고딕" w:hAnsi="맑은 고딕" w:eastAsia="맑은 고딕"/>
+          <w:b w:val="0"/>
+          <w:sz w:val="17"/>
+          <w:u w:val="none"/>
+        </w:rPr>
+        <w:t>① Heinberg sees the move to renewable energy as one of the largest transformations ever attempted by humanity.</w:t>
+      </w:r>
+    </w:p>
+    <w:p>
+      <w:pPr>
+        <w:spacing w:before="0" w:after="0" w:line="269" w:lineRule="auto"/>
+        <w:ind w:left="180" w:hanging="180"/>
+        <w:snapToGrid w:val="0"/>
+      </w:pPr>
+      <w:r>
+        <w:rPr>
+          <w:rFonts w:ascii="맑은 고딕" w:hAnsi="맑은 고딕" w:eastAsia="맑은 고딕"/>
+          <w:b w:val="0"/>
+          <w:sz w:val="17"/>
+          <w:u w:val="none"/>
+        </w:rPr>
+        <w:t>② Making concrete and steel currently requires energy that only fossil fuels can provide.</w:t>
+      </w:r>
+    </w:p>
+    <w:p>
+      <w:pPr>
+        <w:spacing w:before="0" w:after="0" w:line="269" w:lineRule="auto"/>
+        <w:ind w:left="180" w:hanging="180"/>
+        <w:snapToGrid w:val="0"/>
+      </w:pPr>
+      <w:r>
+        <w:rPr>
+          <w:rFonts w:ascii="맑은 고딕" w:hAnsi="맑은 고딕" w:eastAsia="맑은 고딕"/>
+          <w:b w:val="0"/>
+          <w:sz w:val="17"/>
+          <w:u w:val="none"/>
+        </w:rPr>
+        <w:t>③ Most proposals for the energy transition carefully include the fossil cost of constructing the new system.</w:t>
+      </w:r>
+    </w:p>
+    <w:p>
+      <w:pPr>
+        <w:spacing w:before="0" w:after="0" w:line="269" w:lineRule="auto"/>
+        <w:ind w:left="180" w:hanging="180"/>
+        <w:snapToGrid w:val="0"/>
+      </w:pPr>
+      <w:r>
+        <w:rPr>
+          <w:rFonts w:ascii="맑은 고딕" w:hAnsi="맑은 고딕" w:eastAsia="맑은 고딕"/>
+          <w:b w:val="0"/>
+          <w:sz w:val="17"/>
+          <w:u w:val="none"/>
+        </w:rPr>
+        <w:t>④ The minerals needed for solar panels have to be mined, which itself burns fossil fuels.</w:t>
+      </w:r>
+    </w:p>
+    <w:p>
+      <w:pPr>
+        <w:spacing w:before="0" w:after="0" w:line="269" w:lineRule="auto"/>
+        <w:ind w:left="180" w:hanging="180"/>
+        <w:snapToGrid w:val="0"/>
+      </w:pPr>
+      <w:r>
+        <w:rPr>
+          <w:rFonts w:ascii="맑은 고딕" w:hAnsi="맑은 고딕" w:eastAsia="맑은 고딕"/>
+          <w:b w:val="0"/>
+          <w:sz w:val="17"/>
+          <w:u w:val="none"/>
+        </w:rPr>
+        <w:t>⑤ In the short run, building the new system works against the aim of cutting global emissions.</w:t>
+      </w:r>
+    </w:p>
+    <w:p>
+      <w:pPr>
+        <w:keepNext/>
+        <w:spacing w:before="80" w:after="20" w:line="276" w:lineRule="auto"/>
+        <w:snapToGrid w:val="0"/>
+      </w:pPr>
+      <w:r>
+        <w:rPr>
+          <w:rFonts w:ascii="맑은 고딕" w:hAnsi="맑은 고딕" w:eastAsia="맑은 고딕"/>
+          <w:b/>
+          <w:sz w:val="17"/>
+          <w:u w:val="none"/>
+        </w:rPr>
+        <w:t>34-6.</w:t>
+      </w:r>
+      <w:r>
+        <w:rPr>
+          <w:rFonts w:ascii="맑은 고딕" w:hAnsi="맑은 고딕" w:eastAsia="맑은 고딕"/>
+          <w:b w:val="0"/>
+          <w:sz w:val="17"/>
+          <w:u w:val="none"/>
+        </w:rPr>
+        <w:t xml:space="preserve"> Which of the following best expresses the main point of the passage? [2.8점]</w:t>
+      </w:r>
+    </w:p>
+    <w:p>
+      <w:pPr>
+        <w:spacing w:before="0" w:after="60" w:line="288" w:lineRule="auto"/>
+        <w:ind w:left="40"/>
+        <w:snapToGrid w:val="0"/>
+        <w:pBdr>
+          <w:top w:val="single" w:sz="4" w:space="2" w:color="999999"/>
+          <w:left w:val="single" w:sz="4" w:space="2" w:color="999999"/>
+          <w:bottom w:val="single" w:sz="4" w:space="2" w:color="999999"/>
+          <w:right w:val="single" w:sz="4" w:space="2" w:color="999999"/>
+        </w:pBdr>
+        <w:shd w:val="clear" w:color="auto" w:fill="F6F3EA"/>
+      </w:pPr>
+      <w:r>
+        <w:rPr>
+          <w:rFonts w:ascii="맑은 고딕" w:hAnsi="맑은 고딕" w:eastAsia="맑은 고딕"/>
+          <w:b w:val="0"/>
+          <w:sz w:val="17"/>
+          <w:u w:val="none"/>
+        </w:rPr>
+        <w:t>According to the American journalist Richard Heinberg, putting up the renewable energy system needed to halt global warming makes us participants in one of the largest transformations humanity has ever attempted. Beyond solar panels and wind turbines, a whole new set of transport networks, farming methods and industrial processes has to be created. None of this can be done without fossil fuels. Making concrete and steel, for example, takes quantities of energy that only fossil fuels can currently deliver. The production of solar panels calls for rare, costly minerals that have to be dug out of the ground, which once more means burning fossil fuels. So the more forcefully we move toward renewables, the more quickly we burn through fossil energy to build them. Besides being costly, this works against the very goal of lowering global emissions. Heinberg points out that proposals for the energy transition rarely include the cost of constructing the new system; they usually look only at how much energy will have to be supplied.</w:t>
+      </w:r>
+    </w:p>
+    <w:p>
+      <w:pPr>
+        <w:spacing w:before="0" w:after="0" w:line="269" w:lineRule="auto"/>
+        <w:ind w:left="180" w:hanging="180"/>
+        <w:snapToGrid w:val="0"/>
+      </w:pPr>
+      <w:r>
+        <w:rPr>
+          <w:rFonts w:ascii="맑은 고딕" w:hAnsi="맑은 고딕" w:eastAsia="맑은 고딕"/>
+          <w:b w:val="0"/>
+          <w:sz w:val="17"/>
+          <w:u w:val="none"/>
+        </w:rPr>
+        <w:t>① The fossil energy needed to build a renewable energy system is a real cost that transition plans tend to ignore.</w:t>
+      </w:r>
+    </w:p>
+    <w:p>
+      <w:pPr>
+        <w:spacing w:before="0" w:after="0" w:line="269" w:lineRule="auto"/>
+        <w:ind w:left="180" w:hanging="180"/>
+        <w:snapToGrid w:val="0"/>
+      </w:pPr>
+      <w:r>
+        <w:rPr>
+          <w:rFonts w:ascii="맑은 고딕" w:hAnsi="맑은 고딕" w:eastAsia="맑은 고딕"/>
+          <w:b w:val="0"/>
+          <w:sz w:val="17"/>
+          <w:u w:val="none"/>
+        </w:rPr>
+        <w:t>② Switching to renewable energy will quickly end our dependence on fossil fuels.</w:t>
+      </w:r>
+    </w:p>
+    <w:p>
+      <w:pPr>
+        <w:spacing w:before="0" w:after="0" w:line="269" w:lineRule="auto"/>
+        <w:ind w:left="180" w:hanging="180"/>
+        <w:snapToGrid w:val="0"/>
+      </w:pPr>
+      <w:r>
+        <w:rPr>
+          <w:rFonts w:ascii="맑은 고딕" w:hAnsi="맑은 고딕" w:eastAsia="맑은 고딕"/>
+          <w:b w:val="0"/>
+          <w:sz w:val="17"/>
+          <w:u w:val="none"/>
+        </w:rPr>
+        <w:t>③ Solar panels are more harmful to the environment than wind turbines.</w:t>
+      </w:r>
+    </w:p>
+    <w:p>
+      <w:pPr>
+        <w:spacing w:before="0" w:after="0" w:line="269" w:lineRule="auto"/>
+        <w:ind w:left="180" w:hanging="180"/>
+        <w:snapToGrid w:val="0"/>
+      </w:pPr>
+      <w:r>
+        <w:rPr>
+          <w:rFonts w:ascii="맑은 고딕" w:hAnsi="맑은 고딕" w:eastAsia="맑은 고딕"/>
+          <w:b w:val="0"/>
+          <w:sz w:val="17"/>
+          <w:u w:val="none"/>
+        </w:rPr>
+        <w:t>④ Mining for rare minerals should be banned to protect the planet.</w:t>
+      </w:r>
+    </w:p>
+    <w:p>
+      <w:pPr>
+        <w:spacing w:before="0" w:after="0" w:line="269" w:lineRule="auto"/>
+        <w:ind w:left="180" w:hanging="180"/>
+        <w:snapToGrid w:val="0"/>
+      </w:pPr>
+      <w:r>
+        <w:rPr>
+          <w:rFonts w:ascii="맑은 고딕" w:hAnsi="맑은 고딕" w:eastAsia="맑은 고딕"/>
+          <w:b w:val="0"/>
+          <w:sz w:val="17"/>
+          <w:u w:val="none"/>
+        </w:rPr>
+        <w:t>⑤ Global warming cannot be stopped by any technology currently available.</w:t>
+      </w:r>
+    </w:p>
+    <w:p>
+      <w:pPr>
+        <w:keepNext/>
+        <w:spacing w:before="80" w:after="20" w:line="276" w:lineRule="auto"/>
+        <w:snapToGrid w:val="0"/>
+      </w:pPr>
+      <w:r>
+        <w:rPr>
+          <w:rFonts w:ascii="맑은 고딕" w:hAnsi="맑은 고딕" w:eastAsia="맑은 고딕"/>
+          <w:b/>
+          <w:sz w:val="17"/>
+          <w:u w:val="none"/>
+        </w:rPr>
+        <w:t>34-7.</w:t>
+      </w:r>
+      <w:r>
+        <w:rPr>
+          <w:rFonts w:ascii="맑은 고딕" w:hAnsi="맑은 고딕" w:eastAsia="맑은 고딕"/>
+          <w:b w:val="0"/>
+          <w:sz w:val="17"/>
+          <w:u w:val="none"/>
+        </w:rPr>
+        <w:t xml:space="preserve"> 다음 글의 밑줄 친 부분 중, 문맥상 낱말의 쓰임이 적절하지 </w:t>
+      </w:r>
+      <w:r>
+        <w:rPr>
+          <w:rFonts w:ascii="맑은 고딕" w:hAnsi="맑은 고딕" w:eastAsia="맑은 고딕"/>
+          <w:b w:val="0"/>
+          <w:sz w:val="17"/>
+          <w:u w:val="single"/>
+        </w:rPr>
+        <w:t>않은</w:t>
+      </w:r>
+      <w:r>
+        <w:rPr>
+          <w:rFonts w:ascii="맑은 고딕" w:hAnsi="맑은 고딕" w:eastAsia="맑은 고딕"/>
+          <w:b w:val="0"/>
+          <w:sz w:val="17"/>
+          <w:u w:val="none"/>
+        </w:rPr>
+        <w:t xml:space="preserve"> 것은? [3.1점]</w:t>
+      </w:r>
+    </w:p>
+    <w:p>
+      <w:pPr>
+        <w:spacing w:before="0" w:after="60" w:line="288" w:lineRule="auto"/>
+        <w:ind w:left="40"/>
+        <w:snapToGrid w:val="0"/>
+        <w:pBdr>
+          <w:top w:val="single" w:sz="4" w:space="2" w:color="999999"/>
+          <w:left w:val="single" w:sz="4" w:space="2" w:color="999999"/>
+          <w:bottom w:val="single" w:sz="4" w:space="2" w:color="999999"/>
+          <w:right w:val="single" w:sz="4" w:space="2" w:color="999999"/>
+        </w:pBdr>
+        <w:shd w:val="clear" w:color="auto" w:fill="F6F3EA"/>
+      </w:pPr>
+      <w:r>
+        <w:rPr>
+          <w:rFonts w:ascii="맑은 고딕" w:hAnsi="맑은 고딕" w:eastAsia="맑은 고딕"/>
+          <w:b w:val="0"/>
+          <w:sz w:val="17"/>
+          <w:u w:val="none"/>
+        </w:rPr>
+        <w:t>Richard Heinberg, an American journalist, argues that in building the renewable energy infrastructure to stop global warming, we are actually involved in one of the ①</w:t>
+      </w:r>
+      <w:r>
+        <w:rPr>
+          <w:rFonts w:ascii="맑은 고딕" w:hAnsi="맑은 고딕" w:eastAsia="맑은 고딕"/>
+          <w:b w:val="0"/>
+          <w:sz w:val="17"/>
+          <w:u w:val="single"/>
+        </w:rPr>
+        <w:t>greatest</w:t>
+      </w:r>
+      <w:r>
+        <w:rPr>
+          <w:rFonts w:ascii="맑은 고딕" w:hAnsi="맑은 고딕" w:eastAsia="맑은 고딕"/>
+          <w:b w:val="0"/>
+          <w:sz w:val="17"/>
+          <w:u w:val="none"/>
+        </w:rPr>
+        <w:t xml:space="preserve"> change projects in human history. In addition to solar panels and wind turbines, we have to build an ②</w:t>
+      </w:r>
+      <w:r>
+        <w:rPr>
+          <w:rFonts w:ascii="맑은 고딕" w:hAnsi="맑은 고딕" w:eastAsia="맑은 고딕"/>
+          <w:b w:val="0"/>
+          <w:sz w:val="17"/>
+          <w:u w:val="single"/>
+        </w:rPr>
+        <w:t>alternative</w:t>
+      </w:r>
+      <w:r>
+        <w:rPr>
+          <w:rFonts w:ascii="맑은 고딕" w:hAnsi="맑은 고딕" w:eastAsia="맑은 고딕"/>
+          <w:b w:val="0"/>
+          <w:sz w:val="17"/>
+          <w:u w:val="none"/>
+        </w:rPr>
+        <w:t xml:space="preserve"> transport infrastructure, farming procedures and industrial processes. This transformation cannot happen without fossil fuels. For instance, production of concrete structures and steel elements require amounts of energy that is only possible to produce with fossil energy. Production of solar panels requires ③</w:t>
+      </w:r>
+      <w:r>
+        <w:rPr>
+          <w:rFonts w:ascii="맑은 고딕" w:hAnsi="맑은 고딕" w:eastAsia="맑은 고딕"/>
+          <w:b w:val="0"/>
+          <w:sz w:val="17"/>
+          <w:u w:val="single"/>
+        </w:rPr>
+        <w:t>scarce</w:t>
+      </w:r>
+      <w:r>
+        <w:rPr>
+          <w:rFonts w:ascii="맑은 고딕" w:hAnsi="맑은 고딕" w:eastAsia="맑은 고딕"/>
+          <w:b w:val="0"/>
+          <w:sz w:val="17"/>
+          <w:u w:val="none"/>
+        </w:rPr>
+        <w:t xml:space="preserve"> and expensive minerals which must be excavated, again requiring the use of fossil fuels. So the more forcefully we move toward renewables, the more quickly we burn through fossil energy to build them. This is not only expensive, but also a ④</w:t>
+      </w:r>
+      <w:r>
+        <w:rPr>
+          <w:rFonts w:ascii="맑은 고딕" w:hAnsi="맑은 고딕" w:eastAsia="맑은 고딕"/>
+          <w:b w:val="0"/>
+          <w:sz w:val="17"/>
+          <w:u w:val="single"/>
+        </w:rPr>
+        <w:t>reinforcing</w:t>
+      </w:r>
+      <w:r>
+        <w:rPr>
+          <w:rFonts w:ascii="맑은 고딕" w:hAnsi="맑은 고딕" w:eastAsia="맑은 고딕"/>
+          <w:b w:val="0"/>
+          <w:sz w:val="17"/>
+          <w:u w:val="none"/>
+        </w:rPr>
+        <w:t xml:space="preserve"> factor for our efforts to cut global emissions. Heinberg remarks that the cost of building this new energy infrastructure is ⑤</w:t>
+      </w:r>
+      <w:r>
+        <w:rPr>
+          <w:rFonts w:ascii="맑은 고딕" w:hAnsi="맑은 고딕" w:eastAsia="맑은 고딕"/>
+          <w:b w:val="0"/>
+          <w:sz w:val="17"/>
+          <w:u w:val="single"/>
+        </w:rPr>
+        <w:t>seldom</w:t>
+      </w:r>
+      <w:r>
+        <w:rPr>
+          <w:rFonts w:ascii="맑은 고딕" w:hAnsi="맑은 고딕" w:eastAsia="맑은 고딕"/>
+          <w:b w:val="0"/>
+          <w:sz w:val="17"/>
+          <w:u w:val="none"/>
+        </w:rPr>
+        <w:t xml:space="preserve"> counted in transition proposals, which tend to focus just on energy supply requirements.</w:t>
+      </w:r>
+    </w:p>
+    <w:p>
+      <w:pPr>
+        <w:spacing w:before="0" w:after="20" w:line="276" w:lineRule="auto"/>
+        <w:ind w:left="80"/>
+        <w:snapToGrid w:val="0"/>
+      </w:pPr>
+      <w:r>
+        <w:rPr>
+          <w:rFonts w:ascii="맑은 고딕" w:hAnsi="맑은 고딕" w:eastAsia="맑은 고딕"/>
+          <w:b w:val="0"/>
+          <w:sz w:val="17"/>
+          <w:u w:val="none"/>
+        </w:rPr>
+        <w:t>① ①    ② ②    ③ ③    ④ ④    ⑤ ⑤</w:t>
+      </w:r>
+    </w:p>
+    <w:p>
+      <w:pPr>
+        <w:keepNext/>
+        <w:spacing w:before="80" w:after="40" w:line="276" w:lineRule="auto"/>
+        <w:snapToGrid w:val="0"/>
+        <w:shd w:val="clear" w:color="auto" w:fill="8A3A12"/>
+      </w:pPr>
+      <w:r>
+        <w:rPr>
+          <w:rFonts w:ascii="맑은 고딕" w:hAnsi="맑은 고딕" w:eastAsia="맑은 고딕"/>
+          <w:b/>
+          <w:color w:val="FFFFFF"/>
+          <w:sz w:val="17"/>
+          <w:u w:val="none"/>
+        </w:rPr>
+        <w:t>서답형  34-서1 ~ 34-서2</w:t>
+      </w:r>
+    </w:p>
+    <w:p>
+      <w:pPr>
+        <w:keepNext/>
+        <w:spacing w:before="80" w:after="20" w:line="276" w:lineRule="auto"/>
+        <w:snapToGrid w:val="0"/>
+      </w:pPr>
+      <w:r>
+        <w:rPr>
+          <w:rFonts w:ascii="맑은 고딕" w:hAnsi="맑은 고딕" w:eastAsia="맑은 고딕"/>
+          <w:b/>
+          <w:sz w:val="17"/>
+          <w:u w:val="none"/>
+        </w:rPr>
+        <w:t>34-서1.</w:t>
+      </w:r>
+      <w:r>
+        <w:rPr>
+          <w:rFonts w:ascii="맑은 고딕" w:hAnsi="맑은 고딕" w:eastAsia="맑은 고딕"/>
+          <w:b w:val="0"/>
+          <w:sz w:val="17"/>
+          <w:u w:val="none"/>
+        </w:rPr>
+        <w:t xml:space="preserve"> 다음 글의 밑줄 친 문장과 같은 뜻이 되도록 &lt;보기&gt;의 표현을 모두 사용하여 &lt;조건&gt;에 맞게 영작하시오. [3점] [3.0점]</w:t>
+      </w:r>
+    </w:p>
+    <w:p>
+      <w:pPr>
+        <w:spacing w:before="0" w:after="60" w:line="288" w:lineRule="auto"/>
+        <w:ind w:left="40"/>
+        <w:snapToGrid w:val="0"/>
+        <w:pBdr>
+          <w:top w:val="single" w:sz="4" w:space="2" w:color="999999"/>
+          <w:left w:val="single" w:sz="4" w:space="2" w:color="999999"/>
+          <w:bottom w:val="single" w:sz="4" w:space="2" w:color="999999"/>
+          <w:right w:val="single" w:sz="4" w:space="2" w:color="999999"/>
+        </w:pBdr>
+        <w:shd w:val="clear" w:color="auto" w:fill="F6F3EA"/>
+      </w:pPr>
+      <w:r>
+        <w:rPr>
+          <w:rFonts w:ascii="맑은 고딕" w:hAnsi="맑은 고딕" w:eastAsia="맑은 고딕"/>
+          <w:b w:val="0"/>
+          <w:sz w:val="17"/>
+          <w:u w:val="none"/>
+        </w:rPr>
+        <w:t xml:space="preserve">So the more forcefully we move toward renewables, the more quickly we burn through fossil energy to build them. </w:t>
+      </w:r>
+      <w:r>
+        <w:rPr>
+          <w:rFonts w:ascii="맑은 고딕" w:hAnsi="맑은 고딕" w:eastAsia="맑은 고딕"/>
+          <w:b w:val="0"/>
+          <w:sz w:val="17"/>
+          <w:u w:val="single"/>
+        </w:rPr>
+        <w:t>This is not only expensive, but also an undermining factor for our efforts to cut global emissions.</w:t>
+      </w:r>
+    </w:p>
+    <w:p>
+      <w:pPr>
+        <w:spacing w:before="0" w:after="60" w:line="288" w:lineRule="auto"/>
+        <w:ind w:left="40"/>
+        <w:snapToGrid w:val="0"/>
+        <w:pBdr>
+          <w:top w:val="single" w:sz="4" w:space="2" w:color="9B6BD0"/>
+          <w:left w:val="single" w:sz="4" w:space="2" w:color="9B6BD0"/>
+          <w:bottom w:val="single" w:sz="4" w:space="2" w:color="9B6BD0"/>
+          <w:right w:val="single" w:sz="4" w:space="2" w:color="9B6BD0"/>
+        </w:pBdr>
+        <w:shd w:val="clear" w:color="auto" w:fill="FAF5FF"/>
+      </w:pPr>
+      <w:r>
+        <w:rPr>
+          <w:rFonts w:ascii="맑은 고딕" w:hAnsi="맑은 고딕" w:eastAsia="맑은 고딕"/>
+          <w:b/>
+          <w:sz w:val="17"/>
+          <w:u w:val="none"/>
+        </w:rPr>
+        <w:t>&lt;보 기&gt;</w:t>
+      </w:r>
+      <w:r>
+        <w:rPr>
+          <w:rFonts w:ascii="맑은 고딕" w:hAnsi="맑은 고딕" w:eastAsia="맑은 고딕"/>
+          <w:b w:val="0"/>
+          <w:sz w:val="17"/>
+          <w:u w:val="none"/>
+        </w:rPr>
+        <w:t xml:space="preserve"> not only / is / this / expensive / but / it / is / also / an undermining factor / for our efforts / to cut / global emissions</w:t>
       </w:r>
     </w:p>
     <w:p>
@@ -1662,11 +2892,103 @@
       <w:r>
         <w:rPr>
           <w:rFonts w:ascii="맑은 고딕" w:hAnsi="맑은 고딕" w:eastAsia="맑은 고딕"/>
+          <w:b/>
+          <w:sz w:val="17"/>
+          <w:u w:val="none"/>
+        </w:rPr>
+        <w:t>&lt;조 건&gt;</w:t>
+      </w:r>
+    </w:p>
+    <w:p>
+      <w:pPr>
+        <w:spacing w:before="0" w:after="0" w:line="288" w:lineRule="auto"/>
+        <w:ind w:left="40"/>
+        <w:snapToGrid w:val="0"/>
+        <w:pBdr>
+          <w:top w:val="single" w:sz="4" w:space="2" w:color="9B6BD0"/>
+          <w:left w:val="single" w:sz="4" w:space="2" w:color="9B6BD0"/>
+          <w:bottom w:val="single" w:sz="4" w:space="2" w:color="9B6BD0"/>
+          <w:right w:val="single" w:sz="4" w:space="2" w:color="9B6BD0"/>
+        </w:pBdr>
+        <w:shd w:val="clear" w:color="auto" w:fill="FAF5FF"/>
+      </w:pPr>
+      <w:r>
+        <w:rPr>
+          <w:rFonts w:ascii="맑은 고딕" w:hAnsi="맑은 고딕" w:eastAsia="맑은 고딕"/>
           <w:b w:val="0"/>
           <w:sz w:val="17"/>
           <w:u w:val="none"/>
         </w:rPr>
-        <w:t>(d) In the context, ⓑ ‘undermining’ can be replaced by ‘supporting’.</w:t>
+        <w:t>1. Use ALL the expressions in the box, each only once.</w:t>
+      </w:r>
+    </w:p>
+    <w:p>
+      <w:pPr>
+        <w:spacing w:before="0" w:after="0" w:line="288" w:lineRule="auto"/>
+        <w:ind w:left="40"/>
+        <w:snapToGrid w:val="0"/>
+        <w:pBdr>
+          <w:top w:val="single" w:sz="4" w:space="2" w:color="9B6BD0"/>
+          <w:left w:val="single" w:sz="4" w:space="2" w:color="9B6BD0"/>
+          <w:bottom w:val="single" w:sz="4" w:space="2" w:color="9B6BD0"/>
+          <w:right w:val="single" w:sz="4" w:space="2" w:color="9B6BD0"/>
+        </w:pBdr>
+        <w:shd w:val="clear" w:color="auto" w:fill="FAF5FF"/>
+      </w:pPr>
+      <w:r>
+        <w:rPr>
+          <w:rFonts w:ascii="맑은 고딕" w:hAnsi="맑은 고딕" w:eastAsia="맑은 고딕"/>
+          <w:b w:val="0"/>
+          <w:sz w:val="17"/>
+          <w:u w:val="none"/>
+        </w:rPr>
+        <w:t>2. Do NOT change the form of any word, and do NOT add any other words.</w:t>
+      </w:r>
+    </w:p>
+    <w:p>
+      <w:pPr>
+        <w:spacing w:before="0" w:after="0" w:line="288" w:lineRule="auto"/>
+        <w:ind w:left="40"/>
+        <w:snapToGrid w:val="0"/>
+        <w:pBdr>
+          <w:top w:val="single" w:sz="4" w:space="2" w:color="9B6BD0"/>
+          <w:left w:val="single" w:sz="4" w:space="2" w:color="9B6BD0"/>
+          <w:bottom w:val="single" w:sz="4" w:space="2" w:color="9B6BD0"/>
+          <w:right w:val="single" w:sz="4" w:space="2" w:color="9B6BD0"/>
+        </w:pBdr>
+        <w:shd w:val="clear" w:color="auto" w:fill="FAF5FF"/>
+      </w:pPr>
+      <w:r>
+        <w:rPr>
+          <w:rFonts w:ascii="맑은 고딕" w:hAnsi="맑은 고딕" w:eastAsia="맑은 고딕"/>
+          <w:b w:val="0"/>
+          <w:sz w:val="17"/>
+          <w:u w:val="none"/>
+        </w:rPr>
+        <w:t>3. Begin with ‘Not only’ and use inversion (‘Not only + be동사 + 주어’).</w:t>
+      </w:r>
+    </w:p>
+    <w:p>
+      <w:pPr>
+        <w:spacing w:before="0" w:after="0" w:line="288" w:lineRule="auto"/>
+        <w:ind w:left="40"/>
+        <w:snapToGrid w:val="0"/>
+        <w:pBdr>
+          <w:top w:val="single" w:sz="4" w:space="2" w:color="9B6BD0"/>
+          <w:left w:val="single" w:sz="4" w:space="2" w:color="9B6BD0"/>
+          <w:bottom w:val="single" w:sz="4" w:space="2" w:color="9B6BD0"/>
+          <w:right w:val="single" w:sz="4" w:space="2" w:color="9B6BD0"/>
+        </w:pBdr>
+        <w:shd w:val="clear" w:color="auto" w:fill="FAF5FF"/>
+      </w:pPr>
+      <w:r>
+        <w:rPr>
+          <w:rFonts w:ascii="맑은 고딕" w:hAnsi="맑은 고딕" w:eastAsia="맑은 고딕"/>
+          <w:b w:val="0"/>
+          <w:sz w:val="17"/>
+          <w:u w:val="none"/>
+        </w:rPr>
+        <w:t>4. Write 17 words in total (box items of two or more words count by their words).</w:t>
       </w:r>
     </w:p>
     <w:p>
@@ -1689,13 +3011,12 @@
           <w:sz w:val="17"/>
           <w:u w:val="none"/>
         </w:rPr>
-        <w:t>(e) According to Heinberg, transition proposals usually include the cost of building new infrastructure.</w:t>
+        <w:t>5. 답안지에 소문항 번호를 정확하게 기입할 것</w:t>
       </w:r>
     </w:p>
     <w:p>
       <w:pPr>
-        <w:spacing w:before="0" w:after="20" w:line="276" w:lineRule="auto"/>
-        <w:ind w:left="80"/>
+        <w:spacing w:before="0" w:after="40" w:line="360" w:lineRule="auto"/>
         <w:snapToGrid w:val="0"/>
       </w:pPr>
       <w:r>
@@ -1705,7 +3026,7 @@
           <w:sz w:val="17"/>
           <w:u w:val="none"/>
         </w:rPr>
-        <w:t>① (a), (c)    ② (b), (d), (e)    ③ (b), (e)    ④ (c), (d)    ⑤ (a), (d), (e)</w:t>
+        <w:t>⇒ Not only ________________________________________________________________________ .</w:t>
       </w:r>
     </w:p>
     <w:p>
@@ -1721,7 +3042,7 @@
           <w:sz w:val="17"/>
           <w:u w:val="none"/>
         </w:rPr>
-        <w:t>34-2.</w:t>
+        <w:t>34-서2.</w:t>
       </w:r>
       <w:r>
         <w:rPr>
@@ -1730,7 +3051,7 @@
           <w:sz w:val="17"/>
           <w:u w:val="none"/>
         </w:rPr>
-        <w:t xml:space="preserve"> 다음 글의 밑줄 친 ⓐ ~ ⓕ 중, 어법상 </w:t>
+        <w:t xml:space="preserve"> 다음 글의 요약문을 완성하시오. 빈칸 (1)~(4)에 &lt;보기&gt;에서 알맞은 단어를 골라 </w:t>
       </w:r>
       <w:r>
         <w:rPr>
@@ -1739,7 +3060,7 @@
           <w:sz w:val="17"/>
           <w:u w:val="single"/>
         </w:rPr>
-        <w:t>틀린</w:t>
+        <w:t>필요하면 어형을 바꾸어</w:t>
       </w:r>
       <w:r>
         <w:rPr>
@@ -1748,7 +3069,7 @@
           <w:sz w:val="17"/>
           <w:u w:val="none"/>
         </w:rPr>
-        <w:t xml:space="preserve"> 것을 모두 고른 것은? [3.1점]</w:t>
+        <w:t xml:space="preserve"> 쓰시오. (한 칸에 한 단어, 중복 사용 불가) [각 0.75점, 총 3점] [3.0점]</w:t>
       </w:r>
     </w:p>
     <w:p>
@@ -1771,16 +3092,53 @@
           <w:sz w:val="17"/>
           <w:u w:val="none"/>
         </w:rPr>
-        <w:t>Richard Heinberg, an American journalist, argues that in building the renewable energy infrastructure to stop global warming, we are actually ⓐ</w:t>
-      </w:r>
+        <w:t>According to the American journalist Richard Heinberg, putting up the renewable energy system needed to halt global warming makes us participants in one of the largest transformations humanity has ever attempted. Beyond solar panels and wind turbines, a whole new set of transport networks, farming methods and industrial processes has to be created. None of this can be done without fossil fuels. Making concrete and steel, for example, takes quantities of energy that only fossil fuels can currently deliver. The production of solar panels calls for rare, costly minerals that have to be dug out of the ground, which once more means burning fossil fuels. So the more forcefully we move toward renewables, the more quickly we burn through fossil energy to build them. Besides being costly, this works against the very goal of lowering global emissions. Heinberg points out that proposals for the energy transition rarely include the cost of constructing the new system; they usually look only at how much energy will have to be supplied.</w:t>
+      </w:r>
+    </w:p>
+    <w:p>
+      <w:pPr>
+        <w:spacing w:before="0" w:after="60" w:line="288" w:lineRule="auto"/>
+        <w:ind w:left="40"/>
+        <w:snapToGrid w:val="0"/>
+        <w:pBdr>
+          <w:top w:val="single" w:sz="4" w:space="2" w:color="C99B4E"/>
+          <w:left w:val="single" w:sz="4" w:space="2" w:color="C99B4E"/>
+          <w:bottom w:val="single" w:sz="4" w:space="2" w:color="C99B4E"/>
+          <w:right w:val="single" w:sz="4" w:space="2" w:color="C99B4E"/>
+        </w:pBdr>
+        <w:shd w:val="clear" w:color="auto" w:fill="FFF8E1"/>
+      </w:pPr>
       <w:r>
         <w:rPr>
           <w:rFonts w:ascii="맑은 고딕" w:hAnsi="맑은 고딕" w:eastAsia="맑은 고딕"/>
           <w:b w:val="0"/>
           <w:sz w:val="17"/>
-          <w:u w:val="single"/>
-        </w:rPr>
-        <w:t>involving</w:t>
+          <w:u w:val="none"/>
+        </w:rPr>
+        <w:t>The (1) ________ of a renewable energy system still (2) ________ on fossil fuels, because concrete, steel and the minerals that must be (3) ________ for solar panels all demand fossil energy; yet this cost is rarely (4) ________ in transition proposals, which look only at future energy supply.</w:t>
+      </w:r>
+    </w:p>
+    <w:p>
+      <w:pPr>
+        <w:spacing w:before="0" w:after="60" w:line="288" w:lineRule="auto"/>
+        <w:ind w:left="40"/>
+        <w:snapToGrid w:val="0"/>
+        <w:pBdr>
+          <w:top w:val="single" w:sz="4" w:space="2" w:color="9B6BD0"/>
+          <w:left w:val="single" w:sz="4" w:space="2" w:color="9B6BD0"/>
+          <w:bottom w:val="single" w:sz="4" w:space="2" w:color="9B6BD0"/>
+          <w:right w:val="single" w:sz="4" w:space="2" w:color="9B6BD0"/>
+        </w:pBdr>
+        <w:shd w:val="clear" w:color="auto" w:fill="FAF5FF"/>
+      </w:pPr>
+      <w:r>
+        <w:rPr>
+          <w:rFonts w:ascii="맑은 고딕" w:hAnsi="맑은 고딕" w:eastAsia="맑은 고딕"/>
+          <w:b/>
+          <w:sz w:val="17"/>
+          <w:u w:val="none"/>
+        </w:rPr>
+        <w:t>&lt;보 기&gt;</w:t>
       </w:r>
       <w:r>
         <w:rPr>
@@ -1789,17 +3147,68 @@
           <w:sz w:val="17"/>
           <w:u w:val="none"/>
         </w:rPr>
-        <w:t xml:space="preserve"> in one of the greatest change projects in human history. In addition ⓑ</w:t>
-      </w:r>
+        <w:t xml:space="preserve"> construct / depend / excavate / count / supply / reduce / rely / destroy / expensive / emit</w:t>
+      </w:r>
+    </w:p>
+    <w:p>
+      <w:pPr>
+        <w:spacing w:before="0" w:after="0" w:line="288" w:lineRule="auto"/>
+        <w:ind w:left="40"/>
+        <w:snapToGrid w:val="0"/>
+        <w:pBdr>
+          <w:top w:val="single" w:sz="4" w:space="2" w:color="9B6BD0"/>
+          <w:left w:val="single" w:sz="4" w:space="2" w:color="9B6BD0"/>
+          <w:bottom w:val="single" w:sz="4" w:space="2" w:color="9B6BD0"/>
+          <w:right w:val="single" w:sz="4" w:space="2" w:color="9B6BD0"/>
+        </w:pBdr>
+        <w:shd w:val="clear" w:color="auto" w:fill="FAF5FF"/>
+      </w:pPr>
+      <w:r>
+        <w:rPr>
+          <w:rFonts w:ascii="맑은 고딕" w:hAnsi="맑은 고딕" w:eastAsia="맑은 고딕"/>
+          <w:b/>
+          <w:sz w:val="17"/>
+          <w:u w:val="none"/>
+        </w:rPr>
+        <w:t>&lt;조 건&gt;</w:t>
+      </w:r>
+    </w:p>
+    <w:p>
+      <w:pPr>
+        <w:spacing w:before="0" w:after="0" w:line="288" w:lineRule="auto"/>
+        <w:ind w:left="40"/>
+        <w:snapToGrid w:val="0"/>
+        <w:pBdr>
+          <w:top w:val="single" w:sz="4" w:space="2" w:color="9B6BD0"/>
+          <w:left w:val="single" w:sz="4" w:space="2" w:color="9B6BD0"/>
+          <w:bottom w:val="single" w:sz="4" w:space="2" w:color="9B6BD0"/>
+          <w:right w:val="single" w:sz="4" w:space="2" w:color="9B6BD0"/>
+        </w:pBdr>
+        <w:shd w:val="clear" w:color="auto" w:fill="FAF5FF"/>
+      </w:pPr>
       <w:r>
         <w:rPr>
           <w:rFonts w:ascii="맑은 고딕" w:hAnsi="맑은 고딕" w:eastAsia="맑은 고딕"/>
           <w:b w:val="0"/>
           <w:sz w:val="17"/>
-          <w:u w:val="single"/>
-        </w:rPr>
-        <w:t>to</w:t>
-      </w:r>
+          <w:u w:val="none"/>
+        </w:rPr>
+        <w:t>1. &lt;보기&gt;의 단어를 골라 필요하면 어형(품사·시제·태)을 바꾸어 쓸 것</w:t>
+      </w:r>
+    </w:p>
+    <w:p>
+      <w:pPr>
+        <w:spacing w:before="0" w:after="60" w:line="288" w:lineRule="auto"/>
+        <w:ind w:left="40"/>
+        <w:snapToGrid w:val="0"/>
+        <w:pBdr>
+          <w:top w:val="single" w:sz="4" w:space="2" w:color="9B6BD0"/>
+          <w:left w:val="single" w:sz="4" w:space="2" w:color="9B6BD0"/>
+          <w:bottom w:val="single" w:sz="4" w:space="2" w:color="9B6BD0"/>
+          <w:right w:val="single" w:sz="4" w:space="2" w:color="9B6BD0"/>
+        </w:pBdr>
+        <w:shd w:val="clear" w:color="auto" w:fill="FAF5FF"/>
+      </w:pPr>
       <w:r>
         <w:rPr>
           <w:rFonts w:ascii="맑은 고딕" w:hAnsi="맑은 고딕" w:eastAsia="맑은 고딕"/>
@@ -1807,95 +3216,40 @@
           <w:sz w:val="17"/>
           <w:u w:val="none"/>
         </w:rPr>
-        <w:t xml:space="preserve"> solar panels and wind turbines, we have to build an alternative transport infrastructure, farming procedures and industrial processes. This transformation cannot happen ⓒ</w:t>
-      </w:r>
+        <w:t>2. 답안지에 소문항 번호를 정확하게 기입할 것  예) 2-(1) 2-(2)</w:t>
+      </w:r>
+    </w:p>
+    <w:p>
+      <w:pPr>
+        <w:spacing w:before="0" w:after="40" w:line="360" w:lineRule="auto"/>
+        <w:snapToGrid w:val="0"/>
+      </w:pPr>
       <w:r>
         <w:rPr>
           <w:rFonts w:ascii="맑은 고딕" w:hAnsi="맑은 고딕" w:eastAsia="맑은 고딕"/>
           <w:b w:val="0"/>
           <w:sz w:val="17"/>
-          <w:u w:val="single"/>
-        </w:rPr>
-        <w:t>without</w:t>
-      </w:r>
-      <w:r>
-        <w:rPr>
-          <w:rFonts w:ascii="맑은 고딕" w:hAnsi="맑은 고딕" w:eastAsia="맑은 고딕"/>
-          <w:b w:val="0"/>
-          <w:sz w:val="17"/>
-          <w:u w:val="none"/>
-        </w:rPr>
-        <w:t xml:space="preserve"> fossil fuels. For instance, production of concrete structures and steel elements require amounts of energy that is only possible to produce with fossil energy. Production of solar panels requires scarce and expensive minerals which ⓓ</w:t>
-      </w:r>
-      <w:r>
-        <w:rPr>
-          <w:rFonts w:ascii="맑은 고딕" w:hAnsi="맑은 고딕" w:eastAsia="맑은 고딕"/>
-          <w:b w:val="0"/>
-          <w:sz w:val="17"/>
-          <w:u w:val="single"/>
-        </w:rPr>
-        <w:t>must excavate</w:t>
-      </w:r>
-      <w:r>
-        <w:rPr>
-          <w:rFonts w:ascii="맑은 고딕" w:hAnsi="맑은 고딕" w:eastAsia="맑은 고딕"/>
-          <w:b w:val="0"/>
-          <w:sz w:val="17"/>
-          <w:u w:val="none"/>
-        </w:rPr>
-        <w:t>, again ⓔ</w:t>
-      </w:r>
-      <w:r>
-        <w:rPr>
-          <w:rFonts w:ascii="맑은 고딕" w:hAnsi="맑은 고딕" w:eastAsia="맑은 고딕"/>
-          <w:b w:val="0"/>
-          <w:sz w:val="17"/>
-          <w:u w:val="single"/>
-        </w:rPr>
-        <w:t>requiring</w:t>
-      </w:r>
-      <w:r>
-        <w:rPr>
-          <w:rFonts w:ascii="맑은 고딕" w:hAnsi="맑은 고딕" w:eastAsia="맑은 고딕"/>
-          <w:b w:val="0"/>
-          <w:sz w:val="17"/>
-          <w:u w:val="none"/>
-        </w:rPr>
-        <w:t xml:space="preserve"> the use of fossil fuels. Thus, the harder we push towards a renewable energy system, ⓕ</w:t>
-      </w:r>
-      <w:r>
-        <w:rPr>
-          <w:rFonts w:ascii="맑은 고딕" w:hAnsi="맑은 고딕" w:eastAsia="맑은 고딕"/>
-          <w:b w:val="0"/>
-          <w:sz w:val="17"/>
-          <w:u w:val="single"/>
-        </w:rPr>
-        <w:t>the fastest</w:t>
-      </w:r>
-      <w:r>
-        <w:rPr>
-          <w:rFonts w:ascii="맑은 고딕" w:hAnsi="맑은 고딕" w:eastAsia="맑은 고딕"/>
-          <w:b w:val="0"/>
-          <w:sz w:val="17"/>
-          <w:u w:val="none"/>
-        </w:rPr>
-        <w:t xml:space="preserve"> we have to use fossil energy for the construction process. This is not only expensive, but also an undermining factor for our efforts to cut global emissions. Heinberg remarks that the cost of building this new energy infrastructure is seldom counted in transition proposals, which tend to focus just on energy supply requirements.</w:t>
+          <w:u w:val="none"/>
+        </w:rPr>
+        <w:t>(1) ______________  (2) ______________  (3) ______________  (4) ______________</w:t>
       </w:r>
     </w:p>
     <w:p>
       <w:pPr>
-        <w:spacing w:before="0" w:after="20" w:line="276" w:lineRule="auto"/>
-        <w:ind w:left="80"/>
+        <w:keepNext/>
+        <w:spacing w:before="80" w:after="40" w:line="276" w:lineRule="auto"/>
         <w:snapToGrid w:val="0"/>
-      </w:pPr>
-      <w:r>
-        <w:rPr>
-          <w:rFonts w:ascii="맑은 고딕" w:hAnsi="맑은 고딕" w:eastAsia="맑은 고딕"/>
-          <w:b w:val="0"/>
+        <w:shd w:val="clear" w:color="auto" w:fill="6B21A8"/>
+      </w:pPr>
+      <w:r>
+        <w:rPr>
+          <w:rFonts w:ascii="맑은 고딕" w:hAnsi="맑은 고딕" w:eastAsia="맑은 고딕"/>
+          <w:b/>
+          <w:color w:val="FFFFFF"/>
           <w:sz w:val="17"/>
           <w:u w:val="none"/>
         </w:rPr>
-        <w:t>① ⓐ, ⓓ    ② ⓑ, ⓒ, ⓔ    ③ ⓐ, ⓓ, ⓕ    ④ ⓓ, ⓔ, ⓕ    ⑤ ⓐ, ⓒ</w:t>
+        <w:t>[지문 구조]  ※ 앞 문항을 모두 푼 뒤에 풀 것</w:t>
       </w:r>
     </w:p>
     <w:p>
@@ -1911,7 +3265,7 @@
           <w:sz w:val="17"/>
           <w:u w:val="none"/>
         </w:rPr>
-        <w:t>34-3.</w:t>
+        <w:t>34-8.</w:t>
       </w:r>
       <w:r>
         <w:rPr>
@@ -1920,7 +3274,30 @@
           <w:sz w:val="17"/>
           <w:u w:val="none"/>
         </w:rPr>
-        <w:t xml:space="preserve"> 다음 글의 (A), (B), (C)의 각 괄호 안에서 문맥과 어법에 맞는 표현으로 가장 적절한 것은? [3.0점]</w:t>
+        <w:t xml:space="preserve"> 글의 흐름으로 보아, 주어진 문장이 들어가기에 가장 적절한 곳은? [2.7점]</w:t>
+      </w:r>
+    </w:p>
+    <w:p>
+      <w:pPr>
+        <w:spacing w:before="0" w:after="60" w:line="288" w:lineRule="auto"/>
+        <w:ind w:left="40"/>
+        <w:snapToGrid w:val="0"/>
+        <w:pBdr>
+          <w:top w:val="single" w:sz="4" w:space="2" w:color="C99B4E"/>
+          <w:left w:val="single" w:sz="4" w:space="2" w:color="C99B4E"/>
+          <w:bottom w:val="single" w:sz="4" w:space="2" w:color="C99B4E"/>
+          <w:right w:val="single" w:sz="4" w:space="2" w:color="C99B4E"/>
+        </w:pBdr>
+        <w:shd w:val="clear" w:color="auto" w:fill="FFF8E1"/>
+      </w:pPr>
+      <w:r>
+        <w:rPr>
+          <w:rFonts w:ascii="맑은 고딕" w:hAnsi="맑은 고딕" w:eastAsia="맑은 고딕"/>
+          <w:b w:val="0"/>
+          <w:sz w:val="17"/>
+          <w:u w:val="none"/>
+        </w:rPr>
+        <w:t>This transformation cannot happen without fossil fuels.</w:t>
       </w:r>
     </w:p>
     <w:p>
@@ -1943,1116 +3320,7 @@
           <w:sz w:val="17"/>
           <w:u w:val="none"/>
         </w:rPr>
-        <w:t>Richard Heinberg, an American journalist, argues that in building the renewable energy infrastructure to stop global warming, we are actually involved in one of the greatest change projects in human history. In addition to solar panels and wind turbines, we have to build an alternative transport infrastructure, farming procedures and industrial processes. This transformation cannot happen without fossil fuels. For instance, production of concrete structures and steel elements require amounts of energy that is only possible to produce with fossil energy. Production of solar panels requires (A) [scarce / plentiful] and expensive minerals which must be excavated, again requiring the use of fossil fuels. Thus, the harder we push towards a renewable energy system, the faster we have to use fossil energy for the construction process. This is not only (C) [expensive / expensively], but also an undermining factor for our efforts to cut global emissions. Heinberg remarks that the cost of building this new energy infrastructure is (B) [seldom / always] counted in transition proposals, which tend to focus just on energy supply requirements.</w:t>
-      </w:r>
-    </w:p>
-    <w:p>
-      <w:pPr>
-        <w:spacing w:before="0" w:after="0" w:line="269" w:lineRule="auto"/>
-        <w:ind w:left="180" w:hanging="180"/>
-        <w:snapToGrid w:val="0"/>
-      </w:pPr>
-      <w:r>
-        <w:rPr>
-          <w:rFonts w:ascii="맑은 고딕" w:hAnsi="맑은 고딕" w:eastAsia="맑은 고딕"/>
-          <w:b w:val="0"/>
-          <w:sz w:val="17"/>
-          <w:u w:val="none"/>
-        </w:rPr>
-        <w:t>① (A) plentiful  (B) seldom  (C) expensive</w:t>
-      </w:r>
-    </w:p>
-    <w:p>
-      <w:pPr>
-        <w:spacing w:before="0" w:after="0" w:line="269" w:lineRule="auto"/>
-        <w:ind w:left="180" w:hanging="180"/>
-        <w:snapToGrid w:val="0"/>
-      </w:pPr>
-      <w:r>
-        <w:rPr>
-          <w:rFonts w:ascii="맑은 고딕" w:hAnsi="맑은 고딕" w:eastAsia="맑은 고딕"/>
-          <w:b w:val="0"/>
-          <w:sz w:val="17"/>
-          <w:u w:val="none"/>
-        </w:rPr>
-        <w:t>② (A) scarce  (B) always  (C) expensive</w:t>
-      </w:r>
-    </w:p>
-    <w:p>
-      <w:pPr>
-        <w:spacing w:before="0" w:after="0" w:line="269" w:lineRule="auto"/>
-        <w:ind w:left="180" w:hanging="180"/>
-        <w:snapToGrid w:val="0"/>
-      </w:pPr>
-      <w:r>
-        <w:rPr>
-          <w:rFonts w:ascii="맑은 고딕" w:hAnsi="맑은 고딕" w:eastAsia="맑은 고딕"/>
-          <w:b w:val="0"/>
-          <w:sz w:val="17"/>
-          <w:u w:val="none"/>
-        </w:rPr>
-        <w:t>③ (A) plentiful  (B) always  (C) expensively</w:t>
-      </w:r>
-    </w:p>
-    <w:p>
-      <w:pPr>
-        <w:spacing w:before="0" w:after="0" w:line="269" w:lineRule="auto"/>
-        <w:ind w:left="180" w:hanging="180"/>
-        <w:snapToGrid w:val="0"/>
-      </w:pPr>
-      <w:r>
-        <w:rPr>
-          <w:rFonts w:ascii="맑은 고딕" w:hAnsi="맑은 고딕" w:eastAsia="맑은 고딕"/>
-          <w:b w:val="0"/>
-          <w:sz w:val="17"/>
-          <w:u w:val="none"/>
-        </w:rPr>
-        <w:t>④ (A) scarce  (B) seldom  (C) expensively</w:t>
-      </w:r>
-    </w:p>
-    <w:p>
-      <w:pPr>
-        <w:spacing w:before="0" w:after="0" w:line="269" w:lineRule="auto"/>
-        <w:ind w:left="180" w:hanging="180"/>
-        <w:snapToGrid w:val="0"/>
-      </w:pPr>
-      <w:r>
-        <w:rPr>
-          <w:rFonts w:ascii="맑은 고딕" w:hAnsi="맑은 고딕" w:eastAsia="맑은 고딕"/>
-          <w:b w:val="0"/>
-          <w:sz w:val="17"/>
-          <w:u w:val="none"/>
-        </w:rPr>
-        <w:t>⑤ (A) scarce  (B) seldom  (C) expensive</w:t>
-      </w:r>
-    </w:p>
-    <w:p>
-      <w:pPr>
-        <w:keepNext/>
-        <w:spacing w:before="80" w:after="20" w:line="276" w:lineRule="auto"/>
-        <w:snapToGrid w:val="0"/>
-      </w:pPr>
-      <w:r>
-        <w:rPr>
-          <w:rFonts w:ascii="맑은 고딕" w:hAnsi="맑은 고딕" w:eastAsia="맑은 고딕"/>
-          <w:b/>
-          <w:sz w:val="17"/>
-          <w:u w:val="none"/>
-        </w:rPr>
-        <w:t>34-4.</w:t>
-      </w:r>
-      <w:r>
-        <w:rPr>
-          <w:rFonts w:ascii="맑은 고딕" w:hAnsi="맑은 고딕" w:eastAsia="맑은 고딕"/>
-          <w:b w:val="0"/>
-          <w:sz w:val="17"/>
-          <w:u w:val="none"/>
-        </w:rPr>
-        <w:t xml:space="preserve"> According to the passage, which of the following is </w:t>
-      </w:r>
-      <w:r>
-        <w:rPr>
-          <w:rFonts w:ascii="맑은 고딕" w:hAnsi="맑은 고딕" w:eastAsia="맑은 고딕"/>
-          <w:b w:val="0"/>
-          <w:sz w:val="17"/>
-          <w:u w:val="single"/>
-        </w:rPr>
-        <w:t>NOT</w:t>
-      </w:r>
-      <w:r>
-        <w:rPr>
-          <w:rFonts w:ascii="맑은 고딕" w:hAnsi="맑은 고딕" w:eastAsia="맑은 고딕"/>
-          <w:b w:val="0"/>
-          <w:sz w:val="17"/>
-          <w:u w:val="none"/>
-        </w:rPr>
-        <w:t xml:space="preserve"> true? [2.8점]</w:t>
-      </w:r>
-    </w:p>
-    <w:p>
-      <w:pPr>
-        <w:spacing w:before="0" w:after="60" w:line="288" w:lineRule="auto"/>
-        <w:ind w:left="40"/>
-        <w:snapToGrid w:val="0"/>
-        <w:pBdr>
-          <w:top w:val="single" w:sz="4" w:space="2" w:color="999999"/>
-          <w:left w:val="single" w:sz="4" w:space="2" w:color="999999"/>
-          <w:bottom w:val="single" w:sz="4" w:space="2" w:color="999999"/>
-          <w:right w:val="single" w:sz="4" w:space="2" w:color="999999"/>
-        </w:pBdr>
-        <w:shd w:val="clear" w:color="auto" w:fill="F6F3EA"/>
-      </w:pPr>
-      <w:r>
-        <w:rPr>
-          <w:rFonts w:ascii="맑은 고딕" w:hAnsi="맑은 고딕" w:eastAsia="맑은 고딕"/>
-          <w:b w:val="0"/>
-          <w:sz w:val="17"/>
-          <w:u w:val="none"/>
-        </w:rPr>
-        <w:t>Richard Heinberg, an American journalist, argues that in building the renewable energy infrastructure to stop global warming, we are actually involved in one of the greatest change projects in human history. In addition to solar panels and wind turbines, we have to build an alternative transport infrastructure, farming procedures and industrial processes. This transformation cannot happen without fossil fuels. For instance, production of concrete structures and steel elements require amounts of energy that is only possible to produce with fossil energy. Production of solar panels requires scarce and expensive minerals which must be excavated, again requiring the use of fossil fuels. Thus, the harder we push towards a renewable energy system, the faster we have to use fossil energy for the construction process. This is not only expensive, but also an undermining factor for our efforts to cut global emissions. Heinberg remarks that the cost of building this new energy infrastructure is seldom counted in transition proposals, which tend to focus just on energy supply requirements.</w:t>
-      </w:r>
-    </w:p>
-    <w:p>
-      <w:pPr>
-        <w:spacing w:before="0" w:after="0" w:line="269" w:lineRule="auto"/>
-        <w:ind w:left="180" w:hanging="180"/>
-        <w:snapToGrid w:val="0"/>
-      </w:pPr>
-      <w:r>
-        <w:rPr>
-          <w:rFonts w:ascii="맑은 고딕" w:hAnsi="맑은 고딕" w:eastAsia="맑은 고딕"/>
-          <w:b w:val="0"/>
-          <w:sz w:val="17"/>
-          <w:u w:val="none"/>
-        </w:rPr>
-        <w:t>① Steel production can easily be powered without fossil fuels.</w:t>
-      </w:r>
-    </w:p>
-    <w:p>
-      <w:pPr>
-        <w:spacing w:before="0" w:after="0" w:line="269" w:lineRule="auto"/>
-        <w:ind w:left="180" w:hanging="180"/>
-        <w:snapToGrid w:val="0"/>
-      </w:pPr>
-      <w:r>
-        <w:rPr>
-          <w:rFonts w:ascii="맑은 고딕" w:hAnsi="맑은 고딕" w:eastAsia="맑은 고딕"/>
-          <w:b w:val="0"/>
-          <w:sz w:val="17"/>
-          <w:u w:val="none"/>
-        </w:rPr>
-        <w:t>② Heinberg is an American journalist.</w:t>
-      </w:r>
-    </w:p>
-    <w:p>
-      <w:pPr>
-        <w:spacing w:before="0" w:after="0" w:line="269" w:lineRule="auto"/>
-        <w:ind w:left="180" w:hanging="180"/>
-        <w:snapToGrid w:val="0"/>
-      </w:pPr>
-      <w:r>
-        <w:rPr>
-          <w:rFonts w:ascii="맑은 고딕" w:hAnsi="맑은 고딕" w:eastAsia="맑은 고딕"/>
-          <w:b w:val="0"/>
-          <w:sz w:val="17"/>
-          <w:u w:val="none"/>
-        </w:rPr>
-        <w:t>③ We need to build more than solar panels and wind turbines.</w:t>
-      </w:r>
-    </w:p>
-    <w:p>
-      <w:pPr>
-        <w:spacing w:before="0" w:after="0" w:line="269" w:lineRule="auto"/>
-        <w:ind w:left="180" w:hanging="180"/>
-        <w:snapToGrid w:val="0"/>
-      </w:pPr>
-      <w:r>
-        <w:rPr>
-          <w:rFonts w:ascii="맑은 고딕" w:hAnsi="맑은 고딕" w:eastAsia="맑은 고딕"/>
-          <w:b w:val="0"/>
-          <w:sz w:val="17"/>
-          <w:u w:val="none"/>
-        </w:rPr>
-        <w:t>④ Making solar panels requires minerals that must be dug out of the ground.</w:t>
-      </w:r>
-    </w:p>
-    <w:p>
-      <w:pPr>
-        <w:spacing w:before="0" w:after="0" w:line="269" w:lineRule="auto"/>
-        <w:ind w:left="180" w:hanging="180"/>
-        <w:snapToGrid w:val="0"/>
-      </w:pPr>
-      <w:r>
-        <w:rPr>
-          <w:rFonts w:ascii="맑은 고딕" w:hAnsi="맑은 고딕" w:eastAsia="맑은 고딕"/>
-          <w:b w:val="0"/>
-          <w:sz w:val="17"/>
-          <w:u w:val="none"/>
-        </w:rPr>
-        <w:t>⑤ Transition proposals tend to focus on energy supply requirements.</w:t>
-      </w:r>
-    </w:p>
-    <w:p>
-      <w:pPr>
-        <w:keepNext/>
-        <w:spacing w:before="80" w:after="20" w:line="276" w:lineRule="auto"/>
-        <w:snapToGrid w:val="0"/>
-      </w:pPr>
-      <w:r>
-        <w:rPr>
-          <w:rFonts w:ascii="맑은 고딕" w:hAnsi="맑은 고딕" w:eastAsia="맑은 고딕"/>
-          <w:b/>
-          <w:sz w:val="17"/>
-          <w:u w:val="none"/>
-        </w:rPr>
-        <w:t>34-5.</w:t>
-      </w:r>
-      <w:r>
-        <w:rPr>
-          <w:rFonts w:ascii="맑은 고딕" w:hAnsi="맑은 고딕" w:eastAsia="맑은 고딕"/>
-          <w:b w:val="0"/>
-          <w:sz w:val="17"/>
-          <w:u w:val="none"/>
-        </w:rPr>
-        <w:t xml:space="preserve"> [A]와 [B]를 읽고 이해한 것으로 가장 적절한 것은? [3.2점]</w:t>
-      </w:r>
-    </w:p>
-    <w:p>
-      <w:pPr>
-        <w:spacing w:before="0" w:after="60" w:line="288" w:lineRule="auto"/>
-        <w:ind w:left="40"/>
-        <w:snapToGrid w:val="0"/>
-        <w:pBdr>
-          <w:top w:val="single" w:sz="4" w:space="2" w:color="999999"/>
-          <w:left w:val="single" w:sz="4" w:space="2" w:color="999999"/>
-          <w:bottom w:val="single" w:sz="4" w:space="2" w:color="999999"/>
-          <w:right w:val="single" w:sz="4" w:space="2" w:color="999999"/>
-        </w:pBdr>
-        <w:shd w:val="clear" w:color="auto" w:fill="F6F3EA"/>
-      </w:pPr>
-      <w:r>
-        <w:rPr>
-          <w:rFonts w:ascii="맑은 고딕" w:hAnsi="맑은 고딕" w:eastAsia="맑은 고딕"/>
-          <w:b w:val="0"/>
-          <w:sz w:val="17"/>
-          <w:u w:val="none"/>
-        </w:rPr>
-        <w:t>[A] Thus, the harder we push towards a renewable energy system, the faster we have to use fossil energy for the construction process. This is not only expensive, but also an undermining factor for our efforts to cut global emissions. Heinberg remarks that the cost of building this new energy infrastructure is seldom counted in transition proposals, which tend to focus just on energy supply requirements.</w:t>
-      </w:r>
-    </w:p>
-    <w:p>
-      <w:pPr>
-        <w:spacing w:before="0" w:after="60" w:line="288" w:lineRule="auto"/>
-        <w:ind w:left="40"/>
-        <w:snapToGrid w:val="0"/>
-        <w:pBdr>
-          <w:top w:val="single" w:sz="4" w:space="2" w:color="6B7FB8"/>
-          <w:left w:val="single" w:sz="4" w:space="2" w:color="6B7FB8"/>
-          <w:bottom w:val="single" w:sz="4" w:space="2" w:color="6B7FB8"/>
-          <w:right w:val="single" w:sz="4" w:space="2" w:color="6B7FB8"/>
-        </w:pBdr>
-        <w:shd w:val="clear" w:color="auto" w:fill="EEF2FF"/>
-      </w:pPr>
-      <w:r>
-        <w:rPr>
-          <w:rFonts w:ascii="맑은 고딕" w:hAnsi="맑은 고딕" w:eastAsia="맑은 고딕"/>
-          <w:b w:val="0"/>
-          <w:sz w:val="17"/>
-          <w:u w:val="none"/>
-        </w:rPr>
-        <w:t>[B] Electric cars produce no exhaust while they are driven. Building one, however, requires a large battery made from metals that are mined and processed with a great deal of energy. A fair comparison of cars must therefore count the emissions created before a car ever reaches the road.</w:t>
-      </w:r>
-    </w:p>
-    <w:p>
-      <w:pPr>
-        <w:spacing w:before="0" w:after="0" w:line="269" w:lineRule="auto"/>
-        <w:ind w:left="180" w:hanging="180"/>
-        <w:snapToGrid w:val="0"/>
-      </w:pPr>
-      <w:r>
-        <w:rPr>
-          <w:rFonts w:ascii="맑은 고딕" w:hAnsi="맑은 고딕" w:eastAsia="맑은 고딕"/>
-          <w:b w:val="0"/>
-          <w:sz w:val="17"/>
-          <w:u w:val="none"/>
-        </w:rPr>
-        <w:t>① [A] argues that we should stop building renewable energy systems.</w:t>
-      </w:r>
-    </w:p>
-    <w:p>
-      <w:pPr>
-        <w:spacing w:before="0" w:after="0" w:line="269" w:lineRule="auto"/>
-        <w:ind w:left="180" w:hanging="180"/>
-        <w:snapToGrid w:val="0"/>
-      </w:pPr>
-      <w:r>
-        <w:rPr>
-          <w:rFonts w:ascii="맑은 고딕" w:hAnsi="맑은 고딕" w:eastAsia="맑은 고딕"/>
-          <w:b w:val="0"/>
-          <w:sz w:val="17"/>
-          <w:u w:val="none"/>
-        </w:rPr>
-        <w:t>② [B] claims that electric cars produce more exhaust than other cars while driving.</w:t>
-      </w:r>
-    </w:p>
-    <w:p>
-      <w:pPr>
-        <w:spacing w:before="0" w:after="0" w:line="269" w:lineRule="auto"/>
-        <w:ind w:left="180" w:hanging="180"/>
-        <w:snapToGrid w:val="0"/>
-      </w:pPr>
-      <w:r>
-        <w:rPr>
-          <w:rFonts w:ascii="맑은 고딕" w:hAnsi="맑은 고딕" w:eastAsia="맑은 고딕"/>
-          <w:b w:val="0"/>
-          <w:sz w:val="17"/>
-          <w:u w:val="none"/>
-        </w:rPr>
-        <w:t>③ Both texts suggest that green technology needs no fossil energy at all.</w:t>
-      </w:r>
-    </w:p>
-    <w:p>
-      <w:pPr>
-        <w:spacing w:before="0" w:after="0" w:line="269" w:lineRule="auto"/>
-        <w:ind w:left="180" w:hanging="180"/>
-        <w:snapToGrid w:val="0"/>
-      </w:pPr>
-      <w:r>
-        <w:rPr>
-          <w:rFonts w:ascii="맑은 고딕" w:hAnsi="맑은 고딕" w:eastAsia="맑은 고딕"/>
-          <w:b w:val="0"/>
-          <w:sz w:val="17"/>
-          <w:u w:val="none"/>
-        </w:rPr>
-        <w:t>④ Both texts point out that the hidden costs of building green technology should be considered.</w:t>
-      </w:r>
-    </w:p>
-    <w:p>
-      <w:pPr>
-        <w:spacing w:before="0" w:after="0" w:line="269" w:lineRule="auto"/>
-        <w:ind w:left="180" w:hanging="180"/>
-        <w:snapToGrid w:val="0"/>
-      </w:pPr>
-      <w:r>
-        <w:rPr>
-          <w:rFonts w:ascii="맑은 고딕" w:hAnsi="맑은 고딕" w:eastAsia="맑은 고딕"/>
-          <w:b w:val="0"/>
-          <w:sz w:val="17"/>
-          <w:u w:val="none"/>
-        </w:rPr>
-        <w:t>⑤ [A] focuses on car batteries, while [B] focuses on wind turbines.</w:t>
-      </w:r>
-    </w:p>
-    <w:p>
-      <w:pPr>
-        <w:keepNext/>
-        <w:spacing w:before="80" w:after="20" w:line="276" w:lineRule="auto"/>
-        <w:snapToGrid w:val="0"/>
-      </w:pPr>
-      <w:r>
-        <w:rPr>
-          <w:rFonts w:ascii="맑은 고딕" w:hAnsi="맑은 고딕" w:eastAsia="맑은 고딕"/>
-          <w:b/>
-          <w:sz w:val="17"/>
-          <w:u w:val="none"/>
-        </w:rPr>
-        <w:t>34-6.</w:t>
-      </w:r>
-      <w:r>
-        <w:rPr>
-          <w:rFonts w:ascii="맑은 고딕" w:hAnsi="맑은 고딕" w:eastAsia="맑은 고딕"/>
-          <w:b w:val="0"/>
-          <w:sz w:val="17"/>
-          <w:u w:val="none"/>
-        </w:rPr>
-        <w:t xml:space="preserve"> 윗글의 제목으로 가장 적절한 것은? [2.9점]</w:t>
-      </w:r>
-    </w:p>
-    <w:p>
-      <w:pPr>
-        <w:spacing w:before="0" w:after="60" w:line="288" w:lineRule="auto"/>
-        <w:ind w:left="40"/>
-        <w:snapToGrid w:val="0"/>
-        <w:pBdr>
-          <w:top w:val="single" w:sz="4" w:space="2" w:color="999999"/>
-          <w:left w:val="single" w:sz="4" w:space="2" w:color="999999"/>
-          <w:bottom w:val="single" w:sz="4" w:space="2" w:color="999999"/>
-          <w:right w:val="single" w:sz="4" w:space="2" w:color="999999"/>
-        </w:pBdr>
-        <w:shd w:val="clear" w:color="auto" w:fill="F6F3EA"/>
-      </w:pPr>
-      <w:r>
-        <w:rPr>
-          <w:rFonts w:ascii="맑은 고딕" w:hAnsi="맑은 고딕" w:eastAsia="맑은 고딕"/>
-          <w:b w:val="0"/>
-          <w:sz w:val="17"/>
-          <w:u w:val="none"/>
-        </w:rPr>
-        <w:t>Richard Heinberg, an American journalist, argues that in building the renewable energy infrastructure to stop global warming, we are actually involved in one of the greatest change projects in human history. In addition to solar panels and wind turbines, we have to build an alternative transport infrastructure, farming procedures and industrial processes. This transformation cannot happen without fossil fuels. For instance, production of concrete structures and steel elements require amounts of energy that is only possible to produce with fossil energy. Production of solar panels requires scarce and expensive minerals which must be excavated, again requiring the use of fossil fuels. Thus, the harder we push towards a renewable energy system, the faster we have to use fossil energy for the construction process. This is not only expensive, but also an undermining factor for our efforts to cut global emissions. Heinberg remarks that the cost of building this new energy infrastructure is seldom counted in transition proposals, which tend to focus just on energy supply requirements.</w:t>
-      </w:r>
-    </w:p>
-    <w:p>
-      <w:pPr>
-        <w:spacing w:before="0" w:after="0" w:line="269" w:lineRule="auto"/>
-        <w:ind w:left="180" w:hanging="180"/>
-        <w:snapToGrid w:val="0"/>
-      </w:pPr>
-      <w:r>
-        <w:rPr>
-          <w:rFonts w:ascii="맑은 고딕" w:hAnsi="맑은 고딕" w:eastAsia="맑은 고딕"/>
-          <w:b w:val="0"/>
-          <w:sz w:val="17"/>
-          <w:u w:val="none"/>
-        </w:rPr>
-        <w:t>① Why Solar Panels Are Cheaper Than Ever</w:t>
-      </w:r>
-    </w:p>
-    <w:p>
-      <w:pPr>
-        <w:spacing w:before="0" w:after="0" w:line="269" w:lineRule="auto"/>
-        <w:ind w:left="180" w:hanging="180"/>
-        <w:snapToGrid w:val="0"/>
-      </w:pPr>
-      <w:r>
-        <w:rPr>
-          <w:rFonts w:ascii="맑은 고딕" w:hAnsi="맑은 고딕" w:eastAsia="맑은 고딕"/>
-          <w:b w:val="0"/>
-          <w:sz w:val="17"/>
-          <w:u w:val="none"/>
-        </w:rPr>
-        <w:t>② The Hidden Fossil Cost of Going Green</w:t>
-      </w:r>
-    </w:p>
-    <w:p>
-      <w:pPr>
-        <w:spacing w:before="0" w:after="0" w:line="269" w:lineRule="auto"/>
-        <w:ind w:left="180" w:hanging="180"/>
-        <w:snapToGrid w:val="0"/>
-      </w:pPr>
-      <w:r>
-        <w:rPr>
-          <w:rFonts w:ascii="맑은 고딕" w:hAnsi="맑은 고딕" w:eastAsia="맑은 고딕"/>
-          <w:b w:val="0"/>
-          <w:sz w:val="17"/>
-          <w:u w:val="none"/>
-        </w:rPr>
-        <w:t>③ Fossil Fuels Will Soon Disappear</w:t>
-      </w:r>
-    </w:p>
-    <w:p>
-      <w:pPr>
-        <w:spacing w:before="0" w:after="0" w:line="269" w:lineRule="auto"/>
-        <w:ind w:left="180" w:hanging="180"/>
-        <w:snapToGrid w:val="0"/>
-      </w:pPr>
-      <w:r>
-        <w:rPr>
-          <w:rFonts w:ascii="맑은 고딕" w:hAnsi="맑은 고딕" w:eastAsia="맑은 고딕"/>
-          <w:b w:val="0"/>
-          <w:sz w:val="17"/>
-          <w:u w:val="none"/>
-        </w:rPr>
-        <w:t>④ How Journalists Shape Energy Policy</w:t>
-      </w:r>
-    </w:p>
-    <w:p>
-      <w:pPr>
-        <w:spacing w:before="0" w:after="0" w:line="269" w:lineRule="auto"/>
-        <w:ind w:left="180" w:hanging="180"/>
-        <w:snapToGrid w:val="0"/>
-      </w:pPr>
-      <w:r>
-        <w:rPr>
-          <w:rFonts w:ascii="맑은 고딕" w:hAnsi="맑은 고딕" w:eastAsia="맑은 고딕"/>
-          <w:b w:val="0"/>
-          <w:sz w:val="17"/>
-          <w:u w:val="none"/>
-        </w:rPr>
-        <w:t>⑤ Wind Turbines: The Perfect Solution</w:t>
-      </w:r>
-    </w:p>
-    <w:p>
-      <w:pPr>
-        <w:keepNext/>
-        <w:spacing w:before="80" w:after="20" w:line="276" w:lineRule="auto"/>
-        <w:snapToGrid w:val="0"/>
-      </w:pPr>
-      <w:r>
-        <w:rPr>
-          <w:rFonts w:ascii="맑은 고딕" w:hAnsi="맑은 고딕" w:eastAsia="맑은 고딕"/>
-          <w:b/>
-          <w:sz w:val="17"/>
-          <w:u w:val="none"/>
-        </w:rPr>
-        <w:t>34-7.</w:t>
-      </w:r>
-      <w:r>
-        <w:rPr>
-          <w:rFonts w:ascii="맑은 고딕" w:hAnsi="맑은 고딕" w:eastAsia="맑은 고딕"/>
-          <w:b w:val="0"/>
-          <w:sz w:val="17"/>
-          <w:u w:val="none"/>
-        </w:rPr>
-        <w:t xml:space="preserve"> 다음 글에서 전체 흐름과 관계 </w:t>
-      </w:r>
-      <w:r>
-        <w:rPr>
-          <w:rFonts w:ascii="맑은 고딕" w:hAnsi="맑은 고딕" w:eastAsia="맑은 고딕"/>
-          <w:b w:val="0"/>
-          <w:sz w:val="17"/>
-          <w:u w:val="single"/>
-        </w:rPr>
-        <w:t>없는</w:t>
-      </w:r>
-      <w:r>
-        <w:rPr>
-          <w:rFonts w:ascii="맑은 고딕" w:hAnsi="맑은 고딕" w:eastAsia="맑은 고딕"/>
-          <w:b w:val="0"/>
-          <w:sz w:val="17"/>
-          <w:u w:val="none"/>
-        </w:rPr>
-        <w:t xml:space="preserve"> 문장은? [3.0점]</w:t>
-      </w:r>
-    </w:p>
-    <w:p>
-      <w:pPr>
-        <w:spacing w:before="0" w:after="60" w:line="288" w:lineRule="auto"/>
-        <w:ind w:left="40"/>
-        <w:snapToGrid w:val="0"/>
-        <w:pBdr>
-          <w:top w:val="single" w:sz="4" w:space="2" w:color="999999"/>
-          <w:left w:val="single" w:sz="4" w:space="2" w:color="999999"/>
-          <w:bottom w:val="single" w:sz="4" w:space="2" w:color="999999"/>
-          <w:right w:val="single" w:sz="4" w:space="2" w:color="999999"/>
-        </w:pBdr>
-        <w:shd w:val="clear" w:color="auto" w:fill="F6F3EA"/>
-      </w:pPr>
-      <w:r>
-        <w:rPr>
-          <w:rFonts w:ascii="맑은 고딕" w:hAnsi="맑은 고딕" w:eastAsia="맑은 고딕"/>
-          <w:b w:val="0"/>
-          <w:sz w:val="17"/>
-          <w:u w:val="none"/>
-        </w:rPr>
-        <w:t>This transformation cannot happen without fossil fuels. ① For instance, production of concrete structures and steel elements require amounts of energy that is only possible to produce with fossil energy. ② Production of solar panels requires scarce and expensive minerals which must be excavated, again requiring the use of fossil fuels. ③ Many homeowners install solar panels on their roofs to save money on electricity bills. ④ Thus, the harder we push towards a renewable energy system, the faster we have to use fossil energy for the construction process. ⑤ This is not only expensive, but also an undermining factor for our efforts to cut global emissions.</w:t>
-      </w:r>
-    </w:p>
-    <w:p>
-      <w:pPr>
-        <w:spacing w:before="0" w:after="20" w:line="276" w:lineRule="auto"/>
-        <w:ind w:left="80"/>
-        <w:snapToGrid w:val="0"/>
-      </w:pPr>
-      <w:r>
-        <w:rPr>
-          <w:rFonts w:ascii="맑은 고딕" w:hAnsi="맑은 고딕" w:eastAsia="맑은 고딕"/>
-          <w:b w:val="0"/>
-          <w:sz w:val="17"/>
-          <w:u w:val="none"/>
-        </w:rPr>
-        <w:t>① ①    ② ②    ③ ③    ④ ④    ⑤ ⑤</w:t>
-      </w:r>
-    </w:p>
-    <w:p>
-      <w:pPr>
-        <w:keepNext/>
-        <w:spacing w:before="80" w:after="40" w:line="276" w:lineRule="auto"/>
-        <w:snapToGrid w:val="0"/>
-        <w:shd w:val="clear" w:color="auto" w:fill="8A3A12"/>
-      </w:pPr>
-      <w:r>
-        <w:rPr>
-          <w:rFonts w:ascii="맑은 고딕" w:hAnsi="맑은 고딕" w:eastAsia="맑은 고딕"/>
-          <w:b/>
-          <w:color w:val="FFFFFF"/>
-          <w:sz w:val="17"/>
-          <w:u w:val="none"/>
-        </w:rPr>
-        <w:t>서답형  34-서1 ~ 34-서2</w:t>
-      </w:r>
-    </w:p>
-    <w:p>
-      <w:pPr>
-        <w:keepNext/>
-        <w:spacing w:before="80" w:after="20" w:line="276" w:lineRule="auto"/>
-        <w:snapToGrid w:val="0"/>
-      </w:pPr>
-      <w:r>
-        <w:rPr>
-          <w:rFonts w:ascii="맑은 고딕" w:hAnsi="맑은 고딕" w:eastAsia="맑은 고딕"/>
-          <w:b/>
-          <w:sz w:val="17"/>
-          <w:u w:val="none"/>
-        </w:rPr>
-        <w:t>34-서1.</w:t>
-      </w:r>
-      <w:r>
-        <w:rPr>
-          <w:rFonts w:ascii="맑은 고딕" w:hAnsi="맑은 고딕" w:eastAsia="맑은 고딕"/>
-          <w:b w:val="0"/>
-          <w:sz w:val="17"/>
-          <w:u w:val="none"/>
-        </w:rPr>
-        <w:t xml:space="preserve"> 다음 글의 내용을 요약하고자 한다. 빈칸 (1)~(3)에 들어갈 말을 본문에서 찾아 </w:t>
-      </w:r>
-      <w:r>
-        <w:rPr>
-          <w:rFonts w:ascii="맑은 고딕" w:hAnsi="맑은 고딕" w:eastAsia="맑은 고딕"/>
-          <w:b w:val="0"/>
-          <w:sz w:val="17"/>
-          <w:u w:val="single"/>
-        </w:rPr>
-        <w:t>반드시 변형하여</w:t>
-      </w:r>
-      <w:r>
-        <w:rPr>
-          <w:rFonts w:ascii="맑은 고딕" w:hAnsi="맑은 고딕" w:eastAsia="맑은 고딕"/>
-          <w:b w:val="0"/>
-          <w:sz w:val="17"/>
-          <w:u w:val="none"/>
-        </w:rPr>
-        <w:t xml:space="preserve"> 쓰시오. (한 칸에 한 단어) [각 1점, 총 3점] [3.0점]</w:t>
-      </w:r>
-    </w:p>
-    <w:p>
-      <w:pPr>
-        <w:spacing w:before="0" w:after="60" w:line="288" w:lineRule="auto"/>
-        <w:ind w:left="40"/>
-        <w:snapToGrid w:val="0"/>
-        <w:pBdr>
-          <w:top w:val="single" w:sz="4" w:space="2" w:color="999999"/>
-          <w:left w:val="single" w:sz="4" w:space="2" w:color="999999"/>
-          <w:bottom w:val="single" w:sz="4" w:space="2" w:color="999999"/>
-          <w:right w:val="single" w:sz="4" w:space="2" w:color="999999"/>
-        </w:pBdr>
-        <w:shd w:val="clear" w:color="auto" w:fill="F6F3EA"/>
-      </w:pPr>
-      <w:r>
-        <w:rPr>
-          <w:rFonts w:ascii="맑은 고딕" w:hAnsi="맑은 고딕" w:eastAsia="맑은 고딕"/>
-          <w:b w:val="0"/>
-          <w:sz w:val="17"/>
-          <w:u w:val="none"/>
-        </w:rPr>
-        <w:t>Richard Heinberg, an American journalist, argues that in building the renewable energy infrastructure to stop global warming, we are actually involved in one of the greatest change projects in human history. In addition to solar panels and wind turbines, we have to build an alternative transport infrastructure, farming procedures and industrial processes. This transformation cannot happen without fossil fuels. For instance, production of concrete structures and steel elements require amounts of energy that is only possible to produce with fossil energy. Production of solar panels requires scarce and expensive minerals which must be excavated, again requiring the use of fossil fuels. Thus, the harder we push towards a renewable energy system, the faster we have to use fossil energy for the construction process. This is not only expensive, but also an undermining factor for our efforts to cut global emissions. Heinberg remarks that the cost of building this new energy infrastructure is seldom counted in transition proposals, which tend to focus just on energy supply requirements.</w:t>
-      </w:r>
-    </w:p>
-    <w:p>
-      <w:pPr>
-        <w:spacing w:before="0" w:after="60" w:line="288" w:lineRule="auto"/>
-        <w:ind w:left="40"/>
-        <w:snapToGrid w:val="0"/>
-        <w:pBdr>
-          <w:top w:val="single" w:sz="4" w:space="2" w:color="C99B4E"/>
-          <w:left w:val="single" w:sz="4" w:space="2" w:color="C99B4E"/>
-          <w:bottom w:val="single" w:sz="4" w:space="2" w:color="C99B4E"/>
-          <w:right w:val="single" w:sz="4" w:space="2" w:color="C99B4E"/>
-        </w:pBdr>
-        <w:shd w:val="clear" w:color="auto" w:fill="FFF8E1"/>
-      </w:pPr>
-      <w:r>
-        <w:rPr>
-          <w:rFonts w:ascii="맑은 고딕" w:hAnsi="맑은 고딕" w:eastAsia="맑은 고딕"/>
-          <w:b w:val="0"/>
-          <w:sz w:val="17"/>
-          <w:u w:val="none"/>
-        </w:rPr>
-        <w:t>To (1) ________ our energy system, we must (2) ________ a vast new infrastructure, a process that depends on fossil fuels and may (3) ________ our efforts to cut emissions.</w:t>
-      </w:r>
-    </w:p>
-    <w:p>
-      <w:pPr>
-        <w:spacing w:before="0" w:after="0" w:line="288" w:lineRule="auto"/>
-        <w:ind w:left="40"/>
-        <w:snapToGrid w:val="0"/>
-        <w:pBdr>
-          <w:top w:val="single" w:sz="4" w:space="2" w:color="9B6BD0"/>
-          <w:left w:val="single" w:sz="4" w:space="2" w:color="9B6BD0"/>
-          <w:bottom w:val="single" w:sz="4" w:space="2" w:color="9B6BD0"/>
-          <w:right w:val="single" w:sz="4" w:space="2" w:color="9B6BD0"/>
-        </w:pBdr>
-        <w:shd w:val="clear" w:color="auto" w:fill="FAF5FF"/>
-      </w:pPr>
-      <w:r>
-        <w:rPr>
-          <w:rFonts w:ascii="맑은 고딕" w:hAnsi="맑은 고딕" w:eastAsia="맑은 고딕"/>
-          <w:b/>
-          <w:sz w:val="17"/>
-          <w:u w:val="none"/>
-        </w:rPr>
-        <w:t>&lt;조 건&gt;</w:t>
-      </w:r>
-    </w:p>
-    <w:p>
-      <w:pPr>
-        <w:spacing w:before="0" w:after="0" w:line="288" w:lineRule="auto"/>
-        <w:ind w:left="40"/>
-        <w:snapToGrid w:val="0"/>
-        <w:pBdr>
-          <w:top w:val="single" w:sz="4" w:space="2" w:color="9B6BD0"/>
-          <w:left w:val="single" w:sz="4" w:space="2" w:color="9B6BD0"/>
-          <w:bottom w:val="single" w:sz="4" w:space="2" w:color="9B6BD0"/>
-          <w:right w:val="single" w:sz="4" w:space="2" w:color="9B6BD0"/>
-        </w:pBdr>
-        <w:shd w:val="clear" w:color="auto" w:fill="FAF5FF"/>
-      </w:pPr>
-      <w:r>
-        <w:rPr>
-          <w:rFonts w:ascii="맑은 고딕" w:hAnsi="맑은 고딕" w:eastAsia="맑은 고딕"/>
-          <w:b w:val="0"/>
-          <w:sz w:val="17"/>
-          <w:u w:val="none"/>
-        </w:rPr>
-        <w:t>1. 본문의 단어를 반드시 변형(품사·어형)하여 쓸 것 — 본문 형태 그대로 쓰면 0점</w:t>
-      </w:r>
-    </w:p>
-    <w:p>
-      <w:pPr>
-        <w:spacing w:before="0" w:after="60" w:line="288" w:lineRule="auto"/>
-        <w:ind w:left="40"/>
-        <w:snapToGrid w:val="0"/>
-        <w:pBdr>
-          <w:top w:val="single" w:sz="4" w:space="2" w:color="9B6BD0"/>
-          <w:left w:val="single" w:sz="4" w:space="2" w:color="9B6BD0"/>
-          <w:bottom w:val="single" w:sz="4" w:space="2" w:color="9B6BD0"/>
-          <w:right w:val="single" w:sz="4" w:space="2" w:color="9B6BD0"/>
-        </w:pBdr>
-        <w:shd w:val="clear" w:color="auto" w:fill="FAF5FF"/>
-      </w:pPr>
-      <w:r>
-        <w:rPr>
-          <w:rFonts w:ascii="맑은 고딕" w:hAnsi="맑은 고딕" w:eastAsia="맑은 고딕"/>
-          <w:b w:val="0"/>
-          <w:sz w:val="17"/>
-          <w:u w:val="none"/>
-        </w:rPr>
-        <w:t>2. 답안지에 소문항 번호를 정확하게 기입할 것  예) 1-(1) 1-(2) 1-(3)</w:t>
-      </w:r>
-    </w:p>
-    <w:p>
-      <w:pPr>
-        <w:spacing w:before="0" w:after="40" w:line="360" w:lineRule="auto"/>
-        <w:snapToGrid w:val="0"/>
-      </w:pPr>
-      <w:r>
-        <w:rPr>
-          <w:rFonts w:ascii="맑은 고딕" w:hAnsi="맑은 고딕" w:eastAsia="맑은 고딕"/>
-          <w:b w:val="0"/>
-          <w:sz w:val="17"/>
-          <w:u w:val="none"/>
-        </w:rPr>
-        <w:t>(1) ______________   (2) ______________   (3) ______________</w:t>
-      </w:r>
-    </w:p>
-    <w:p>
-      <w:pPr>
-        <w:keepNext/>
-        <w:spacing w:before="80" w:after="20" w:line="276" w:lineRule="auto"/>
-        <w:snapToGrid w:val="0"/>
-      </w:pPr>
-      <w:r>
-        <w:rPr>
-          <w:rFonts w:ascii="맑은 고딕" w:hAnsi="맑은 고딕" w:eastAsia="맑은 고딕"/>
-          <w:b/>
-          <w:sz w:val="17"/>
-          <w:u w:val="none"/>
-        </w:rPr>
-        <w:t>34-서2.</w:t>
-      </w:r>
-      <w:r>
-        <w:rPr>
-          <w:rFonts w:ascii="맑은 고딕" w:hAnsi="맑은 고딕" w:eastAsia="맑은 고딕"/>
-          <w:b w:val="0"/>
-          <w:sz w:val="17"/>
-          <w:u w:val="none"/>
-        </w:rPr>
-        <w:t xml:space="preserve"> 다음 글의 밑줄 친 문장과 같은 뜻이 되도록 &lt;보기&gt;의 표현을 모두 사용하여 &lt;조건&gt;에 맞게 영작하시오. [3점] [3.0점]</w:t>
-      </w:r>
-    </w:p>
-    <w:p>
-      <w:pPr>
-        <w:spacing w:before="0" w:after="60" w:line="288" w:lineRule="auto"/>
-        <w:ind w:left="40"/>
-        <w:snapToGrid w:val="0"/>
-        <w:pBdr>
-          <w:top w:val="single" w:sz="4" w:space="2" w:color="999999"/>
-          <w:left w:val="single" w:sz="4" w:space="2" w:color="999999"/>
-          <w:bottom w:val="single" w:sz="4" w:space="2" w:color="999999"/>
-          <w:right w:val="single" w:sz="4" w:space="2" w:color="999999"/>
-        </w:pBdr>
-        <w:shd w:val="clear" w:color="auto" w:fill="F6F3EA"/>
-      </w:pPr>
-      <w:r>
-        <w:rPr>
-          <w:rFonts w:ascii="맑은 고딕" w:hAnsi="맑은 고딕" w:eastAsia="맑은 고딕"/>
-          <w:b w:val="0"/>
-          <w:sz w:val="17"/>
-          <w:u w:val="none"/>
-        </w:rPr>
-        <w:t xml:space="preserve">This is not only expensive, but also an undermining factor for our efforts to cut global emissions. </w:t>
-      </w:r>
-      <w:r>
-        <w:rPr>
-          <w:rFonts w:ascii="맑은 고딕" w:hAnsi="맑은 고딕" w:eastAsia="맑은 고딕"/>
-          <w:b w:val="0"/>
-          <w:sz w:val="17"/>
-          <w:u w:val="single"/>
-        </w:rPr>
-        <w:t>Heinberg remarks that the cost of building this new energy infrastructure is seldom counted in transition proposals.</w:t>
-      </w:r>
-    </w:p>
-    <w:p>
-      <w:pPr>
-        <w:spacing w:before="0" w:after="60" w:line="288" w:lineRule="auto"/>
-        <w:ind w:left="40"/>
-        <w:snapToGrid w:val="0"/>
-        <w:pBdr>
-          <w:top w:val="single" w:sz="4" w:space="2" w:color="9B6BD0"/>
-          <w:left w:val="single" w:sz="4" w:space="2" w:color="9B6BD0"/>
-          <w:bottom w:val="single" w:sz="4" w:space="2" w:color="9B6BD0"/>
-          <w:right w:val="single" w:sz="4" w:space="2" w:color="9B6BD0"/>
-        </w:pBdr>
-        <w:shd w:val="clear" w:color="auto" w:fill="FAF5FF"/>
-      </w:pPr>
-      <w:r>
-        <w:rPr>
-          <w:rFonts w:ascii="맑은 고딕" w:hAnsi="맑은 고딕" w:eastAsia="맑은 고딕"/>
-          <w:b/>
-          <w:sz w:val="17"/>
-          <w:u w:val="none"/>
-        </w:rPr>
-        <w:t>&lt;보 기&gt;</w:t>
-      </w:r>
-      <w:r>
-        <w:rPr>
-          <w:rFonts w:ascii="맑은 고딕" w:hAnsi="맑은 고딕" w:eastAsia="맑은 고딕"/>
-          <w:b w:val="0"/>
-          <w:sz w:val="17"/>
-          <w:u w:val="none"/>
-        </w:rPr>
-        <w:t xml:space="preserve"> Heinberg / remarks / that / transition proposals / seldom / count / the cost / of / building / this new energy infrastructure</w:t>
-      </w:r>
-    </w:p>
-    <w:p>
-      <w:pPr>
-        <w:spacing w:before="0" w:after="0" w:line="288" w:lineRule="auto"/>
-        <w:ind w:left="40"/>
-        <w:snapToGrid w:val="0"/>
-        <w:pBdr>
-          <w:top w:val="single" w:sz="4" w:space="2" w:color="9B6BD0"/>
-          <w:left w:val="single" w:sz="4" w:space="2" w:color="9B6BD0"/>
-          <w:bottom w:val="single" w:sz="4" w:space="2" w:color="9B6BD0"/>
-          <w:right w:val="single" w:sz="4" w:space="2" w:color="9B6BD0"/>
-        </w:pBdr>
-        <w:shd w:val="clear" w:color="auto" w:fill="FAF5FF"/>
-      </w:pPr>
-      <w:r>
-        <w:rPr>
-          <w:rFonts w:ascii="맑은 고딕" w:hAnsi="맑은 고딕" w:eastAsia="맑은 고딕"/>
-          <w:b/>
-          <w:sz w:val="17"/>
-          <w:u w:val="none"/>
-        </w:rPr>
-        <w:t>&lt;조 건&gt;</w:t>
-      </w:r>
-    </w:p>
-    <w:p>
-      <w:pPr>
-        <w:spacing w:before="0" w:after="0" w:line="288" w:lineRule="auto"/>
-        <w:ind w:left="40"/>
-        <w:snapToGrid w:val="0"/>
-        <w:pBdr>
-          <w:top w:val="single" w:sz="4" w:space="2" w:color="9B6BD0"/>
-          <w:left w:val="single" w:sz="4" w:space="2" w:color="9B6BD0"/>
-          <w:bottom w:val="single" w:sz="4" w:space="2" w:color="9B6BD0"/>
-          <w:right w:val="single" w:sz="4" w:space="2" w:color="9B6BD0"/>
-        </w:pBdr>
-        <w:shd w:val="clear" w:color="auto" w:fill="FAF5FF"/>
-      </w:pPr>
-      <w:r>
-        <w:rPr>
-          <w:rFonts w:ascii="맑은 고딕" w:hAnsi="맑은 고딕" w:eastAsia="맑은 고딕"/>
-          <w:b w:val="0"/>
-          <w:sz w:val="17"/>
-          <w:u w:val="none"/>
-        </w:rPr>
-        <w:t>1. &lt;보기&gt;의 표현을 모두 한 번씩만 사용할 것</w:t>
-      </w:r>
-    </w:p>
-    <w:p>
-      <w:pPr>
-        <w:spacing w:before="0" w:after="0" w:line="288" w:lineRule="auto"/>
-        <w:ind w:left="40"/>
-        <w:snapToGrid w:val="0"/>
-        <w:pBdr>
-          <w:top w:val="single" w:sz="4" w:space="2" w:color="9B6BD0"/>
-          <w:left w:val="single" w:sz="4" w:space="2" w:color="9B6BD0"/>
-          <w:bottom w:val="single" w:sz="4" w:space="2" w:color="9B6BD0"/>
-          <w:right w:val="single" w:sz="4" w:space="2" w:color="9B6BD0"/>
-        </w:pBdr>
-        <w:shd w:val="clear" w:color="auto" w:fill="FAF5FF"/>
-      </w:pPr>
-      <w:r>
-        <w:rPr>
-          <w:rFonts w:ascii="맑은 고딕" w:hAnsi="맑은 고딕" w:eastAsia="맑은 고딕"/>
-          <w:b w:val="0"/>
-          <w:sz w:val="17"/>
-          <w:u w:val="none"/>
-        </w:rPr>
-        <w:t>2. 어형을 바꾸지 말고 다른 단어를 추가하지 말 것</w:t>
-      </w:r>
-    </w:p>
-    <w:p>
-      <w:pPr>
-        <w:spacing w:before="0" w:after="0" w:line="288" w:lineRule="auto"/>
-        <w:ind w:left="40"/>
-        <w:snapToGrid w:val="0"/>
-        <w:pBdr>
-          <w:top w:val="single" w:sz="4" w:space="2" w:color="9B6BD0"/>
-          <w:left w:val="single" w:sz="4" w:space="2" w:color="9B6BD0"/>
-          <w:bottom w:val="single" w:sz="4" w:space="2" w:color="9B6BD0"/>
-          <w:right w:val="single" w:sz="4" w:space="2" w:color="9B6BD0"/>
-        </w:pBdr>
-        <w:shd w:val="clear" w:color="auto" w:fill="FAF5FF"/>
-      </w:pPr>
-      <w:r>
-        <w:rPr>
-          <w:rFonts w:ascii="맑은 고딕" w:hAnsi="맑은 고딕" w:eastAsia="맑은 고딕"/>
-          <w:b w:val="0"/>
-          <w:sz w:val="17"/>
-          <w:u w:val="none"/>
-        </w:rPr>
-        <w:t>3. that절을 능동태로 쓸 것</w:t>
-      </w:r>
-    </w:p>
-    <w:p>
-      <w:pPr>
-        <w:spacing w:before="0" w:after="0" w:line="288" w:lineRule="auto"/>
-        <w:ind w:left="40"/>
-        <w:snapToGrid w:val="0"/>
-        <w:pBdr>
-          <w:top w:val="single" w:sz="4" w:space="2" w:color="9B6BD0"/>
-          <w:left w:val="single" w:sz="4" w:space="2" w:color="9B6BD0"/>
-          <w:bottom w:val="single" w:sz="4" w:space="2" w:color="9B6BD0"/>
-          <w:right w:val="single" w:sz="4" w:space="2" w:color="9B6BD0"/>
-        </w:pBdr>
-        <w:shd w:val="clear" w:color="auto" w:fill="FAF5FF"/>
-      </w:pPr>
-      <w:r>
-        <w:rPr>
-          <w:rFonts w:ascii="맑은 고딕" w:hAnsi="맑은 고딕" w:eastAsia="맑은 고딕"/>
-          <w:b w:val="0"/>
-          <w:sz w:val="17"/>
-          <w:u w:val="none"/>
-        </w:rPr>
-        <w:t>4. 총 15단어로 쓸 것</w:t>
-      </w:r>
-    </w:p>
-    <w:p>
-      <w:pPr>
-        <w:spacing w:before="0" w:after="60" w:line="288" w:lineRule="auto"/>
-        <w:ind w:left="40"/>
-        <w:snapToGrid w:val="0"/>
-        <w:pBdr>
-          <w:top w:val="single" w:sz="4" w:space="2" w:color="9B6BD0"/>
-          <w:left w:val="single" w:sz="4" w:space="2" w:color="9B6BD0"/>
-          <w:bottom w:val="single" w:sz="4" w:space="2" w:color="9B6BD0"/>
-          <w:right w:val="single" w:sz="4" w:space="2" w:color="9B6BD0"/>
-        </w:pBdr>
-        <w:shd w:val="clear" w:color="auto" w:fill="FAF5FF"/>
-      </w:pPr>
-      <w:r>
-        <w:rPr>
-          <w:rFonts w:ascii="맑은 고딕" w:hAnsi="맑은 고딕" w:eastAsia="맑은 고딕"/>
-          <w:b w:val="0"/>
-          <w:sz w:val="17"/>
-          <w:u w:val="none"/>
-        </w:rPr>
-        <w:t>5. 답안지에 소문항 번호를 정확하게 기입할 것</w:t>
-      </w:r>
-    </w:p>
-    <w:p>
-      <w:pPr>
-        <w:spacing w:before="0" w:after="40" w:line="360" w:lineRule="auto"/>
-        <w:snapToGrid w:val="0"/>
-      </w:pPr>
-      <w:r>
-        <w:rPr>
-          <w:rFonts w:ascii="맑은 고딕" w:hAnsi="맑은 고딕" w:eastAsia="맑은 고딕"/>
-          <w:b w:val="0"/>
-          <w:sz w:val="17"/>
-          <w:u w:val="none"/>
-        </w:rPr>
-        <w:t>⇒ Heinberg ______________________________________________________________ .</w:t>
-      </w:r>
-    </w:p>
-    <w:p>
-      <w:pPr>
-        <w:keepNext/>
-        <w:spacing w:before="80" w:after="40" w:line="276" w:lineRule="auto"/>
-        <w:snapToGrid w:val="0"/>
-        <w:shd w:val="clear" w:color="auto" w:fill="6B21A8"/>
-      </w:pPr>
-      <w:r>
-        <w:rPr>
-          <w:rFonts w:ascii="맑은 고딕" w:hAnsi="맑은 고딕" w:eastAsia="맑은 고딕"/>
-          <w:b/>
-          <w:color w:val="FFFFFF"/>
-          <w:sz w:val="17"/>
-          <w:u w:val="none"/>
-        </w:rPr>
-        <w:t>[지문 구조]  ※ 앞 문항을 모두 푼 뒤에 풀 것</w:t>
-      </w:r>
-    </w:p>
-    <w:p>
-      <w:pPr>
-        <w:keepNext/>
-        <w:spacing w:before="80" w:after="20" w:line="276" w:lineRule="auto"/>
-        <w:snapToGrid w:val="0"/>
-      </w:pPr>
-      <w:r>
-        <w:rPr>
-          <w:rFonts w:ascii="맑은 고딕" w:hAnsi="맑은 고딕" w:eastAsia="맑은 고딕"/>
-          <w:b/>
-          <w:sz w:val="17"/>
-          <w:u w:val="none"/>
-        </w:rPr>
-        <w:t>34-8.</w:t>
-      </w:r>
-      <w:r>
-        <w:rPr>
-          <w:rFonts w:ascii="맑은 고딕" w:hAnsi="맑은 고딕" w:eastAsia="맑은 고딕"/>
-          <w:b w:val="0"/>
-          <w:sz w:val="17"/>
-          <w:u w:val="none"/>
-        </w:rPr>
-        <w:t xml:space="preserve"> 글의 흐름으로 보아, 주어진 문장이 들어가기에 가장 적절한 곳은? [2.7점]</w:t>
-      </w:r>
-    </w:p>
-    <w:p>
-      <w:pPr>
-        <w:spacing w:before="0" w:after="60" w:line="288" w:lineRule="auto"/>
-        <w:ind w:left="40"/>
-        <w:snapToGrid w:val="0"/>
-        <w:pBdr>
-          <w:top w:val="single" w:sz="4" w:space="2" w:color="C99B4E"/>
-          <w:left w:val="single" w:sz="4" w:space="2" w:color="C99B4E"/>
-          <w:bottom w:val="single" w:sz="4" w:space="2" w:color="C99B4E"/>
-          <w:right w:val="single" w:sz="4" w:space="2" w:color="C99B4E"/>
-        </w:pBdr>
-        <w:shd w:val="clear" w:color="auto" w:fill="FFF8E1"/>
-      </w:pPr>
-      <w:r>
-        <w:rPr>
-          <w:rFonts w:ascii="맑은 고딕" w:hAnsi="맑은 고딕" w:eastAsia="맑은 고딕"/>
-          <w:b w:val="0"/>
-          <w:sz w:val="17"/>
-          <w:u w:val="none"/>
-        </w:rPr>
-        <w:t>In addition to solar panels and wind turbines, we have to build an alternative transport infrastructure, farming procedures and industrial processes.</w:t>
-      </w:r>
-    </w:p>
-    <w:p>
-      <w:pPr>
-        <w:spacing w:before="0" w:after="60" w:line="288" w:lineRule="auto"/>
-        <w:ind w:left="40"/>
-        <w:snapToGrid w:val="0"/>
-        <w:pBdr>
-          <w:top w:val="single" w:sz="4" w:space="2" w:color="999999"/>
-          <w:left w:val="single" w:sz="4" w:space="2" w:color="999999"/>
-          <w:bottom w:val="single" w:sz="4" w:space="2" w:color="999999"/>
-          <w:right w:val="single" w:sz="4" w:space="2" w:color="999999"/>
-        </w:pBdr>
-        <w:shd w:val="clear" w:color="auto" w:fill="F6F3EA"/>
-      </w:pPr>
-      <w:r>
-        <w:rPr>
-          <w:rFonts w:ascii="맑은 고딕" w:hAnsi="맑은 고딕" w:eastAsia="맑은 고딕"/>
-          <w:b w:val="0"/>
-          <w:sz w:val="17"/>
-          <w:u w:val="none"/>
-        </w:rPr>
-        <w:t>Richard Heinberg, an American journalist, argues that in building the renewable energy infrastructure to stop global warming, we are actually involved in one of the greatest change projects in human history. ( ① ) This transformation cannot happen without fossil fuels. ( ② ) For instance, production of concrete structures and steel elements require amounts of energy that is only possible to produce with fossil energy. ( ③ ) Production of solar panels requires scarce and expensive minerals which must be excavated, again requiring the use of fossil fuels. ( ④ ) Thus, the harder we push towards a renewable energy system, the faster we have to use fossil energy for the construction process. ( ⑤ ) This is not only expensive, but also an undermining factor for our efforts to cut global emissions.</w:t>
+        <w:t>Richard Heinberg, an American journalist, argues that in building the renewable energy infrastructure to stop global warming, we are actually involved in one of the greatest change projects in human history. ( ① ) In addition to solar panels and wind turbines, we have to build an alternative transport infrastructure, farming procedures and industrial processes. ( ② ) For instance, production of concrete structures and steel elements require amounts of energy that is only possible to produce with fossil energy. ( ③ ) Production of solar panels requires scarce and expensive minerals which must be excavated, again requiring the use of fossil fuels. ( ④ ) Thus, the harder we push towards a renewable energy system, the faster we have to use fossil energy for the construction process. ( ⑤ ) This is not only expensive, but also an undermining factor for our efforts to cut global emissions.</w:t>
       </w:r>
     </w:p>
     <w:p>
@@ -3146,7 +3414,7 @@
           <w:sz w:val="15"/>
           <w:u w:val="none"/>
         </w:rPr>
-        <w:t xml:space="preserve"> Heinberg</w:t>
+        <w:t xml:space="preserve"> ★argues (주어 Richard Heinberg 단수 — 동격 삽입구에 속지 말 것)</w:t>
       </w:r>
     </w:p>
     <w:p>
@@ -3171,7 +3439,7 @@
           <w:sz w:val="15"/>
           <w:u w:val="none"/>
         </w:rPr>
-        <w:t xml:space="preserve"> ★argues (주어 Richard Heinberg 단수 — 동격 삽입구 무시)</w:t>
+        <w:t xml:space="preserve"> building (전치사 in + 동명사)</w:t>
       </w:r>
     </w:p>
     <w:p>
@@ -3196,7 +3464,7 @@
           <w:sz w:val="15"/>
           <w:u w:val="none"/>
         </w:rPr>
-        <w:t xml:space="preserve"> ★are (주어 we)</w:t>
+        <w:t xml:space="preserve"> infrastructure</w:t>
       </w:r>
     </w:p>
     <w:p>
@@ -3221,7 +3489,7 @@
           <w:sz w:val="15"/>
           <w:u w:val="none"/>
         </w:rPr>
-        <w:t xml:space="preserve"> ★involved (be involved in ~에 관여하다)</w:t>
+        <w:t xml:space="preserve"> ★involved (be involved in ‘…에 관여된’ 수동)</w:t>
       </w:r>
     </w:p>
     <w:p>
@@ -3246,7 +3514,7 @@
           <w:sz w:val="15"/>
           <w:u w:val="none"/>
         </w:rPr>
-        <w:t xml:space="preserve"> turbines</w:t>
+        <w:t xml:space="preserve"> greatest (인류 역사상 ‘가장 큰’ 변화 프로젝트 — 뒤의 대규모 건설 목록과 호응; smallest는 반대)</w:t>
       </w:r>
     </w:p>
     <w:p>
@@ -3271,7 +3539,7 @@
           <w:sz w:val="15"/>
           <w:u w:val="none"/>
         </w:rPr>
-        <w:t xml:space="preserve"> ★to build (have to + 동사원형)</w:t>
+        <w:t xml:space="preserve"> alternative</w:t>
       </w:r>
     </w:p>
     <w:p>
@@ -3296,7 +3564,7 @@
           <w:sz w:val="15"/>
           <w:u w:val="none"/>
         </w:rPr>
-        <w:t xml:space="preserve"> transformation (This 뒤 주어 → 명사)</w:t>
+        <w:t xml:space="preserve"> transformation (지시형용사 This 뒤 → 명사)</w:t>
       </w:r>
     </w:p>
     <w:p>
@@ -3346,7 +3614,7 @@
           <w:sz w:val="15"/>
           <w:u w:val="none"/>
         </w:rPr>
-        <w:t xml:space="preserve"> ★requires (주어 Production 단수)</w:t>
+        <w:t xml:space="preserve"> ★requires (주어 Production 단수 — of solar panels는 수식어)</w:t>
       </w:r>
     </w:p>
     <w:p>
@@ -3371,7 +3639,7 @@
           <w:sz w:val="15"/>
           <w:u w:val="none"/>
         </w:rPr>
-        <w:t xml:space="preserve"> scarce (희소한 ↔ abundant)</w:t>
+        <w:t xml:space="preserve"> scarce (희귀하고 값비싼 광물 — 뒤 must be excavated와 호응; abundant는 반대)</w:t>
       </w:r>
     </w:p>
     <w:p>
@@ -3421,7 +3689,7 @@
           <w:sz w:val="15"/>
           <w:u w:val="none"/>
         </w:rPr>
-        <w:t xml:space="preserve"> excavated (광물이 ‘채굴되는’ 수동)</w:t>
+        <w:t xml:space="preserve"> excavated (must be + p.p. 수동 ‘발굴되어야 하는’)</w:t>
       </w:r>
     </w:p>
     <w:p>
@@ -3446,7 +3714,7 @@
           <w:sz w:val="15"/>
           <w:u w:val="none"/>
         </w:rPr>
-        <w:t xml:space="preserve"> ★requiring (결과 분사구문 — 채굴이 화석연료 사용을 ‘요구하는’ 능동)</w:t>
+        <w:t xml:space="preserve"> ★requiring (분사구문 — 앞 절 전체가 ‘요구하는’ 능동, 목적어 the use)</w:t>
       </w:r>
     </w:p>
     <w:p>
@@ -3471,7 +3739,7 @@
           <w:sz w:val="15"/>
           <w:u w:val="none"/>
         </w:rPr>
-        <w:t xml:space="preserve"> faster (the 비교급 …, the 비교급 — 더 빨리)</w:t>
+        <w:t xml:space="preserve"> ★harder (the + 비교급, the + 비교급 — push를 수식하는 부사 hard의 비교급)</w:t>
       </w:r>
     </w:p>
     <w:p>
@@ -3496,7 +3764,7 @@
           <w:sz w:val="15"/>
           <w:u w:val="none"/>
         </w:rPr>
-        <w:t xml:space="preserve"> undermining (명사 factor 수식 — 약화시키는 능동)</w:t>
+        <w:t xml:space="preserve"> construction</w:t>
       </w:r>
     </w:p>
     <w:p>
@@ -3521,7 +3789,7 @@
           <w:sz w:val="15"/>
           <w:u w:val="none"/>
         </w:rPr>
-        <w:t xml:space="preserve"> emissions</w:t>
+        <w:t xml:space="preserve"> undermining (명사 factor 수식 — ‘약화시키는’ 현재분사)</w:t>
       </w:r>
     </w:p>
     <w:p>
@@ -3546,7 +3814,7 @@
           <w:sz w:val="15"/>
           <w:u w:val="none"/>
         </w:rPr>
-        <w:t xml:space="preserve"> ★remarks (주어 Heinberg 단수)</w:t>
+        <w:t xml:space="preserve"> emissions</w:t>
       </w:r>
     </w:p>
     <w:p>
@@ -3596,7 +3864,7 @@
           <w:sz w:val="15"/>
           <w:u w:val="none"/>
         </w:rPr>
-        <w:t xml:space="preserve"> seldom (거의 ~않다 — 필자의 비판)</w:t>
+        <w:t xml:space="preserve"> seldom (비용이 ‘거의 계산되지 않는다’ — 뒤 focus just on과 호응; often은 반대)</w:t>
       </w:r>
     </w:p>
     <w:p>
@@ -3621,7 +3889,7 @@
           <w:sz w:val="15"/>
           <w:u w:val="none"/>
         </w:rPr>
-        <w:t xml:space="preserve"> proposals</w:t>
+        <w:t xml:space="preserve"> ★counted (비용이 ‘계산되는’ 수동 — be counted)</w:t>
       </w:r>
     </w:p>
     <w:p>
@@ -3646,7 +3914,7 @@
           <w:sz w:val="15"/>
           <w:u w:val="none"/>
         </w:rPr>
-        <w:t xml:space="preserve"> requirements (명사 supply 뒤 복합명사)</w:t>
+        <w:t xml:space="preserve"> ★tend (일반적 경향의 현재시제 — 앞 is seldom counted와 같은 시점)</w:t>
       </w:r>
     </w:p>
     <w:p>
@@ -3671,7 +3939,7 @@
           <w:sz w:val="15"/>
           <w:u w:val="none"/>
         </w:rPr>
-        <w:t xml:space="preserve"> ○ (사물 선행사 제한적 용법 which = that)</w:t>
+        <w:t xml:space="preserve"> ○ (involved in = engaged in ‘…에 관여하는’)</w:t>
       </w:r>
     </w:p>
     <w:p>
@@ -3696,7 +3964,7 @@
           <w:sz w:val="15"/>
           <w:u w:val="none"/>
         </w:rPr>
-        <w:t xml:space="preserve"> ★✕ — 바른 형태: requiring (능동 분사구문)</w:t>
+        <w:t xml:space="preserve"> ★✕ — 바른 형태: the harder we push (hard의 비교급은 harder; more hard 불가)</w:t>
       </w:r>
     </w:p>
     <w:p>
@@ -3721,7 +3989,7 @@
           <w:sz w:val="15"/>
           <w:u w:val="none"/>
         </w:rPr>
-        <w:t xml:space="preserve"> ○ (계속적 which = and they)</w:t>
+        <w:t xml:space="preserve"> ○ (계속적 용법 which = and these(the proposals))</w:t>
       </w:r>
     </w:p>
     <w:p>
@@ -3746,7 +4014,7 @@
           <w:sz w:val="15"/>
           <w:u w:val="none"/>
         </w:rPr>
-        <w:t xml:space="preserve"> This transformation cannot happen without fossil fuels. (보충 This / 제외 transform)</w:t>
+        <w:t xml:space="preserve"> Production of solar panels requires scarce and expensive minerals which must be excavated, again requiring the use of fossil fuels. (보충 which / 제외 what / require→requires, excavate→excavated, require→requiring)</w:t>
       </w:r>
     </w:p>
     <w:p>
@@ -3771,7 +4039,7 @@
           <w:sz w:val="15"/>
           <w:u w:val="none"/>
         </w:rPr>
-        <w:t xml:space="preserve"> The harder we push towards a renewable energy system, the faster we have to use fossil energy for the construction process. (보충 The / 제외 hardly / hard→harder · fast→faster)</w:t>
+        <w:t xml:space="preserve"> Heinberg remarks that the cost of building this new energy infrastructure is seldom counted in transition proposals, which tend to focus just on energy supply requirements. (보충 that / 제외 often / remark→remarks, build→building, count→counted)</w:t>
       </w:r>
     </w:p>
     <w:p>
@@ -3796,7 +4064,7 @@
           <w:sz w:val="15"/>
           <w:u w:val="none"/>
         </w:rPr>
-        <w:t xml:space="preserve"> This is not only expensive, but also an undermining factor for our efforts to cut global emissions. (undermine→undermining)</w:t>
+        <w:t xml:space="preserve"> Thus, the harder we push towards a renewable energy system, the faster we have to use fossil energy for the construction process. (hard→harder)</w:t>
       </w:r>
     </w:p>
     <w:p>
@@ -3821,7 +4089,7 @@
           <w:sz w:val="15"/>
           <w:u w:val="none"/>
         </w:rPr>
-        <w:t xml:space="preserve"> 태양광·풍력에 더해 교통·농업·산업 기반까지 새로 짓는 대전환</w:t>
+        <w:t xml:space="preserve"> 태양광·풍력에 더해 대체 교통 기반 시설, 농업 절차, 산업 공정까지 구축하는 변화</w:t>
       </w:r>
     </w:p>
     <w:p>
@@ -3846,7 +4114,7 @@
           <w:sz w:val="15"/>
           <w:u w:val="none"/>
         </w:rPr>
-        <w:t xml:space="preserve"> scarce and expensive minerals</w:t>
+        <w:t xml:space="preserve"> use fossil energy for the construction process</w:t>
       </w:r>
     </w:p>
     <w:p>
@@ -3871,7 +4139,7 @@
           <w:sz w:val="15"/>
           <w:u w:val="none"/>
         </w:rPr>
-        <w:t xml:space="preserve"> 재생 에너지 체계로 밀어붙일수록 건설에 화석 에너지를 더 빨리 써야 하는 것</w:t>
+        <w:t xml:space="preserve"> transition proposals</w:t>
       </w:r>
     </w:p>
     <w:p>
@@ -3896,7 +4164,7 @@
           <w:sz w:val="15"/>
           <w:u w:val="none"/>
         </w:rPr>
-        <w:t xml:space="preserve"> transition proposals</w:t>
+        <w:t xml:space="preserve"> 콘크리트 구조물과 강철 요소 생산에 화석 에너지가 필요했던 것</w:t>
       </w:r>
     </w:p>
     <w:p>
@@ -3921,7 +4189,7 @@
           <w:sz w:val="15"/>
           <w:u w:val="none"/>
         </w:rPr>
-        <w:t xml:space="preserve"> ★that (선행사 A city — what 불가)</w:t>
+        <w:t xml:space="preserve"> ★is (주어 the dam itself 단수)</w:t>
       </w:r>
     </w:p>
     <w:p>
@@ -3946,7 +4214,7 @@
           <w:sz w:val="15"/>
           <w:u w:val="none"/>
         </w:rPr>
-        <w:t xml:space="preserve"> ★burn (all of which = diggers, trucks, plants 복수)</w:t>
+        <w:t xml:space="preserve"> ★leading (전선이 ‘뻗어 나가는’ 능동 현재분사)</w:t>
       </w:r>
     </w:p>
     <w:p>
@@ -3971,7 +4239,7 @@
           <w:sz w:val="15"/>
           <w:u w:val="none"/>
         </w:rPr>
-        <w:t xml:space="preserve"> ★adds (주어 the effort 단수)</w:t>
+        <w:t xml:space="preserve"> ★which (선행사 A plan — what 불가)</w:t>
       </w:r>
     </w:p>
     <w:p>
@@ -3996,7 +4264,7 @@
           <w:sz w:val="15"/>
           <w:u w:val="none"/>
         </w:rPr>
-        <w:t xml:space="preserve"> fossil</w:t>
+        <w:t xml:space="preserve"> consumes</w:t>
       </w:r>
     </w:p>
     <w:p>
@@ -4037,7 +4305,7 @@
           <w:sz w:val="15"/>
           <w:u w:val="none"/>
         </w:rPr>
-        <w:t xml:space="preserve"> 정답 ② — (a) ○ (b) ✕ (c) ○ (d) ✕ (e) ✕</w:t>
+        <w:t xml:space="preserve"> 정답 ④ — (A) ○ (B) ○ (C) ✕ (D) ✕</w:t>
       </w:r>
     </w:p>
     <w:p>
@@ -4062,7 +4330,7 @@
           <w:sz w:val="15"/>
           <w:u w:val="none"/>
         </w:rPr>
-        <w:t xml:space="preserve"> 정답 ③ — ⓐ involving → involved / ⓓ must excavate → must be excavated / ⓕ the fastest → the faster</w:t>
+        <w:t xml:space="preserve"> 정답 ②</w:t>
       </w:r>
     </w:p>
     <w:p>
@@ -4087,7 +4355,7 @@
           <w:sz w:val="15"/>
           <w:u w:val="none"/>
         </w:rPr>
-        <w:t xml:space="preserve"> 정답 ⑤ — scarce · seldom · expensive</w:t>
+        <w:t xml:space="preserve"> 정답 ③</w:t>
       </w:r>
     </w:p>
     <w:p>
@@ -4112,7 +4380,7 @@
           <w:sz w:val="15"/>
           <w:u w:val="none"/>
         </w:rPr>
-        <w:t xml:space="preserve"> 정답 ①</w:t>
+        <w:t xml:space="preserve"> 정답 ⑤ — depends · overlooked</w:t>
       </w:r>
     </w:p>
     <w:p>
@@ -4137,7 +4405,7 @@
           <w:sz w:val="15"/>
           <w:u w:val="none"/>
         </w:rPr>
-        <w:t xml:space="preserve"> 정답 ④</w:t>
+        <w:t xml:space="preserve"> 정답 ③</w:t>
       </w:r>
     </w:p>
     <w:p>
@@ -4162,7 +4430,7 @@
           <w:sz w:val="15"/>
           <w:u w:val="none"/>
         </w:rPr>
-        <w:t xml:space="preserve"> 정답 ②</w:t>
+        <w:t xml:space="preserve"> 정답 ①</w:t>
       </w:r>
     </w:p>
     <w:p>
@@ -4187,7 +4455,7 @@
           <w:sz w:val="15"/>
           <w:u w:val="none"/>
         </w:rPr>
-        <w:t xml:space="preserve"> 정답 ③</w:t>
+        <w:t xml:space="preserve"> 정답 ④ — reinforcing → undermining</w:t>
       </w:r>
     </w:p>
     <w:p>
@@ -4212,7 +4480,7 @@
           <w:sz w:val="15"/>
           <w:u w:val="none"/>
         </w:rPr>
-        <w:t xml:space="preserve"> (1) transform  (2) construct  (3) undermine</w:t>
+        <w:t xml:space="preserve"> Not only is this expensive, but it is also an undermining factor for our efforts to cut global emissions.</w:t>
       </w:r>
     </w:p>
     <w:p>
@@ -4237,7 +4505,7 @@
           <w:sz w:val="15"/>
           <w:u w:val="none"/>
         </w:rPr>
-        <w:t xml:space="preserve"> Heinberg remarks that transition proposals seldom count the cost of building this new energy infrastructure.</w:t>
+        <w:t xml:space="preserve"> (1) construction  (2) depends  (3) excavated  (4) counted</w:t>
       </w:r>
     </w:p>
     <w:p>
@@ -4262,7 +4530,7 @@
           <w:sz w:val="15"/>
           <w:u w:val="none"/>
         </w:rPr>
-        <w:t xml:space="preserve"> 정답 ①</w:t>
+        <w:t xml:space="preserve"> 정답 ②</w:t>
       </w:r>
     </w:p>
     <w:p>
@@ -4312,7 +4580,7 @@
           <w:sz w:val="14"/>
           <w:u w:val="none"/>
         </w:rPr>
-        <w:t>(c) [어법 decoy]</w:t>
+        <w:t>(C) [방향 역전]</w:t>
       </w:r>
       <w:r>
         <w:rPr>
@@ -4321,7 +4589,7 @@
           <w:sz w:val="14"/>
           <w:u w:val="none"/>
         </w:rPr>
-        <w:t xml:space="preserve"> 콤마 없는 제한적 용법이므로 that 가능 — 틀렸다고 고르면 ⑤류 오답. </w:t>
+        <w:t xml:space="preserve"> 재생 에너지 ‘목표’와 ‘건설 과정의 연료’를 혼동하면 ✓로 착각. </w:t>
       </w:r>
       <w:r>
         <w:rPr>
@@ -4330,7 +4598,7 @@
           <w:sz w:val="14"/>
           <w:u w:val="none"/>
         </w:rPr>
-        <w:t>(e) [빈도 반전]</w:t>
+        <w:t>(D) [어법 함정]</w:t>
       </w:r>
       <w:r>
         <w:rPr>
@@ -4339,7 +4607,25 @@
           <w:sz w:val="14"/>
           <w:u w:val="none"/>
         </w:rPr>
-        <w:t xml:space="preserve"> seldom(거의 ~않다)을 usually로 뒤집었다.</w:t>
+        <w:t xml:space="preserve"> of the transition 때문에 복수로 보기 쉽다 — (D)를 옳다고 보면 ②. </w:t>
+      </w:r>
+      <w:r>
+        <w:rPr>
+          <w:rFonts w:ascii="맑은 고딕" w:hAnsi="맑은 고딕" w:eastAsia="맑은 고딕"/>
+          <w:b/>
+          <w:sz w:val="14"/>
+          <w:u w:val="none"/>
+        </w:rPr>
+        <w:t>(B) [decoy]</w:t>
+      </w:r>
+      <w:r>
+        <w:rPr>
+          <w:rFonts w:ascii="맑은 고딕" w:hAnsi="맑은 고딕" w:eastAsia="맑은 고딕"/>
+          <w:b w:val="0"/>
+          <w:sz w:val="14"/>
+          <w:u w:val="none"/>
+        </w:rPr>
+        <w:t xml:space="preserve"> 바로 앞 명사 panels에 끌려 call로 고치고 싶게 만든다.</w:t>
       </w:r>
     </w:p>
     <w:p>
@@ -4373,7 +4659,7 @@
           <w:sz w:val="14"/>
           <w:u w:val="none"/>
         </w:rPr>
-        <w:t>ⓕ [최상급 함정]</w:t>
+        <w:t>① [방향 역전]</w:t>
       </w:r>
       <w:r>
         <w:rPr>
@@ -4382,7 +4668,7 @@
           <w:sz w:val="14"/>
           <w:u w:val="none"/>
         </w:rPr>
-        <w:t xml:space="preserve"> 앞의 the harder를 보지 않으면 the fastest도 그럴듯하다 — ①은 ⓕ를 놓친 선지. </w:t>
+        <w:t xml:space="preserve"> 재생 에너지의 ‘목적’을 결과절에 넣은 상식적 오답 — 뒤의 works against과 충돌. </w:t>
       </w:r>
       <w:r>
         <w:rPr>
@@ -4391,7 +4677,7 @@
           <w:sz w:val="14"/>
           <w:u w:val="none"/>
         </w:rPr>
-        <w:t>ⓔ</w:t>
+        <w:t>④ [방향 역전]</w:t>
       </w:r>
       <w:r>
         <w:rPr>
@@ -4400,7 +4686,25 @@
           <w:sz w:val="14"/>
           <w:u w:val="none"/>
         </w:rPr>
-        <w:t xml:space="preserve"> 광물이 화석 연료 사용을 ‘요구하는’ 능동이므로 required 불가.</w:t>
+        <w:t xml:space="preserve"> 배출 감축 노력을 ‘약화’시킨다는 뒤 문장과 반대. </w:t>
+      </w:r>
+      <w:r>
+        <w:rPr>
+          <w:rFonts w:ascii="맑은 고딕" w:hAnsi="맑은 고딕" w:eastAsia="맑은 고딕"/>
+          <w:b/>
+          <w:sz w:val="14"/>
+          <w:u w:val="none"/>
+        </w:rPr>
+        <w:t>⑤</w:t>
+      </w:r>
+      <w:r>
+        <w:rPr>
+          <w:rFonts w:ascii="맑은 고딕" w:hAnsi="맑은 고딕" w:eastAsia="맑은 고딕"/>
+          <w:b w:val="0"/>
+          <w:sz w:val="14"/>
+          <w:u w:val="none"/>
+        </w:rPr>
+        <w:t xml:space="preserve"> 마지막 문장은 제안서가 비용을 ‘빠뜨린다’고 함.</w:t>
       </w:r>
     </w:p>
     <w:p>
@@ -4434,7 +4738,7 @@
           <w:sz w:val="14"/>
           <w:u w:val="none"/>
         </w:rPr>
-        <w:t>④ [한 끗]</w:t>
+        <w:t>③ [열 교차]</w:t>
       </w:r>
       <w:r>
         <w:rPr>
@@ -4443,7 +4747,7 @@
           <w:sz w:val="14"/>
           <w:u w:val="none"/>
         </w:rPr>
-        <w:t xml:space="preserve"> (A)(B)는 맞고 (C)만 부사 — be동사 뒤 보어는 형용사. </w:t>
+        <w:t xml:space="preserve"> 대화에 나온 내용을 반대 열에 배치. </w:t>
       </w:r>
       <w:r>
         <w:rPr>
@@ -4452,7 +4756,7 @@
           <w:sz w:val="14"/>
           <w:u w:val="none"/>
         </w:rPr>
-        <w:t>②</w:t>
+        <w:t>⑤ [한 끗]</w:t>
       </w:r>
       <w:r>
         <w:rPr>
@@ -4461,7 +4765,7 @@
           <w:sz w:val="14"/>
           <w:u w:val="none"/>
         </w:rPr>
-        <w:t xml:space="preserve"> always면 tend to focus just on energy supply requirements와 충돌.</w:t>
+        <w:t xml:space="preserve"> ‘규모’는 대화에서 직접 ‘빠뜨린다’고 말하진 않았지만, 제안서가 공급량만 본다는 말에서 추론되는 정리이므로 일치로 처리.</w:t>
       </w:r>
     </w:p>
     <w:p>
@@ -4495,7 +4799,7 @@
           <w:sz w:val="14"/>
           <w:u w:val="none"/>
         </w:rPr>
-        <w:t>① [조건 반전]</w:t>
+        <w:t>③ [한 끗]</w:t>
       </w:r>
       <w:r>
         <w:rPr>
@@ -4504,7 +4808,7 @@
           <w:sz w:val="14"/>
           <w:u w:val="none"/>
         </w:rPr>
-        <w:t xml:space="preserve"> only possible with fossil energy를 without fossil fuels로 뒤집었다. </w:t>
+        <w:t xml:space="preserve"> (A)는 맞지만 (B) emphasized는 rarely include와 정반대. </w:t>
       </w:r>
       <w:r>
         <w:rPr>
@@ -4513,7 +4817,7 @@
           <w:sz w:val="14"/>
           <w:u w:val="none"/>
         </w:rPr>
-        <w:t>④</w:t>
+        <w:t>② [방향 역전]</w:t>
       </w:r>
       <w:r>
         <w:rPr>
@@ -4522,7 +4826,25 @@
           <w:sz w:val="14"/>
           <w:u w:val="none"/>
         </w:rPr>
-        <w:t xml:space="preserve"> excavated = dug out of the ground 환언 — 참.</w:t>
+        <w:t xml:space="preserve"> 재생 에너지 건설이 화석 연료를 ‘절약’한다는 상식적 오답. </w:t>
+      </w:r>
+      <w:r>
+        <w:rPr>
+          <w:rFonts w:ascii="맑은 고딕" w:hAnsi="맑은 고딕" w:eastAsia="맑은 고딕"/>
+          <w:b/>
+          <w:sz w:val="14"/>
+          <w:u w:val="none"/>
+        </w:rPr>
+        <w:t>①</w:t>
+      </w:r>
+      <w:r>
+        <w:rPr>
+          <w:rFonts w:ascii="맑은 고딕" w:hAnsi="맑은 고딕" w:eastAsia="맑은 고딕"/>
+          <w:b w:val="0"/>
+          <w:sz w:val="14"/>
+          <w:u w:val="none"/>
+        </w:rPr>
+        <w:t xml:space="preserve"> exaggerated — 비용이 과장됐다는 평가는 없다.</w:t>
       </w:r>
     </w:p>
     <w:p>
@@ -4556,7 +4878,7 @@
           <w:sz w:val="14"/>
           <w:u w:val="none"/>
         </w:rPr>
-        <w:t>① [과잉 결론]</w:t>
+        <w:t>③ [방향 역전]</w:t>
       </w:r>
       <w:r>
         <w:rPr>
@@ -4565,7 +4887,7 @@
           <w:sz w:val="14"/>
           <w:u w:val="none"/>
         </w:rPr>
-        <w:t xml:space="preserve"> 필자는 중단이 아니라 ‘비용을 계산하라’고 한다. </w:t>
+        <w:t xml:space="preserve"> 본문 어휘(proposals, cost of constructing)를 그대로 써서 참처럼 보인다. </w:t>
       </w:r>
       <w:r>
         <w:rPr>
@@ -4574,7 +4896,7 @@
           <w:sz w:val="14"/>
           <w:u w:val="none"/>
         </w:rPr>
-        <w:t>② [사실 반전]</w:t>
+        <w:t>⑤ [한 끗 정답지]</w:t>
       </w:r>
       <w:r>
         <w:rPr>
@@ -4583,7 +4905,7 @@
           <w:sz w:val="14"/>
           <w:u w:val="none"/>
         </w:rPr>
-        <w:t xml:space="preserve"> produce no exhaust while they are driven.</w:t>
+        <w:t xml:space="preserve"> this works against the very goal of lowering global emissions의 환언 — 참.</w:t>
       </w:r>
     </w:p>
     <w:p>
@@ -4617,7 +4939,7 @@
           <w:sz w:val="14"/>
           <w:u w:val="none"/>
         </w:rPr>
-        <w:t>① [정반대]</w:t>
+        <w:t>② [방향 역전]</w:t>
       </w:r>
       <w:r>
         <w:rPr>
@@ -4626,7 +4948,7 @@
           <w:sz w:val="14"/>
           <w:u w:val="none"/>
         </w:rPr>
-        <w:t xml:space="preserve"> scarce and expensive minerals. </w:t>
+        <w:t xml:space="preserve"> 본문과 정반대. </w:t>
       </w:r>
       <w:r>
         <w:rPr>
@@ -4635,7 +4957,7 @@
           <w:sz w:val="14"/>
           <w:u w:val="none"/>
         </w:rPr>
-        <w:t>④ [인물 함정]</w:t>
+        <w:t>⑤ [과장]</w:t>
       </w:r>
       <w:r>
         <w:rPr>
@@ -4644,7 +4966,25 @@
           <w:sz w:val="14"/>
           <w:u w:val="none"/>
         </w:rPr>
-        <w:t xml:space="preserve"> 첫 문장의 an American journalist에 끌린 선지 — 인물은 주장의 출처일 뿐.</w:t>
+        <w:t xml:space="preserve"> 필자는 전환을 부정하지 않고 ‘비용 계산’을 요구. </w:t>
+      </w:r>
+      <w:r>
+        <w:rPr>
+          <w:rFonts w:ascii="맑은 고딕" w:hAnsi="맑은 고딕" w:eastAsia="맑은 고딕"/>
+          <w:b/>
+          <w:sz w:val="14"/>
+          <w:u w:val="none"/>
+        </w:rPr>
+        <w:t>③·④</w:t>
+      </w:r>
+      <w:r>
+        <w:rPr>
+          <w:rFonts w:ascii="맑은 고딕" w:hAnsi="맑은 고딕" w:eastAsia="맑은 고딕"/>
+          <w:b w:val="0"/>
+          <w:sz w:val="14"/>
+          <w:u w:val="none"/>
+        </w:rPr>
+        <w:t xml:space="preserve"> 비교·금지 주장은 본문에 없다.</w:t>
       </w:r>
     </w:p>
     <w:p>
@@ -4678,7 +5018,7 @@
           <w:sz w:val="14"/>
           <w:u w:val="none"/>
         </w:rPr>
-        <w:t>③ [소재어 재사용 함정]</w:t>
+        <w:t>⑤ [한 끗]</w:t>
       </w:r>
       <w:r>
         <w:rPr>
@@ -4687,7 +5027,25 @@
           <w:sz w:val="14"/>
           <w:u w:val="none"/>
         </w:rPr>
-        <w:t xml:space="preserve"> solar panels를 그대로 써서 자연스러워 보이지만, 관점이 ‘생산 비용’에서 ‘사용 혜택’으로 바뀌었다.</w:t>
+        <w:t xml:space="preserve"> 마지막 문장을 ‘제안서가 비용을 자주 센다’로 기대하면 seldom이 어색해 보이지만, which tend to focus just on … 이 ‘공급량만 본다’는 뜻이므로 seldom이 맞다. </w:t>
+      </w:r>
+      <w:r>
+        <w:rPr>
+          <w:rFonts w:ascii="맑은 고딕" w:hAnsi="맑은 고딕" w:eastAsia="맑은 고딕"/>
+          <w:b/>
+          <w:sz w:val="14"/>
+          <w:u w:val="none"/>
+        </w:rPr>
+        <w:t>①</w:t>
+      </w:r>
+      <w:r>
+        <w:rPr>
+          <w:rFonts w:ascii="맑은 고딕" w:hAnsi="맑은 고딕" w:eastAsia="맑은 고딕"/>
+          <w:b w:val="0"/>
+          <w:sz w:val="14"/>
+          <w:u w:val="none"/>
+        </w:rPr>
+        <w:t xml:space="preserve"> greatest를 과장으로 의심하기 쉬우나 뒤의 대규모 건설 목록이 근거.</w:t>
       </w:r>
     </w:p>
     <w:p>
@@ -4712,7 +5070,43 @@
           <w:sz w:val="14"/>
           <w:u w:val="none"/>
         </w:rPr>
-        <w:t xml:space="preserve"> (2) build ✕ — 본문 형태 그대로(build) 쓰면 0점, construction의 동사형으로 쓸 것. (3) undermining ✕ — 조동사 뒤 원형. [채점] 각 1점.</w:t>
+        <w:t xml:space="preserve"> </w:t>
+      </w:r>
+      <w:r>
+        <w:rPr>
+          <w:rFonts w:ascii="맑은 고딕" w:hAnsi="맑은 고딕" w:eastAsia="맑은 고딕"/>
+          <w:b/>
+          <w:sz w:val="14"/>
+          <w:u w:val="none"/>
+        </w:rPr>
+        <w:t>Not only this is expensive</w:t>
+      </w:r>
+      <w:r>
+        <w:rPr>
+          <w:rFonts w:ascii="맑은 고딕" w:hAnsi="맑은 고딕" w:eastAsia="맑은 고딕"/>
+          <w:b w:val="0"/>
+          <w:sz w:val="14"/>
+          <w:u w:val="none"/>
+        </w:rPr>
+        <w:t xml:space="preserve"> ✕ — 도치(is this) 누락. </w:t>
+      </w:r>
+      <w:r>
+        <w:rPr>
+          <w:rFonts w:ascii="맑은 고딕" w:hAnsi="맑은 고딕" w:eastAsia="맑은 고딕"/>
+          <w:b/>
+          <w:sz w:val="14"/>
+          <w:u w:val="none"/>
+        </w:rPr>
+        <w:t>but also it is</w:t>
+      </w:r>
+      <w:r>
+        <w:rPr>
+          <w:rFonts w:ascii="맑은 고딕" w:hAnsi="맑은 고딕" w:eastAsia="맑은 고딕"/>
+          <w:b w:val="0"/>
+          <w:sz w:val="14"/>
+          <w:u w:val="none"/>
+        </w:rPr>
+        <w:t xml:space="preserve"> ✕ — also는 be동사 뒤(it is also). [채점] 도치 구조 1.5 / 후반 어순 1 / 철자·단어 수 0.5.</w:t>
       </w:r>
     </w:p>
     <w:p>
@@ -4746,7 +5140,7 @@
           <w:sz w:val="14"/>
           <w:u w:val="none"/>
         </w:rPr>
-        <w:t>count seldom</w:t>
+        <w:t>rely</w:t>
       </w:r>
       <w:r>
         <w:rPr>
@@ -4755,7 +5149,7 @@
           <w:sz w:val="14"/>
           <w:u w:val="none"/>
         </w:rPr>
-        <w:t xml:space="preserve"> ✕ — 빈도부사는 일반동사 앞. </w:t>
+        <w:t xml:space="preserve"> △ — (2)에 relies on도 의미는 통하지만 본문 표현은 depend(cannot be done without) — 둘 다 인정하되 depends 우선. </w:t>
       </w:r>
       <w:r>
         <w:rPr>
@@ -4764,7 +5158,7 @@
           <w:sz w:val="14"/>
           <w:u w:val="none"/>
         </w:rPr>
-        <w:t>counts</w:t>
+        <w:t>supply</w:t>
       </w:r>
       <w:r>
         <w:rPr>
@@ -4773,7 +5167,25 @@
           <w:sz w:val="14"/>
           <w:u w:val="none"/>
         </w:rPr>
-        <w:t xml:space="preserve"> ✕ — 어형 변형 금지 + 주어 proposals 복수. [채점] 능동 구조 1.5 / 어순 1 / 단어 수·철자 0.5.</w:t>
+        <w:t xml:space="preserve"> ✕ — (4)에 넣으면 ‘공급되지 않는다’로 의미 불성립. </w:t>
+      </w:r>
+      <w:r>
+        <w:rPr>
+          <w:rFonts w:ascii="맑은 고딕" w:hAnsi="맑은 고딕" w:eastAsia="맑은 고딕"/>
+          <w:b/>
+          <w:sz w:val="14"/>
+          <w:u w:val="none"/>
+        </w:rPr>
+        <w:t>constructing</w:t>
+      </w:r>
+      <w:r>
+        <w:rPr>
+          <w:rFonts w:ascii="맑은 고딕" w:hAnsi="맑은 고딕" w:eastAsia="맑은 고딕"/>
+          <w:b w:val="0"/>
+          <w:sz w:val="14"/>
+          <w:u w:val="none"/>
+        </w:rPr>
+        <w:t xml:space="preserve"> ✕ — The … of 사이 명사 자리. [채점] 각 0.75, 어형 오류는 0.</w:t>
       </w:r>
     </w:p>
     <w:p>
@@ -4807,7 +5219,7 @@
           <w:sz w:val="14"/>
           <w:u w:val="none"/>
         </w:rPr>
-        <w:t>② [한 끗]</w:t>
+        <w:t>① [한 끗]</w:t>
       </w:r>
       <w:r>
         <w:rPr>
@@ -4816,7 +5228,7 @@
           <w:sz w:val="14"/>
           <w:u w:val="none"/>
         </w:rPr>
-        <w:t xml:space="preserve"> This transformation 뒤에 두면 ‘이 변화’가 무엇인지 설명이 늦게 오고, For instance(화석 연료 사례)와의 연결이 끊긴다.</w:t>
+        <w:t xml:space="preserve"> 첫 문장의 change projects를 This transformation으로 받을 수 있어 보이지만, 그러면 바로 뒤 In addition to … 가 ‘화석 연료 불가’의 예가 아니라 건설 목록이어서 For instance가 받을 주장이 사라진다.</w:t>
       </w:r>
     </w:p>
     <w:p>
@@ -4841,7 +5253,7 @@
           <w:sz w:val="14"/>
           <w:u w:val="none"/>
         </w:rPr>
-        <w:t xml:space="preserve"> 미국인 저널리스트 Richard Heinberg는 지구 온난화를 막기 위해 재생 가능 에너지 기반 시설을 구축할 때 우리는 실제로 인류 역사상 가장 큰 변화 프로젝트 중 하나에 관여하는 것이라고 주장한다. 태양광 패널과 풍력 터빈에 더하여, 우리는 대체 교통 기반 시설, 농업 절차, 산업 공정을 구축해야 한다. 이 변화는 화석 연료 없이는 일어날 수 없다. 예를 들어 콘크리트 구조물과 강철 요소의 생산은 화석 에너지로만 만들어 낼 수 있는 양의 에너지를 필요로 한다. 태양광 패널 생산은 발굴되어야 하는 희귀하고 값비싼 광물을 필요로 하며, 이는 다시 화석 연료 사용을 요구한다. 따라서 재생 에너지 시스템을 향해 더 세게 밀어붙일수록, 우리는 건설 과정에서 화석 에너지를 더 빨리 써야 한다. 이는 비용이 많이 들 뿐만 아니라 전 세계 배출량을 줄이려는 우리의 노력을 약화시키는 요인이다. Heinberg는 이 새로운 에너지 기반 시설을 구축하는 비용이 전환 제안서에서 거의 계산되지 않으며, 제안서들은 에너지 공급 요건에만 집중하는 경향이 있다고 언급한다.</w:t>
+        <w:t xml:space="preserve"> ['미국인 저널리스트 Richard Heinberg는 지구 온난화를 막기 위해 재생 가능 에너지 기반 시설을 구축할 때 우리는 실제로 인류 역사상 가장 큰 변화 프로젝트 중 하나에 관여하는 것이라고 주장한다.', '태양광 패널과 풍력 터빈에 더하여, 우리는 대체 교통 기반 시설, 농업 절차, 산업 공정을 구축해야 한다.', '이 변화는 화석 연료 없이는 일어날 수 없다.', '예를 들어 콘크리트 구조물과 강철 요소의 생산은 화석 에너지로만 만들어 낼 수 있는 양의 에너지를 필요로 한다.', '태양광 패널 생산은 발굴되어야 하는 희귀하고 값비싼 광물을 필요로 하며, 이는 다시 화석 연료 사용을 요구한다.', '따라서 재생 에너지 시스템을 향해 더 세게 밀어붙일수록, 우리는 건설 과정에서 화석 에너지를 더 빨리 써야 한다.', '이는 비용이 많이 들 뿐만 아니라 전 세계 배출량을 줄이려는 우리의 노력을 약화시키는 요인이다.', 'Heinberg는 이 새로운 에너지 기반 시설을 구축하는 비용이 전환 제안서에서 거의 계산되지 않으며, 제안서들은 에너지 공급 요건에만 집중하는 경향이 있다고 언급한다.']</w:t>
       </w:r>
     </w:p>
     <w:p>
@@ -4866,7 +5278,7 @@
           <w:sz w:val="14"/>
           <w:u w:val="none"/>
         </w:rPr>
-        <w:t xml:space="preserve"> 자전거 도로망을 건설하는 일도 비슷한 수수께끼를 낳는다. 자동차를 줄이려는 도시는 먼저 굴착기와 트럭, 아스팔트 공장을 투입해야 하는데, 이것들은 모두 연료를 태운다. 그러니 몇 년 동안은 배출량을 줄이려는 노력이 오히려 배출량을 늘리며, 이는 낙관적인 계획서에서 거의 언급되지 않는 비용이다.</w:t>
+        <w:t xml:space="preserve"> ['수력 발전 댐도 같은 이야기를 들려준다.', '완성된 댐은 수십 년 동안 청정 전력을 공급하겠지만, 댐 자체는 콘크리트와 강철의 산이며, 그 자재를 붓고 들어 올리고 나르는 기계들은 첫 터빈이 돌기 전까지 몇 년 동안 디젤을 태운다.', '현장으로 가는 자갈길, 노동자 숙소, 댐에서 뻗어 나가는 송전선이 더 보태진다.', '댐의 청정 산출량만을 그것이 대체하는 더러운 발전소와 비교하는 계획은 이 초기 청구서를 빠뜨린다.']</w:t>
       </w:r>
     </w:p>
     <w:sectPr>
